--- a/assets/pdf/Donald_Resume.docx
+++ b/assets/pdf/Donald_Resume.docx
@@ -62,13 +62,13 @@
         <w:t xml:space="preserve">data analysis and </w:t>
       </w:r>
       <w:r>
-        <w:t xml:space="preserve">lean principles in process improvement initiatives, cost savings estimates, time studies, capacity analysis, production work </w:t>
+        <w:t xml:space="preserve">lean principles in process improvement initiatives, cost savings estimates, time studies, capacity analysis, work </w:t>
       </w:r>
       <w:r>
         <w:t>schedules</w:t>
       </w:r>
       <w:r>
-        <w:t xml:space="preserve">, production rate modifications, </w:t>
+        <w:t xml:space="preserve">, rate modifications, </w:t>
       </w:r>
       <w:r>
         <w:t xml:space="preserve">staffing requirements, </w:t>
@@ -814,7 +814,7 @@
           <w:color w:val="595959" w:themeColor="text1" w:themeTint="A6"/>
         </w:rPr>
         <w:drawing>
-          <wp:anchor distT="0" distB="0" distL="114300" distR="114300" simplePos="0" relativeHeight="251658240" behindDoc="0" locked="0" layoutInCell="1" allowOverlap="1" wp14:anchorId="64487BD5" wp14:editId="113CA72D">
+          <wp:anchor distT="0" distB="0" distL="114300" distR="114300" simplePos="0" relativeHeight="251658240" behindDoc="0" locked="0" layoutInCell="1" allowOverlap="1" wp14:anchorId="64487BD5" wp14:editId="138B8A89">
             <wp:simplePos x="0" y="0"/>
             <wp:positionH relativeFrom="margin">
               <wp:posOffset>5950613</wp:posOffset>
@@ -1005,9 +1005,11 @@
           <w:numId w:val="5"/>
         </w:numPr>
         <w:rPr>
+          <w:rStyle w:val="Hyperlink"/>
           <w:b/>
           <w:smallCaps/>
           <w:color w:val="595959" w:themeColor="text1" w:themeTint="A6"/>
+          <w:u w:val="none"/>
         </w:rPr>
       </w:pPr>
       <w:r>
@@ -1031,6 +1033,38 @@
     </w:p>
     <w:p>
       <w:pPr>
+        <w:pStyle w:val="ListParagraph"/>
+        <w:numPr>
+          <w:ilvl w:val="0"/>
+          <w:numId w:val="5"/>
+        </w:numPr>
+        <w:rPr>
+          <w:b/>
+          <w:smallCaps/>
+          <w:color w:val="595959" w:themeColor="text1" w:themeTint="A6"/>
+        </w:rPr>
+      </w:pPr>
+      <w:r>
+        <w:rPr>
+          <w:b/>
+          <w:smallCaps/>
+          <w:color w:val="595959" w:themeColor="text1" w:themeTint="A6"/>
+        </w:rPr>
+        <w:t xml:space="preserve">AI for Predictive Maint anomaly detection </w:t>
+      </w:r>
+      <w:hyperlink r:id="rId21" w:history="1">
+        <w:r>
+          <w:rPr>
+            <w:rStyle w:val="Hyperlink"/>
+            <w:b/>
+            <w:smallCaps/>
+          </w:rPr>
+          <w:t>Certificate</w:t>
+        </w:r>
+      </w:hyperlink>
+    </w:p>
+    <w:p>
+      <w:pPr>
         <w:rPr>
           <w:rFonts w:asciiTheme="majorHAnsi" w:hAnsiTheme="majorHAnsi" w:cstheme="majorHAnsi"/>
           <w:b/>
@@ -1086,7 +1120,7 @@
       <w:r>
         <w:t xml:space="preserve"> (</w:t>
       </w:r>
-      <w:hyperlink r:id="rId21" w:history="1">
+      <w:hyperlink r:id="rId22" w:history="1">
         <w:r>
           <w:rPr>
             <w:rStyle w:val="Hyperlink"/>
@@ -1105,12 +1139,12 @@
       </w:r>
     </w:p>
     <w:sectPr>
-      <w:headerReference w:type="even" r:id="rId22"/>
-      <w:headerReference w:type="default" r:id="rId23"/>
-      <w:footerReference w:type="even" r:id="rId24"/>
-      <w:footerReference w:type="default" r:id="rId25"/>
-      <w:headerReference w:type="first" r:id="rId26"/>
-      <w:footerReference w:type="first" r:id="rId27"/>
+      <w:headerReference w:type="even" r:id="rId23"/>
+      <w:headerReference w:type="default" r:id="rId24"/>
+      <w:footerReference w:type="even" r:id="rId25"/>
+      <w:footerReference w:type="default" r:id="rId26"/>
+      <w:headerReference w:type="first" r:id="rId27"/>
+      <w:footerReference w:type="first" r:id="rId28"/>
       <w:pgSz w:w="12240" w:h="15840"/>
       <w:pgMar w:top="720" w:right="720" w:bottom="720" w:left="720" w:header="720" w:footer="720" w:gutter="0"/>
       <w:cols w:space="720"/>

--- a/assets/pdf/Donald_Resume.docx
+++ b/assets/pdf/Donald_Resume.docx
@@ -447,12 +447,6 @@
       <w:pPr>
         <w:ind w:left="720"/>
       </w:pPr>
-      <w:r>
-        <w:rPr>
-          <w:rStyle w:val="lt-line-clampline"/>
-        </w:rPr>
-        <w:t xml:space="preserve">J850 </w:t>
-      </w:r>
       <w:r>
         <w:rPr>
           <w:rStyle w:val="lt-line-clampline"/>
@@ -814,7 +808,7 @@
           <w:color w:val="595959" w:themeColor="text1" w:themeTint="A6"/>
         </w:rPr>
         <w:drawing>
-          <wp:anchor distT="0" distB="0" distL="114300" distR="114300" simplePos="0" relativeHeight="251658240" behindDoc="0" locked="0" layoutInCell="1" allowOverlap="1" wp14:anchorId="64487BD5" wp14:editId="138B8A89">
+          <wp:anchor distT="0" distB="0" distL="114300" distR="114300" simplePos="0" relativeHeight="251658240" behindDoc="0" locked="0" layoutInCell="1" allowOverlap="1" wp14:anchorId="64487BD5" wp14:editId="78F9F7CF">
             <wp:simplePos x="0" y="0"/>
             <wp:positionH relativeFrom="margin">
               <wp:posOffset>5950613</wp:posOffset>

--- a/assets/pdf/Donald_Resume.docx
+++ b/assets/pdf/Donald_Resume.docx
@@ -50,37 +50,7 @@
     </w:p>
     <w:p>
       <w:r>
-        <w:t xml:space="preserve">Industrial Engineer </w:t>
-      </w:r>
-      <w:r>
-        <w:t xml:space="preserve">with manufacturing </w:t>
-      </w:r>
-      <w:r>
-        <w:t xml:space="preserve">experience applying </w:t>
-      </w:r>
-      <w:r>
-        <w:t xml:space="preserve">data analysis and </w:t>
-      </w:r>
-      <w:r>
-        <w:t xml:space="preserve">lean principles in process improvement initiatives, cost savings estimates, time studies, capacity analysis, work </w:t>
-      </w:r>
-      <w:r>
-        <w:t>schedules</w:t>
-      </w:r>
-      <w:r>
-        <w:t xml:space="preserve">, rate modifications, </w:t>
-      </w:r>
-      <w:r>
-        <w:t xml:space="preserve">staffing requirements, </w:t>
-      </w:r>
-      <w:r>
-        <w:t>an</w:t>
-      </w:r>
-      <w:r>
-        <w:t>d</w:t>
-      </w:r>
-      <w:r>
-        <w:t xml:space="preserve"> production metrics.</w:t>
+        <w:t>Industrial Engineer with manufacturing experience harnessing data analysis and lean principles to drive process improvements initiatives. Skilled in data visualizations, data mining, and statistical analysis to communicate insights to cross functional teams. Enabling data driven decisions.</w:t>
       </w:r>
     </w:p>
     <w:p>
@@ -102,13 +72,10 @@
     </w:p>
     <w:p>
       <w:r>
-        <w:t xml:space="preserve">Python, SQL, Tableau, Business Objects, </w:t>
-      </w:r>
-      <w:r>
-        <w:t>Power Query</w:t>
-      </w:r>
-      <w:r>
-        <w:t>, Exploratory Data Analysis, Regression, Machine Learning, Process Improvement, Capacity analysis</w:t>
+        <w:t>Exploratory Data Analysis, Regression, Machine Learning, Process Improvement, Capacity analysis</w:t>
+      </w:r>
+      <w:r>
+        <w:t>, Data Viz</w:t>
       </w:r>
     </w:p>
     <w:p>
@@ -189,6 +156,9 @@
     <w:p>
       <w:pPr>
         <w:ind w:left="720"/>
+        <w:rPr>
+          <w:rStyle w:val="background-details"/>
+        </w:rPr>
       </w:pPr>
       <w:r>
         <w:rPr>
@@ -230,13 +200,217 @@
         <w:rPr>
           <w:rStyle w:val="background-details"/>
         </w:rPr>
+        <w:t xml:space="preserve">17-20 </w:t>
+      </w:r>
+      <w:r>
+        <w:rPr>
+          <w:rStyle w:val="background-details"/>
+        </w:rPr>
         <w:t>Industrial Engineers to develop metrics, data analytics, process improvement opportunities, resources allocation, and constraint mitigation plans.</w:t>
+      </w:r>
+    </w:p>
+    <w:p>
+      <w:pPr>
+        <w:pStyle w:val="ListParagraph"/>
+        <w:numPr>
+          <w:ilvl w:val="0"/>
+          <w:numId w:val="6"/>
+        </w:numPr>
+        <w:rPr>
+          <w:rStyle w:val="background-details"/>
+          <w:sz w:val="20"/>
+          <w:szCs w:val="20"/>
+        </w:rPr>
+        <w:sectPr>
+          <w:headerReference w:type="even" r:id="rId9"/>
+          <w:headerReference w:type="default" r:id="rId10"/>
+          <w:footerReference w:type="even" r:id="rId11"/>
+          <w:footerReference w:type="default" r:id="rId12"/>
+          <w:headerReference w:type="first" r:id="rId13"/>
+          <w:footerReference w:type="first" r:id="rId14"/>
+          <w:pgSz w:w="12240" w:h="15840"/>
+          <w:pgMar w:top="720" w:right="720" w:bottom="720" w:left="720" w:header="720" w:footer="720" w:gutter="0"/>
+          <w:cols w:space="720"/>
+          <w:docGrid w:linePitch="360"/>
+        </w:sectPr>
+      </w:pPr>
+    </w:p>
+    <w:p>
+      <w:pPr>
+        <w:pStyle w:val="ListParagraph"/>
+        <w:numPr>
+          <w:ilvl w:val="0"/>
+          <w:numId w:val="6"/>
+        </w:numPr>
+        <w:rPr>
+          <w:rStyle w:val="background-details"/>
+          <w:sz w:val="20"/>
+          <w:szCs w:val="20"/>
+        </w:rPr>
+      </w:pPr>
+      <w:r>
+        <w:rPr>
+          <w:rStyle w:val="background-details"/>
+          <w:sz w:val="20"/>
+          <w:szCs w:val="20"/>
+        </w:rPr>
+        <w:t xml:space="preserve">Implemented </w:t>
+      </w:r>
+      <w:r>
+        <w:rPr>
+          <w:rStyle w:val="background-details"/>
+          <w:sz w:val="20"/>
+          <w:szCs w:val="20"/>
+        </w:rPr>
+        <w:t xml:space="preserve">AI/ML </w:t>
+      </w:r>
+      <w:r>
+        <w:rPr>
+          <w:rStyle w:val="background-details"/>
+          <w:sz w:val="20"/>
+          <w:szCs w:val="20"/>
+        </w:rPr>
+        <w:t xml:space="preserve">Capstone </w:t>
+      </w:r>
+      <w:r>
+        <w:rPr>
+          <w:rStyle w:val="background-details"/>
+          <w:sz w:val="20"/>
+          <w:szCs w:val="20"/>
+        </w:rPr>
+        <w:t>Project</w:t>
+      </w:r>
+      <w:r>
+        <w:rPr>
+          <w:rStyle w:val="background-details"/>
+          <w:sz w:val="20"/>
+          <w:szCs w:val="20"/>
+        </w:rPr>
+        <w:t xml:space="preserve"> </w:t>
+      </w:r>
+      <w:r>
+        <w:rPr>
+          <w:rStyle w:val="background-details"/>
+          <w:sz w:val="20"/>
+          <w:szCs w:val="20"/>
+        </w:rPr>
+        <w:t>f</w:t>
+      </w:r>
+      <w:r>
+        <w:rPr>
+          <w:rStyle w:val="background-details"/>
+          <w:sz w:val="20"/>
+          <w:szCs w:val="20"/>
+        </w:rPr>
+        <w:t>orecasting production spans</w:t>
+      </w:r>
+      <w:r>
+        <w:rPr>
+          <w:rStyle w:val="background-details"/>
+          <w:sz w:val="20"/>
+          <w:szCs w:val="20"/>
+        </w:rPr>
+        <w:t xml:space="preserve">, reduce error from week to </w:t>
+      </w:r>
+      <w:r>
+        <w:rPr>
+          <w:rStyle w:val="background-details"/>
+          <w:sz w:val="20"/>
+          <w:szCs w:val="20"/>
+        </w:rPr>
+        <w:t xml:space="preserve">2 </w:t>
+      </w:r>
+      <w:r>
+        <w:rPr>
+          <w:rStyle w:val="background-details"/>
+          <w:sz w:val="20"/>
+          <w:szCs w:val="20"/>
+        </w:rPr>
+        <w:t>days</w:t>
+      </w:r>
+      <w:r>
+        <w:rPr>
+          <w:rStyle w:val="background-details"/>
+          <w:sz w:val="20"/>
+          <w:szCs w:val="20"/>
+        </w:rPr>
+        <w:t xml:space="preserve"> using </w:t>
+      </w:r>
+      <w:proofErr w:type="spellStart"/>
+      <w:r>
+        <w:rPr>
+          <w:rStyle w:val="background-details"/>
+          <w:sz w:val="20"/>
+          <w:szCs w:val="20"/>
+        </w:rPr>
+        <w:t>XGBoost</w:t>
+      </w:r>
+      <w:proofErr w:type="spellEnd"/>
+    </w:p>
+    <w:p>
+      <w:pPr>
+        <w:pStyle w:val="ListParagraph"/>
+        <w:numPr>
+          <w:ilvl w:val="0"/>
+          <w:numId w:val="6"/>
+        </w:numPr>
+        <w:rPr>
+          <w:rStyle w:val="background-details"/>
+          <w:sz w:val="20"/>
+          <w:szCs w:val="20"/>
+        </w:rPr>
+      </w:pPr>
+      <w:r>
+        <w:rPr>
+          <w:rStyle w:val="background-details"/>
+          <w:sz w:val="20"/>
+          <w:szCs w:val="20"/>
+        </w:rPr>
+        <w:t xml:space="preserve">Led multiple </w:t>
+      </w:r>
+      <w:r>
+        <w:rPr>
+          <w:rStyle w:val="background-details"/>
+          <w:sz w:val="20"/>
+          <w:szCs w:val="20"/>
+        </w:rPr>
+        <w:t>Cost and Schedule Impact analysis</w:t>
+      </w:r>
+    </w:p>
+    <w:p>
+      <w:pPr>
+        <w:pStyle w:val="ListParagraph"/>
+        <w:numPr>
+          <w:ilvl w:val="0"/>
+          <w:numId w:val="6"/>
+        </w:numPr>
+      </w:pPr>
+      <w:r>
+        <w:rPr>
+          <w:rStyle w:val="background-details"/>
+          <w:sz w:val="20"/>
+          <w:szCs w:val="20"/>
+        </w:rPr>
+        <w:t>Team skills development</w:t>
       </w:r>
     </w:p>
     <w:p>
       <w:pPr>
         <w:pStyle w:val="Heading3"/>
         <w:ind w:left="720"/>
+        <w:sectPr>
+          <w:type w:val="continuous"/>
+          <w:pgSz w:w="12240" w:h="15840"/>
+          <w:pgMar w:top="720" w:right="720" w:bottom="720" w:left="720" w:header="720" w:footer="720" w:gutter="0"/>
+          <w:cols w:num="2" w:space="0"/>
+          <w:docGrid w:linePitch="360"/>
+        </w:sectPr>
+      </w:pPr>
+    </w:p>
+    <w:p>
+      <w:pPr>
+        <w:pStyle w:val="Heading3"/>
+        <w:ind w:left="720"/>
       </w:pPr>
       <w:r>
         <w:t>10/201</w:t>
@@ -311,6 +485,12 @@
           <w:rStyle w:val="background-details"/>
         </w:rPr>
         <w:t xml:space="preserve">team of </w:t>
+      </w:r>
+      <w:r>
+        <w:rPr>
+          <w:rStyle w:val="background-details"/>
+        </w:rPr>
+        <w:t xml:space="preserve">8-12 </w:t>
       </w:r>
       <w:r>
         <w:rPr>
@@ -501,6 +681,19 @@
       <w:pPr>
         <w:pStyle w:val="Heading3"/>
         <w:ind w:left="720"/>
+        <w:sectPr>
+          <w:type w:val="continuous"/>
+          <w:pgSz w:w="12240" w:h="15840"/>
+          <w:pgMar w:top="720" w:right="720" w:bottom="720" w:left="720" w:header="720" w:footer="720" w:gutter="0"/>
+          <w:cols w:space="720"/>
+          <w:docGrid w:linePitch="360"/>
+        </w:sectPr>
+      </w:pPr>
+    </w:p>
+    <w:p>
+      <w:pPr>
+        <w:pStyle w:val="Heading3"/>
+        <w:ind w:left="720"/>
       </w:pPr>
       <w:r>
         <w:t>5/2012</w:t>
@@ -568,7 +761,13 @@
         <w:rPr>
           <w:rStyle w:val="SubtleReference"/>
         </w:rPr>
-        <w:t xml:space="preserve"> at </w:t>
+        <w:t xml:space="preserve"> </w:t>
+      </w:r>
+      <w:r>
+        <w:rPr>
+          <w:rStyle w:val="SubtleReference"/>
+        </w:rPr>
+        <w:t xml:space="preserve">at </w:t>
       </w:r>
       <w:proofErr w:type="spellStart"/>
       <w:r>
@@ -591,6 +790,44 @@
           <w:rFonts w:asciiTheme="majorHAnsi" w:hAnsiTheme="majorHAnsi" w:cstheme="majorHAnsi"/>
           <w:b/>
           <w:sz w:val="28"/>
+        </w:rPr>
+        <w:sectPr>
+          <w:type w:val="continuous"/>
+          <w:pgSz w:w="12240" w:h="15840"/>
+          <w:pgMar w:top="720" w:right="720" w:bottom="720" w:left="720" w:header="720" w:footer="720" w:gutter="0"/>
+          <w:cols w:num="2" w:space="720"/>
+          <w:docGrid w:linePitch="360"/>
+        </w:sectPr>
+      </w:pPr>
+    </w:p>
+    <w:p>
+      <w:pPr>
+        <w:rPr>
+          <w:rFonts w:asciiTheme="majorHAnsi" w:hAnsiTheme="majorHAnsi" w:cstheme="majorHAnsi"/>
+          <w:b/>
+          <w:sz w:val="28"/>
+        </w:rPr>
+      </w:pPr>
+      <w:r>
+        <w:rPr>
+          <w:rFonts w:asciiTheme="majorHAnsi" w:hAnsiTheme="majorHAnsi" w:cstheme="majorHAnsi"/>
+          <w:b/>
+          <w:sz w:val="28"/>
+        </w:rPr>
+        <w:t>Certifications</w:t>
+      </w:r>
+    </w:p>
+    <w:p>
+      <w:pPr>
+        <w:pStyle w:val="ListParagraph"/>
+        <w:numPr>
+          <w:ilvl w:val="0"/>
+          <w:numId w:val="5"/>
+        </w:numPr>
+        <w:rPr>
+          <w:b/>
+          <w:smallCaps/>
+          <w:color w:val="595959" w:themeColor="text1" w:themeTint="A6"/>
         </w:rPr>
       </w:pPr>
       <w:r>
@@ -601,220 +838,13 @@
           <w:color w:val="595959" w:themeColor="text1" w:themeTint="A6"/>
         </w:rPr>
         <w:drawing>
-          <wp:anchor distT="0" distB="0" distL="114300" distR="114300" simplePos="0" relativeHeight="251661312" behindDoc="0" locked="0" layoutInCell="1" allowOverlap="1" wp14:anchorId="05C52EF7" wp14:editId="037BC347">
-            <wp:simplePos x="0" y="0"/>
-            <wp:positionH relativeFrom="column">
-              <wp:posOffset>3747466</wp:posOffset>
-            </wp:positionH>
-            <wp:positionV relativeFrom="paragraph">
-              <wp:posOffset>95885</wp:posOffset>
-            </wp:positionV>
-            <wp:extent cx="850265" cy="850265"/>
-            <wp:effectExtent l="0" t="0" r="0" b="635"/>
-            <wp:wrapSquare wrapText="bothSides"/>
-            <wp:docPr id="258241539" name="Picture 1">
-              <a:hlinkClick xmlns:a="http://schemas.openxmlformats.org/drawingml/2006/main" r:id="rId9" tooltip="AI Fundamentals Practitioner"/>
-            </wp:docPr>
-            <wp:cNvGraphicFramePr>
-              <a:graphicFrameLocks xmlns:a="http://schemas.openxmlformats.org/drawingml/2006/main" noChangeAspect="1"/>
-            </wp:cNvGraphicFramePr>
-            <a:graphic xmlns:a="http://schemas.openxmlformats.org/drawingml/2006/main">
-              <a:graphicData uri="http://schemas.openxmlformats.org/drawingml/2006/picture">
-                <pic:pic xmlns:pic="http://schemas.openxmlformats.org/drawingml/2006/picture">
-                  <pic:nvPicPr>
-                    <pic:cNvPr id="258241539" name="Picture 1">
-                      <a:hlinkClick r:id="rId9" tooltip="AI Fundamentals Practitioner"/>
-                    </pic:cNvPr>
-                    <pic:cNvPicPr/>
-                  </pic:nvPicPr>
-                  <pic:blipFill>
-                    <a:blip r:embed="rId10" cstate="print">
-                      <a:extLst>
-                        <a:ext uri="{28A0092B-C50C-407E-A947-70E740481C1C}">
-                          <a14:useLocalDpi xmlns:a14="http://schemas.microsoft.com/office/drawing/2010/main" val="0"/>
-                        </a:ext>
-                      </a:extLst>
-                    </a:blip>
-                    <a:stretch>
-                      <a:fillRect/>
-                    </a:stretch>
-                  </pic:blipFill>
-                  <pic:spPr>
-                    <a:xfrm>
-                      <a:off x="0" y="0"/>
-                      <a:ext cx="850265" cy="850265"/>
-                    </a:xfrm>
-                    <a:prstGeom prst="rect">
-                      <a:avLst/>
-                    </a:prstGeom>
-                    <a:noFill/>
-                    <a:ln>
-                      <a:noFill/>
-                    </a:ln>
-                  </pic:spPr>
-                </pic:pic>
-              </a:graphicData>
-            </a:graphic>
-            <wp14:sizeRelH relativeFrom="page">
-              <wp14:pctWidth>0</wp14:pctWidth>
-            </wp14:sizeRelH>
-            <wp14:sizeRelV relativeFrom="page">
-              <wp14:pctHeight>0</wp14:pctHeight>
-            </wp14:sizeRelV>
-          </wp:anchor>
-        </w:drawing>
-      </w:r>
-      <w:r>
-        <w:rPr>
-          <w:noProof/>
-        </w:rPr>
-        <w:drawing>
-          <wp:anchor distT="0" distB="0" distL="114300" distR="114300" simplePos="0" relativeHeight="251660288" behindDoc="0" locked="0" layoutInCell="1" allowOverlap="1" wp14:anchorId="01489EB8" wp14:editId="3DFF2EDE">
+          <wp:anchor distT="0" distB="0" distL="114300" distR="114300" simplePos="0" relativeHeight="251658240" behindDoc="0" locked="0" layoutInCell="1" allowOverlap="1" wp14:anchorId="64487BD5" wp14:editId="6346F7D1">
             <wp:simplePos x="0" y="0"/>
             <wp:positionH relativeFrom="margin">
-              <wp:posOffset>4492956</wp:posOffset>
+              <wp:posOffset>5967095</wp:posOffset>
             </wp:positionH>
             <wp:positionV relativeFrom="margin">
-              <wp:posOffset>6793230</wp:posOffset>
-            </wp:positionV>
-            <wp:extent cx="850265" cy="850265"/>
-            <wp:effectExtent l="0" t="0" r="0" b="635"/>
-            <wp:wrapSquare wrapText="bothSides"/>
-            <wp:docPr id="3" name="Picture 3">
-              <a:hlinkClick xmlns:a="http://schemas.openxmlformats.org/drawingml/2006/main" r:id="rId11" tooltip="AI Fundamentals Skill"/>
-            </wp:docPr>
-            <wp:cNvGraphicFramePr>
-              <a:graphicFrameLocks xmlns:a="http://schemas.openxmlformats.org/drawingml/2006/main" noChangeAspect="1"/>
-            </wp:cNvGraphicFramePr>
-            <a:graphic xmlns:a="http://schemas.openxmlformats.org/drawingml/2006/main">
-              <a:graphicData uri="http://schemas.openxmlformats.org/drawingml/2006/picture">
-                <pic:pic xmlns:pic="http://schemas.openxmlformats.org/drawingml/2006/picture">
-                  <pic:nvPicPr>
-                    <pic:cNvPr id="3" name="Picture 3">
-                      <a:hlinkClick r:id="rId11" tooltip="AI Fundamentals Skill"/>
-                    </pic:cNvPr>
-                    <pic:cNvPicPr>
-                      <a:picLocks noChangeAspect="1" noChangeArrowheads="1"/>
-                    </pic:cNvPicPr>
-                  </pic:nvPicPr>
-                  <pic:blipFill>
-                    <a:blip r:embed="rId12" cstate="print">
-                      <a:extLst>
-                        <a:ext uri="{28A0092B-C50C-407E-A947-70E740481C1C}">
-                          <a14:useLocalDpi xmlns:a14="http://schemas.microsoft.com/office/drawing/2010/main" val="0"/>
-                        </a:ext>
-                      </a:extLst>
-                    </a:blip>
-                    <a:srcRect/>
-                    <a:stretch>
-                      <a:fillRect/>
-                    </a:stretch>
-                  </pic:blipFill>
-                  <pic:spPr bwMode="auto">
-                    <a:xfrm>
-                      <a:off x="0" y="0"/>
-                      <a:ext cx="850265" cy="850265"/>
-                    </a:xfrm>
-                    <a:prstGeom prst="rect">
-                      <a:avLst/>
-                    </a:prstGeom>
-                    <a:noFill/>
-                    <a:ln>
-                      <a:noFill/>
-                    </a:ln>
-                  </pic:spPr>
-                </pic:pic>
-              </a:graphicData>
-            </a:graphic>
-          </wp:anchor>
-        </w:drawing>
-      </w:r>
-      <w:r>
-        <w:rPr>
-          <w:noProof/>
-        </w:rPr>
-        <w:drawing>
-          <wp:anchor distT="0" distB="0" distL="114300" distR="114300" simplePos="0" relativeHeight="251659264" behindDoc="0" locked="0" layoutInCell="1" allowOverlap="1" wp14:anchorId="1442BFE2" wp14:editId="01B5DDB5">
-            <wp:simplePos x="0" y="0"/>
-            <wp:positionH relativeFrom="margin">
-              <wp:posOffset>5244161</wp:posOffset>
-            </wp:positionH>
-            <wp:positionV relativeFrom="margin">
-              <wp:posOffset>6801485</wp:posOffset>
-            </wp:positionV>
-            <wp:extent cx="847725" cy="847725"/>
-            <wp:effectExtent l="0" t="0" r="0" b="3175"/>
-            <wp:wrapSquare wrapText="bothSides"/>
-            <wp:docPr id="1" name="Picture 1">
-              <a:hlinkClick xmlns:a="http://schemas.openxmlformats.org/drawingml/2006/main" r:id="rId13" tooltip="Stats and Probability"/>
-            </wp:docPr>
-            <wp:cNvGraphicFramePr>
-              <a:graphicFrameLocks xmlns:a="http://schemas.openxmlformats.org/drawingml/2006/main" noChangeAspect="1"/>
-            </wp:cNvGraphicFramePr>
-            <a:graphic xmlns:a="http://schemas.openxmlformats.org/drawingml/2006/main">
-              <a:graphicData uri="http://schemas.openxmlformats.org/drawingml/2006/picture">
-                <pic:pic xmlns:pic="http://schemas.openxmlformats.org/drawingml/2006/picture">
-                  <pic:nvPicPr>
-                    <pic:cNvPr id="1" name="Picture 1">
-                      <a:hlinkClick r:id="rId13" tooltip="Stats and Probability"/>
-                    </pic:cNvPr>
-                    <pic:cNvPicPr>
-                      <a:picLocks noChangeAspect="1" noChangeArrowheads="1"/>
-                    </pic:cNvPicPr>
-                  </pic:nvPicPr>
-                  <pic:blipFill>
-                    <a:blip r:embed="rId14">
-                      <a:extLst>
-                        <a:ext uri="{28A0092B-C50C-407E-A947-70E740481C1C}">
-                          <a14:useLocalDpi xmlns:a14="http://schemas.microsoft.com/office/drawing/2010/main" val="0"/>
-                        </a:ext>
-                      </a:extLst>
-                    </a:blip>
-                    <a:srcRect/>
-                    <a:stretch>
-                      <a:fillRect/>
-                    </a:stretch>
-                  </pic:blipFill>
-                  <pic:spPr bwMode="auto">
-                    <a:xfrm>
-                      <a:off x="0" y="0"/>
-                      <a:ext cx="847725" cy="847725"/>
-                    </a:xfrm>
-                    <a:prstGeom prst="rect">
-                      <a:avLst/>
-                    </a:prstGeom>
-                    <a:noFill/>
-                    <a:ln>
-                      <a:noFill/>
-                    </a:ln>
-                  </pic:spPr>
-                </pic:pic>
-              </a:graphicData>
-            </a:graphic>
-            <wp14:sizeRelH relativeFrom="margin">
-              <wp14:pctWidth>0</wp14:pctWidth>
-            </wp14:sizeRelH>
-            <wp14:sizeRelV relativeFrom="margin">
-              <wp14:pctHeight>0</wp14:pctHeight>
-            </wp14:sizeRelV>
-          </wp:anchor>
-        </w:drawing>
-      </w:r>
-      <w:r>
-        <w:rPr>
-          <w:b/>
-          <w:smallCaps/>
-          <w:noProof/>
-          <w:color w:val="595959" w:themeColor="text1" w:themeTint="A6"/>
-        </w:rPr>
-        <w:drawing>
-          <wp:anchor distT="0" distB="0" distL="114300" distR="114300" simplePos="0" relativeHeight="251658240" behindDoc="0" locked="0" layoutInCell="1" allowOverlap="1" wp14:anchorId="64487BD5" wp14:editId="78F9F7CF">
-            <wp:simplePos x="0" y="0"/>
-            <wp:positionH relativeFrom="margin">
-              <wp:posOffset>5950613</wp:posOffset>
-            </wp:positionH>
-            <wp:positionV relativeFrom="margin">
-              <wp:posOffset>6791960</wp:posOffset>
+              <wp:posOffset>7129357</wp:posOffset>
             </wp:positionV>
             <wp:extent cx="923925" cy="923925"/>
             <wp:effectExtent l="0" t="0" r="0" b="0"/>
@@ -876,43 +906,228 @@
       </w:r>
       <w:r>
         <w:rPr>
-          <w:rFonts w:asciiTheme="majorHAnsi" w:hAnsiTheme="majorHAnsi" w:cstheme="majorHAnsi"/>
+          <w:noProof/>
+        </w:rPr>
+        <w:drawing>
+          <wp:anchor distT="0" distB="0" distL="114300" distR="114300" simplePos="0" relativeHeight="251659264" behindDoc="0" locked="0" layoutInCell="1" allowOverlap="1" wp14:anchorId="1442BFE2" wp14:editId="390CA102">
+            <wp:simplePos x="0" y="0"/>
+            <wp:positionH relativeFrom="margin">
+              <wp:posOffset>5243830</wp:posOffset>
+            </wp:positionH>
+            <wp:positionV relativeFrom="margin">
+              <wp:posOffset>7111153</wp:posOffset>
+            </wp:positionV>
+            <wp:extent cx="847725" cy="847725"/>
+            <wp:effectExtent l="0" t="0" r="0" b="3175"/>
+            <wp:wrapSquare wrapText="bothSides"/>
+            <wp:docPr id="1" name="Picture 1">
+              <a:hlinkClick xmlns:a="http://schemas.openxmlformats.org/drawingml/2006/main" r:id="rId17" tooltip="Stats and Probability"/>
+            </wp:docPr>
+            <wp:cNvGraphicFramePr>
+              <a:graphicFrameLocks xmlns:a="http://schemas.openxmlformats.org/drawingml/2006/main" noChangeAspect="1"/>
+            </wp:cNvGraphicFramePr>
+            <a:graphic xmlns:a="http://schemas.openxmlformats.org/drawingml/2006/main">
+              <a:graphicData uri="http://schemas.openxmlformats.org/drawingml/2006/picture">
+                <pic:pic xmlns:pic="http://schemas.openxmlformats.org/drawingml/2006/picture">
+                  <pic:nvPicPr>
+                    <pic:cNvPr id="1" name="Picture 1">
+                      <a:hlinkClick r:id="rId17" tooltip="Stats and Probability"/>
+                    </pic:cNvPr>
+                    <pic:cNvPicPr>
+                      <a:picLocks noChangeAspect="1" noChangeArrowheads="1"/>
+                    </pic:cNvPicPr>
+                  </pic:nvPicPr>
+                  <pic:blipFill>
+                    <a:blip r:embed="rId18">
+                      <a:extLst>
+                        <a:ext uri="{28A0092B-C50C-407E-A947-70E740481C1C}">
+                          <a14:useLocalDpi xmlns:a14="http://schemas.microsoft.com/office/drawing/2010/main" val="0"/>
+                        </a:ext>
+                      </a:extLst>
+                    </a:blip>
+                    <a:srcRect/>
+                    <a:stretch>
+                      <a:fillRect/>
+                    </a:stretch>
+                  </pic:blipFill>
+                  <pic:spPr bwMode="auto">
+                    <a:xfrm>
+                      <a:off x="0" y="0"/>
+                      <a:ext cx="847725" cy="847725"/>
+                    </a:xfrm>
+                    <a:prstGeom prst="rect">
+                      <a:avLst/>
+                    </a:prstGeom>
+                    <a:noFill/>
+                    <a:ln>
+                      <a:noFill/>
+                    </a:ln>
+                  </pic:spPr>
+                </pic:pic>
+              </a:graphicData>
+            </a:graphic>
+            <wp14:sizeRelH relativeFrom="margin">
+              <wp14:pctWidth>0</wp14:pctWidth>
+            </wp14:sizeRelH>
+            <wp14:sizeRelV relativeFrom="margin">
+              <wp14:pctHeight>0</wp14:pctHeight>
+            </wp14:sizeRelV>
+          </wp:anchor>
+        </w:drawing>
+      </w:r>
+      <w:r>
+        <w:rPr>
+          <w:noProof/>
+        </w:rPr>
+        <w:drawing>
+          <wp:anchor distT="0" distB="0" distL="114300" distR="114300" simplePos="0" relativeHeight="251660288" behindDoc="0" locked="0" layoutInCell="1" allowOverlap="1" wp14:anchorId="01489EB8" wp14:editId="062E1415">
+            <wp:simplePos x="0" y="0"/>
+            <wp:positionH relativeFrom="margin">
+              <wp:posOffset>4492625</wp:posOffset>
+            </wp:positionH>
+            <wp:positionV relativeFrom="margin">
+              <wp:posOffset>7109883</wp:posOffset>
+            </wp:positionV>
+            <wp:extent cx="850265" cy="850265"/>
+            <wp:effectExtent l="0" t="0" r="0" b="635"/>
+            <wp:wrapSquare wrapText="bothSides"/>
+            <wp:docPr id="3" name="Picture 3">
+              <a:hlinkClick xmlns:a="http://schemas.openxmlformats.org/drawingml/2006/main" r:id="rId19" tooltip="AI Fundamentals Skill"/>
+            </wp:docPr>
+            <wp:cNvGraphicFramePr>
+              <a:graphicFrameLocks xmlns:a="http://schemas.openxmlformats.org/drawingml/2006/main" noChangeAspect="1"/>
+            </wp:cNvGraphicFramePr>
+            <a:graphic xmlns:a="http://schemas.openxmlformats.org/drawingml/2006/main">
+              <a:graphicData uri="http://schemas.openxmlformats.org/drawingml/2006/picture">
+                <pic:pic xmlns:pic="http://schemas.openxmlformats.org/drawingml/2006/picture">
+                  <pic:nvPicPr>
+                    <pic:cNvPr id="3" name="Picture 3">
+                      <a:hlinkClick r:id="rId19" tooltip="AI Fundamentals Skill"/>
+                    </pic:cNvPr>
+                    <pic:cNvPicPr>
+                      <a:picLocks noChangeAspect="1" noChangeArrowheads="1"/>
+                    </pic:cNvPicPr>
+                  </pic:nvPicPr>
+                  <pic:blipFill>
+                    <a:blip r:embed="rId20" cstate="print">
+                      <a:extLst>
+                        <a:ext uri="{28A0092B-C50C-407E-A947-70E740481C1C}">
+                          <a14:useLocalDpi xmlns:a14="http://schemas.microsoft.com/office/drawing/2010/main" val="0"/>
+                        </a:ext>
+                      </a:extLst>
+                    </a:blip>
+                    <a:srcRect/>
+                    <a:stretch>
+                      <a:fillRect/>
+                    </a:stretch>
+                  </pic:blipFill>
+                  <pic:spPr bwMode="auto">
+                    <a:xfrm>
+                      <a:off x="0" y="0"/>
+                      <a:ext cx="850265" cy="850265"/>
+                    </a:xfrm>
+                    <a:prstGeom prst="rect">
+                      <a:avLst/>
+                    </a:prstGeom>
+                    <a:noFill/>
+                    <a:ln>
+                      <a:noFill/>
+                    </a:ln>
+                  </pic:spPr>
+                </pic:pic>
+              </a:graphicData>
+            </a:graphic>
+          </wp:anchor>
+        </w:drawing>
+      </w:r>
+      <w:r>
+        <w:rPr>
           <w:b/>
-          <w:sz w:val="28"/>
-        </w:rPr>
-        <w:t>Certifications</w:t>
-      </w:r>
-    </w:p>
-    <w:p>
-      <w:pPr>
-        <w:pStyle w:val="ListParagraph"/>
-        <w:numPr>
-          <w:ilvl w:val="0"/>
-          <w:numId w:val="5"/>
-        </w:numPr>
+          <w:smallCaps/>
+          <w:noProof/>
+          <w:color w:val="595959" w:themeColor="text1" w:themeTint="A6"/>
+        </w:rPr>
+        <w:drawing>
+          <wp:anchor distT="0" distB="0" distL="114300" distR="114300" simplePos="0" relativeHeight="251661312" behindDoc="0" locked="0" layoutInCell="1" allowOverlap="1" wp14:anchorId="05C52EF7" wp14:editId="25BACE9F">
+            <wp:simplePos x="0" y="0"/>
+            <wp:positionH relativeFrom="column">
+              <wp:posOffset>3747135</wp:posOffset>
+            </wp:positionH>
+            <wp:positionV relativeFrom="paragraph">
+              <wp:posOffset>52493</wp:posOffset>
+            </wp:positionV>
+            <wp:extent cx="850265" cy="850265"/>
+            <wp:effectExtent l="0" t="0" r="0" b="635"/>
+            <wp:wrapSquare wrapText="bothSides"/>
+            <wp:docPr id="258241539" name="Picture 1">
+              <a:hlinkClick xmlns:a="http://schemas.openxmlformats.org/drawingml/2006/main" r:id="rId21" tooltip="AI Fundamentals Practitioner"/>
+            </wp:docPr>
+            <wp:cNvGraphicFramePr>
+              <a:graphicFrameLocks xmlns:a="http://schemas.openxmlformats.org/drawingml/2006/main" noChangeAspect="1"/>
+            </wp:cNvGraphicFramePr>
+            <a:graphic xmlns:a="http://schemas.openxmlformats.org/drawingml/2006/main">
+              <a:graphicData uri="http://schemas.openxmlformats.org/drawingml/2006/picture">
+                <pic:pic xmlns:pic="http://schemas.openxmlformats.org/drawingml/2006/picture">
+                  <pic:nvPicPr>
+                    <pic:cNvPr id="258241539" name="Picture 1">
+                      <a:hlinkClick r:id="rId21" tooltip="AI Fundamentals Practitioner"/>
+                    </pic:cNvPr>
+                    <pic:cNvPicPr/>
+                  </pic:nvPicPr>
+                  <pic:blipFill>
+                    <a:blip r:embed="rId22" cstate="print">
+                      <a:extLst>
+                        <a:ext uri="{28A0092B-C50C-407E-A947-70E740481C1C}">
+                          <a14:useLocalDpi xmlns:a14="http://schemas.microsoft.com/office/drawing/2010/main" val="0"/>
+                        </a:ext>
+                      </a:extLst>
+                    </a:blip>
+                    <a:stretch>
+                      <a:fillRect/>
+                    </a:stretch>
+                  </pic:blipFill>
+                  <pic:spPr>
+                    <a:xfrm>
+                      <a:off x="0" y="0"/>
+                      <a:ext cx="850265" cy="850265"/>
+                    </a:xfrm>
+                    <a:prstGeom prst="rect">
+                      <a:avLst/>
+                    </a:prstGeom>
+                    <a:noFill/>
+                    <a:ln>
+                      <a:noFill/>
+                    </a:ln>
+                  </pic:spPr>
+                </pic:pic>
+              </a:graphicData>
+            </a:graphic>
+            <wp14:sizeRelH relativeFrom="page">
+              <wp14:pctWidth>0</wp14:pctWidth>
+            </wp14:sizeRelH>
+            <wp14:sizeRelV relativeFrom="page">
+              <wp14:pctHeight>0</wp14:pctHeight>
+            </wp14:sizeRelV>
+          </wp:anchor>
+        </w:drawing>
+      </w:r>
+      <w:r>
         <w:rPr>
           <w:b/>
           <w:smallCaps/>
           <w:color w:val="595959" w:themeColor="text1" w:themeTint="A6"/>
         </w:rPr>
-      </w:pPr>
+        <w:t xml:space="preserve">AI Fundamentals </w:t>
+      </w:r>
       <w:r>
         <w:rPr>
           <w:b/>
           <w:smallCaps/>
           <w:color w:val="595959" w:themeColor="text1" w:themeTint="A6"/>
         </w:rPr>
-        <w:t xml:space="preserve">AI Fundamentals </w:t>
-      </w:r>
-      <w:r>
-        <w:rPr>
-          <w:b/>
-          <w:smallCaps/>
-          <w:color w:val="595959" w:themeColor="text1" w:themeTint="A6"/>
-        </w:rPr>
         <w:t xml:space="preserve">Skills </w:t>
       </w:r>
-      <w:hyperlink r:id="rId17" w:history="1">
+      <w:hyperlink r:id="rId23" w:history="1">
         <w:r>
           <w:rPr>
             <w:rStyle w:val="Hyperlink"/>
@@ -946,7 +1161,7 @@
         </w:rPr>
         <w:t xml:space="preserve">Practitioner </w:t>
       </w:r>
-      <w:hyperlink r:id="rId18" w:history="1">
+      <w:hyperlink r:id="rId24" w:history="1">
         <w:r>
           <w:rPr>
             <w:rStyle w:val="Hyperlink"/>
@@ -980,7 +1195,7 @@
         </w:rPr>
         <w:t xml:space="preserve">Google Advanced Data Analytics </w:t>
       </w:r>
-      <w:hyperlink r:id="rId19" w:history="1">
+      <w:hyperlink r:id="rId25" w:history="1">
         <w:r>
           <w:rPr>
             <w:rStyle w:val="Hyperlink"/>
@@ -1014,7 +1229,7 @@
         </w:rPr>
         <w:t xml:space="preserve">Statistics and Probability for Python - LM Skills </w:t>
       </w:r>
-      <w:hyperlink r:id="rId20" w:history="1">
+      <w:hyperlink r:id="rId26" w:history="1">
         <w:r>
           <w:rPr>
             <w:rStyle w:val="Hyperlink"/>
@@ -1046,7 +1261,7 @@
         </w:rPr>
         <w:t xml:space="preserve">AI for Predictive Maint anomaly detection </w:t>
       </w:r>
-      <w:hyperlink r:id="rId21" w:history="1">
+      <w:hyperlink r:id="rId27" w:history="1">
         <w:r>
           <w:rPr>
             <w:rStyle w:val="Hyperlink"/>
@@ -1079,42 +1294,15 @@
         <w:ind w:left="720"/>
       </w:pPr>
       <w:r>
-        <w:t xml:space="preserve">Business Objects, SAP, ECM, MAP, CAPP, ETS, MATLAB, </w:t>
-      </w:r>
-      <w:proofErr w:type="spellStart"/>
-      <w:r>
-        <w:t>Solidworks</w:t>
-      </w:r>
-      <w:proofErr w:type="spellEnd"/>
-      <w:r>
-        <w:t>, Minitab,</w:t>
-      </w:r>
-      <w:r>
-        <w:t xml:space="preserve"> </w:t>
-      </w:r>
-      <w:r>
-        <w:t xml:space="preserve">Process Simulator, Pro/Engineer, </w:t>
-      </w:r>
-      <w:proofErr w:type="spellStart"/>
-      <w:r>
-        <w:t>IntelliCad</w:t>
-      </w:r>
-      <w:proofErr w:type="spellEnd"/>
-      <w:r>
-        <w:t xml:space="preserve">, DraftSight, </w:t>
-      </w:r>
-      <w:proofErr w:type="spellStart"/>
-      <w:r>
-        <w:t>Qlikview</w:t>
-      </w:r>
-      <w:proofErr w:type="spellEnd"/>
-      <w:r>
-        <w:t>, Tableau</w:t>
+        <w:t xml:space="preserve">Python, </w:t>
+      </w:r>
+      <w:r>
+        <w:t>Tableau</w:t>
       </w:r>
       <w:r>
         <w:t xml:space="preserve"> (</w:t>
       </w:r>
-      <w:hyperlink r:id="rId22" w:history="1">
+      <w:hyperlink r:id="rId28" w:history="1">
         <w:r>
           <w:rPr>
             <w:rStyle w:val="Hyperlink"/>
@@ -1123,22 +1311,50 @@
         </w:r>
       </w:hyperlink>
       <w:r>
-        <w:t>)</w:t>
-      </w:r>
-      <w:r>
-        <w:t>, SQL, Python</w:t>
-      </w:r>
-      <w:r>
-        <w:t>, HTML, CSS</w:t>
+        <w:t xml:space="preserve">), SQL, </w:t>
+      </w:r>
+      <w:r>
+        <w:t>Business Objects, SAP, ECM, MAP, CAPP, ETS, MATLAB, Minitab,</w:t>
+      </w:r>
+      <w:r>
+        <w:t xml:space="preserve"> </w:t>
+      </w:r>
+      <w:r>
+        <w:t xml:space="preserve">Process Simulator, Pro/Engineer, </w:t>
+      </w:r>
+      <w:proofErr w:type="spellStart"/>
+      <w:r>
+        <w:t>Solidworks</w:t>
+      </w:r>
+      <w:proofErr w:type="spellEnd"/>
+      <w:r>
+        <w:t>,</w:t>
+      </w:r>
+      <w:r>
+        <w:t xml:space="preserve"> </w:t>
+      </w:r>
+      <w:proofErr w:type="spellStart"/>
+      <w:r>
+        <w:t>IntelliCad</w:t>
+      </w:r>
+      <w:proofErr w:type="spellEnd"/>
+      <w:r>
+        <w:t xml:space="preserve">, DraftSight, </w:t>
+      </w:r>
+      <w:proofErr w:type="spellStart"/>
+      <w:r>
+        <w:t>Qlikview</w:t>
+      </w:r>
+      <w:proofErr w:type="spellEnd"/>
+      <w:r>
+        <w:t xml:space="preserve">, </w:t>
+      </w:r>
+      <w:r>
+        <w:t>HTML, CSS</w:t>
       </w:r>
     </w:p>
     <w:sectPr>
-      <w:headerReference w:type="even" r:id="rId23"/>
-      <w:headerReference w:type="default" r:id="rId24"/>
-      <w:footerReference w:type="even" r:id="rId25"/>
-      <w:footerReference w:type="default" r:id="rId26"/>
-      <w:headerReference w:type="first" r:id="rId27"/>
-      <w:footerReference w:type="first" r:id="rId28"/>
+      <w:type w:val="continuous"/>
       <w:pgSz w:w="12240" w:h="15840"/>
       <w:pgMar w:top="720" w:right="720" w:bottom="720" w:left="720" w:header="720" w:footer="720" w:gutter="0"/>
       <w:cols w:space="720"/>
@@ -1261,6 +1477,119 @@
 <file path=word/numbering.xml><?xml version="1.0" encoding="utf-8"?>
 <w:numbering xmlns:wpc="http://schemas.microsoft.com/office/word/2010/wordprocessingCanvas" xmlns:cx="http://schemas.microsoft.com/office/drawing/2014/chartex" xmlns:cx1="http://schemas.microsoft.com/office/drawing/2015/9/8/chartex" xmlns:cx2="http://schemas.microsoft.com/office/drawing/2015/10/21/chartex" xmlns:cx3="http://schemas.microsoft.com/office/drawing/2016/5/9/chartex" xmlns:cx4="http://schemas.microsoft.com/office/drawing/2016/5/10/chartex" xmlns:cx5="http://schemas.microsoft.com/office/drawing/2016/5/11/chartex" xmlns:cx6="http://schemas.microsoft.com/office/drawing/2016/5/12/chartex" xmlns:cx7="http://schemas.microsoft.com/office/drawing/2016/5/13/chartex" xmlns:cx8="http://schemas.microsoft.com/office/drawing/2016/5/14/chartex" xmlns:mc="http://schemas.openxmlformats.org/markup-compatibility/2006" xmlns:aink="http://schemas.microsoft.com/office/drawing/2016/ink" xmlns:am3d="http://schemas.microsoft.com/office/drawing/2017/model3d" xmlns:o="urn:schemas-microsoft-com:office:office" xmlns:oel="http://schemas.microsoft.com/office/2019/extlst" xmlns:r="http://schemas.openxmlformats.org/officeDocument/2006/relationships" xmlns:m="http://schemas.openxmlformats.org/officeDocument/2006/math" xmlns:v="urn:schemas-microsoft-com:vml" xmlns:wp14="http://schemas.microsoft.com/office/word/2010/wordprocessingDrawing" xmlns:wp="http://schemas.openxmlformats.org/drawingml/2006/wordprocessingDrawing" xmlns:w10="urn:schemas-microsoft-com:office:word" xmlns:w="http://schemas.openxmlformats.org/wordprocessingml/2006/main" xmlns:w14="http://schemas.microsoft.com/office/word/2010/wordml" xmlns:w15="http://schemas.microsoft.com/office/word/2012/wordml" xmlns:w16cex="http://schemas.microsoft.com/office/word/2018/wordml/cex" xmlns:w16cid="http://schemas.microsoft.com/office/word/2016/wordml/cid" xmlns:w16="http://schemas.microsoft.com/office/word/2018/wordml" xmlns:w16sdtdh="http://schemas.microsoft.com/office/word/2020/wordml/sdtdatahash" xmlns:w16se="http://schemas.microsoft.com/office/word/2015/wordml/symex" xmlns:wpg="http://schemas.microsoft.com/office/word/2010/wordprocessingGroup" xmlns:wpi="http://schemas.microsoft.com/office/word/2010/wordprocessingInk" xmlns:wne="http://schemas.microsoft.com/office/word/2006/wordml" xmlns:wps="http://schemas.microsoft.com/office/word/2010/wordprocessingShape" mc:Ignorable="w14 w15 w16se w16cid w16 w16cex w16sdtdh wp14">
   <w:abstractNum w:abstractNumId="0" w15:restartNumberingAfterBreak="0">
+    <w:nsid w:val="192F488E"/>
+    <w:multiLevelType w:val="hybridMultilevel"/>
+    <w:tmpl w:val="862CDC0E"/>
+    <w:lvl w:ilvl="0" w:tplc="04090001">
+      <w:start w:val="1"/>
+      <w:numFmt w:val="bullet"/>
+      <w:lvlText w:val=""/>
+      <w:lvlJc w:val="left"/>
+      <w:pPr>
+        <w:ind w:left="1440" w:hanging="360"/>
+      </w:pPr>
+      <w:rPr>
+        <w:rFonts w:ascii="Symbol" w:hAnsi="Symbol" w:hint="default"/>
+      </w:rPr>
+    </w:lvl>
+    <w:lvl w:ilvl="1" w:tplc="04090003" w:tentative="1">
+      <w:start w:val="1"/>
+      <w:numFmt w:val="bullet"/>
+      <w:lvlText w:val="o"/>
+      <w:lvlJc w:val="left"/>
+      <w:pPr>
+        <w:ind w:left="2160" w:hanging="360"/>
+      </w:pPr>
+      <w:rPr>
+        <w:rFonts w:ascii="Courier New" w:hAnsi="Courier New" w:cs="Courier New" w:hint="default"/>
+      </w:rPr>
+    </w:lvl>
+    <w:lvl w:ilvl="2" w:tplc="04090005" w:tentative="1">
+      <w:start w:val="1"/>
+      <w:numFmt w:val="bullet"/>
+      <w:lvlText w:val=""/>
+      <w:lvlJc w:val="left"/>
+      <w:pPr>
+        <w:ind w:left="2880" w:hanging="360"/>
+      </w:pPr>
+      <w:rPr>
+        <w:rFonts w:ascii="Wingdings" w:hAnsi="Wingdings" w:hint="default"/>
+      </w:rPr>
+    </w:lvl>
+    <w:lvl w:ilvl="3" w:tplc="04090001" w:tentative="1">
+      <w:start w:val="1"/>
+      <w:numFmt w:val="bullet"/>
+      <w:lvlText w:val=""/>
+      <w:lvlJc w:val="left"/>
+      <w:pPr>
+        <w:ind w:left="3600" w:hanging="360"/>
+      </w:pPr>
+      <w:rPr>
+        <w:rFonts w:ascii="Symbol" w:hAnsi="Symbol" w:hint="default"/>
+      </w:rPr>
+    </w:lvl>
+    <w:lvl w:ilvl="4" w:tplc="04090003" w:tentative="1">
+      <w:start w:val="1"/>
+      <w:numFmt w:val="bullet"/>
+      <w:lvlText w:val="o"/>
+      <w:lvlJc w:val="left"/>
+      <w:pPr>
+        <w:ind w:left="4320" w:hanging="360"/>
+      </w:pPr>
+      <w:rPr>
+        <w:rFonts w:ascii="Courier New" w:hAnsi="Courier New" w:cs="Courier New" w:hint="default"/>
+      </w:rPr>
+    </w:lvl>
+    <w:lvl w:ilvl="5" w:tplc="04090005" w:tentative="1">
+      <w:start w:val="1"/>
+      <w:numFmt w:val="bullet"/>
+      <w:lvlText w:val=""/>
+      <w:lvlJc w:val="left"/>
+      <w:pPr>
+        <w:ind w:left="5040" w:hanging="360"/>
+      </w:pPr>
+      <w:rPr>
+        <w:rFonts w:ascii="Wingdings" w:hAnsi="Wingdings" w:hint="default"/>
+      </w:rPr>
+    </w:lvl>
+    <w:lvl w:ilvl="6" w:tplc="04090001" w:tentative="1">
+      <w:start w:val="1"/>
+      <w:numFmt w:val="bullet"/>
+      <w:lvlText w:val=""/>
+      <w:lvlJc w:val="left"/>
+      <w:pPr>
+        <w:ind w:left="5760" w:hanging="360"/>
+      </w:pPr>
+      <w:rPr>
+        <w:rFonts w:ascii="Symbol" w:hAnsi="Symbol" w:hint="default"/>
+      </w:rPr>
+    </w:lvl>
+    <w:lvl w:ilvl="7" w:tplc="04090003" w:tentative="1">
+      <w:start w:val="1"/>
+      <w:numFmt w:val="bullet"/>
+      <w:lvlText w:val="o"/>
+      <w:lvlJc w:val="left"/>
+      <w:pPr>
+        <w:ind w:left="6480" w:hanging="360"/>
+      </w:pPr>
+      <w:rPr>
+        <w:rFonts w:ascii="Courier New" w:hAnsi="Courier New" w:cs="Courier New" w:hint="default"/>
+      </w:rPr>
+    </w:lvl>
+    <w:lvl w:ilvl="8" w:tplc="04090005" w:tentative="1">
+      <w:start w:val="1"/>
+      <w:numFmt w:val="bullet"/>
+      <w:lvlText w:val=""/>
+      <w:lvlJc w:val="left"/>
+      <w:pPr>
+        <w:ind w:left="7200" w:hanging="360"/>
+      </w:pPr>
+      <w:rPr>
+        <w:rFonts w:ascii="Wingdings" w:hAnsi="Wingdings" w:hint="default"/>
+      </w:rPr>
+    </w:lvl>
+  </w:abstractNum>
+  <w:abstractNum w:abstractNumId="1" w15:restartNumberingAfterBreak="0">
     <w:nsid w:val="19C55154"/>
     <w:multiLevelType w:val="hybridMultilevel"/>
     <w:tmpl w:val="F01288CA"/>
@@ -1373,7 +1702,7 @@
       </w:rPr>
     </w:lvl>
   </w:abstractNum>
-  <w:abstractNum w:abstractNumId="1" w15:restartNumberingAfterBreak="0">
+  <w:abstractNum w:abstractNumId="2" w15:restartNumberingAfterBreak="0">
     <w:nsid w:val="1FBF20E5"/>
     <w:multiLevelType w:val="hybridMultilevel"/>
     <w:tmpl w:val="2402C400"/>
@@ -1486,7 +1815,7 @@
       </w:rPr>
     </w:lvl>
   </w:abstractNum>
-  <w:abstractNum w:abstractNumId="2" w15:restartNumberingAfterBreak="0">
+  <w:abstractNum w:abstractNumId="3" w15:restartNumberingAfterBreak="0">
     <w:nsid w:val="2CC24C3C"/>
     <w:multiLevelType w:val="hybridMultilevel"/>
     <w:tmpl w:val="27462426"/>
@@ -1599,7 +1928,7 @@
       </w:rPr>
     </w:lvl>
   </w:abstractNum>
-  <w:abstractNum w:abstractNumId="3" w15:restartNumberingAfterBreak="0">
+  <w:abstractNum w:abstractNumId="4" w15:restartNumberingAfterBreak="0">
     <w:nsid w:val="36935F9C"/>
     <w:multiLevelType w:val="hybridMultilevel"/>
     <w:tmpl w:val="2326A992"/>
@@ -1712,7 +2041,7 @@
       </w:rPr>
     </w:lvl>
   </w:abstractNum>
-  <w:abstractNum w:abstractNumId="4" w15:restartNumberingAfterBreak="0">
+  <w:abstractNum w:abstractNumId="5" w15:restartNumberingAfterBreak="0">
     <w:nsid w:val="67AF7040"/>
     <w:multiLevelType w:val="hybridMultilevel"/>
     <w:tmpl w:val="415273DC"/>
@@ -1826,19 +2155,22 @@
     </w:lvl>
   </w:abstractNum>
   <w:num w:numId="1" w16cid:durableId="675960903">
+    <w:abstractNumId w:val="2"/>
+  </w:num>
+  <w:num w:numId="2" w16cid:durableId="1657298297">
     <w:abstractNumId w:val="1"/>
   </w:num>
-  <w:num w:numId="2" w16cid:durableId="1657298297">
-    <w:abstractNumId w:val="0"/>
+  <w:num w:numId="3" w16cid:durableId="1140877305">
+    <w:abstractNumId w:val="4"/>
   </w:num>
-  <w:num w:numId="3" w16cid:durableId="1140877305">
+  <w:num w:numId="4" w16cid:durableId="206651234">
     <w:abstractNumId w:val="3"/>
   </w:num>
-  <w:num w:numId="4" w16cid:durableId="206651234">
-    <w:abstractNumId w:val="2"/>
+  <w:num w:numId="5" w16cid:durableId="1219123488">
+    <w:abstractNumId w:val="5"/>
   </w:num>
-  <w:num w:numId="5" w16cid:durableId="1219123488">
-    <w:abstractNumId w:val="4"/>
+  <w:num w:numId="6" w16cid:durableId="1937980169">
+    <w:abstractNumId w:val="0"/>
   </w:num>
 </w:numbering>
 </file>
@@ -2518,6 +2850,16 @@
     <w:uiPriority w:val="99"/>
     <w:rsid w:val="00160AFB"/>
   </w:style>
+  <w:style w:type="character" w:customStyle="1" w:styleId="text1">
+    <w:name w:val="text1"/>
+    <w:basedOn w:val="DefaultParagraphFont"/>
+    <w:rsid w:val="00E22DD9"/>
+    <w:rPr>
+      <w:rFonts w:ascii="Arial" w:hAnsi="Arial" w:cs="Arial" w:hint="default"/>
+      <w:sz w:val="19"/>
+      <w:szCs w:val="19"/>
+    </w:rPr>
+  </w:style>
 </w:styles>
 </file>
 

--- a/assets/pdf/Donald_Resume.docx
+++ b/assets/pdf/Donald_Resume.docx
@@ -761,13 +761,7 @@
         <w:rPr>
           <w:rStyle w:val="SubtleReference"/>
         </w:rPr>
-        <w:t xml:space="preserve"> </w:t>
-      </w:r>
-      <w:r>
-        <w:rPr>
-          <w:rStyle w:val="SubtleReference"/>
-        </w:rPr>
-        <w:t xml:space="preserve">at </w:t>
+        <w:t xml:space="preserve"> at </w:t>
       </w:r>
       <w:proofErr w:type="spellStart"/>
       <w:r>
@@ -838,7 +832,78 @@
           <w:color w:val="595959" w:themeColor="text1" w:themeTint="A6"/>
         </w:rPr>
         <w:drawing>
-          <wp:anchor distT="0" distB="0" distL="114300" distR="114300" simplePos="0" relativeHeight="251658240" behindDoc="0" locked="0" layoutInCell="1" allowOverlap="1" wp14:anchorId="64487BD5" wp14:editId="6346F7D1">
+          <wp:anchor distT="0" distB="0" distL="114300" distR="114300" simplePos="0" relativeHeight="251661312" behindDoc="0" locked="0" layoutInCell="1" allowOverlap="1" wp14:anchorId="05C52EF7" wp14:editId="40576EE1">
+            <wp:simplePos x="0" y="0"/>
+            <wp:positionH relativeFrom="column">
+              <wp:posOffset>3747135</wp:posOffset>
+            </wp:positionH>
+            <wp:positionV relativeFrom="paragraph">
+              <wp:posOffset>8043</wp:posOffset>
+            </wp:positionV>
+            <wp:extent cx="850265" cy="850265"/>
+            <wp:effectExtent l="0" t="0" r="0" b="635"/>
+            <wp:wrapSquare wrapText="bothSides"/>
+            <wp:docPr id="258241539" name="Picture 1">
+              <a:hlinkClick xmlns:a="http://schemas.openxmlformats.org/drawingml/2006/main" r:id="rId15" tooltip="AI Fundamentals Practitioner"/>
+            </wp:docPr>
+            <wp:cNvGraphicFramePr>
+              <a:graphicFrameLocks xmlns:a="http://schemas.openxmlformats.org/drawingml/2006/main" noChangeAspect="1"/>
+            </wp:cNvGraphicFramePr>
+            <a:graphic xmlns:a="http://schemas.openxmlformats.org/drawingml/2006/main">
+              <a:graphicData uri="http://schemas.openxmlformats.org/drawingml/2006/picture">
+                <pic:pic xmlns:pic="http://schemas.openxmlformats.org/drawingml/2006/picture">
+                  <pic:nvPicPr>
+                    <pic:cNvPr id="258241539" name="Picture 1">
+                      <a:hlinkClick r:id="rId15" tooltip="AI Fundamentals Practitioner"/>
+                    </pic:cNvPr>
+                    <pic:cNvPicPr/>
+                  </pic:nvPicPr>
+                  <pic:blipFill>
+                    <a:blip r:embed="rId16" cstate="print">
+                      <a:extLst>
+                        <a:ext uri="{28A0092B-C50C-407E-A947-70E740481C1C}">
+                          <a14:useLocalDpi xmlns:a14="http://schemas.microsoft.com/office/drawing/2010/main" val="0"/>
+                        </a:ext>
+                      </a:extLst>
+                    </a:blip>
+                    <a:stretch>
+                      <a:fillRect/>
+                    </a:stretch>
+                  </pic:blipFill>
+                  <pic:spPr>
+                    <a:xfrm>
+                      <a:off x="0" y="0"/>
+                      <a:ext cx="850265" cy="850265"/>
+                    </a:xfrm>
+                    <a:prstGeom prst="rect">
+                      <a:avLst/>
+                    </a:prstGeom>
+                    <a:noFill/>
+                    <a:ln>
+                      <a:noFill/>
+                    </a:ln>
+                  </pic:spPr>
+                </pic:pic>
+              </a:graphicData>
+            </a:graphic>
+            <wp14:sizeRelH relativeFrom="page">
+              <wp14:pctWidth>0</wp14:pctWidth>
+            </wp14:sizeRelH>
+            <wp14:sizeRelV relativeFrom="page">
+              <wp14:pctHeight>0</wp14:pctHeight>
+            </wp14:sizeRelV>
+          </wp:anchor>
+        </w:drawing>
+      </w:r>
+      <w:r>
+        <w:rPr>
+          <w:b/>
+          <w:smallCaps/>
+          <w:noProof/>
+          <w:color w:val="595959" w:themeColor="text1" w:themeTint="A6"/>
+        </w:rPr>
+        <w:drawing>
+          <wp:anchor distT="0" distB="0" distL="114300" distR="114300" simplePos="0" relativeHeight="251658240" behindDoc="0" locked="0" layoutInCell="1" allowOverlap="1" wp14:anchorId="64487BD5" wp14:editId="754576DE">
             <wp:simplePos x="0" y="0"/>
             <wp:positionH relativeFrom="margin">
               <wp:posOffset>5967095</wp:posOffset>
@@ -850,7 +915,7 @@
             <wp:effectExtent l="0" t="0" r="0" b="0"/>
             <wp:wrapSquare wrapText="bothSides"/>
             <wp:docPr id="2" name="Picture 2">
-              <a:hlinkClick xmlns:a="http://schemas.openxmlformats.org/drawingml/2006/main" r:id="rId15" tooltip="Advanced Data Analytics"/>
+              <a:hlinkClick xmlns:a="http://schemas.openxmlformats.org/drawingml/2006/main" r:id="rId17" tooltip="Advanced Data Analytics"/>
             </wp:docPr>
             <wp:cNvGraphicFramePr>
               <a:graphicFrameLocks xmlns:a="http://schemas.openxmlformats.org/drawingml/2006/main" noChangeAspect="1"/>
@@ -860,14 +925,14 @@
                 <pic:pic xmlns:pic="http://schemas.openxmlformats.org/drawingml/2006/picture">
                   <pic:nvPicPr>
                     <pic:cNvPr id="2" name="Picture 2">
-                      <a:hlinkClick r:id="rId15" tooltip="Advanced Data Analytics"/>
+                      <a:hlinkClick r:id="rId17" tooltip="Advanced Data Analytics"/>
                     </pic:cNvPr>
                     <pic:cNvPicPr>
                       <a:picLocks noChangeAspect="1" noChangeArrowheads="1"/>
                     </pic:cNvPicPr>
                   </pic:nvPicPr>
                   <pic:blipFill>
-                    <a:blip r:embed="rId16" cstate="print">
+                    <a:blip r:embed="rId18" cstate="print">
                       <a:extLst>
                         <a:ext uri="{28A0092B-C50C-407E-A947-70E740481C1C}">
                           <a14:useLocalDpi xmlns:a14="http://schemas.microsoft.com/office/drawing/2010/main" val="0"/>
@@ -921,7 +986,7 @@
             <wp:effectExtent l="0" t="0" r="0" b="3175"/>
             <wp:wrapSquare wrapText="bothSides"/>
             <wp:docPr id="1" name="Picture 1">
-              <a:hlinkClick xmlns:a="http://schemas.openxmlformats.org/drawingml/2006/main" r:id="rId17" tooltip="Stats and Probability"/>
+              <a:hlinkClick xmlns:a="http://schemas.openxmlformats.org/drawingml/2006/main" r:id="rId19" tooltip="Stats and Probability"/>
             </wp:docPr>
             <wp:cNvGraphicFramePr>
               <a:graphicFrameLocks xmlns:a="http://schemas.openxmlformats.org/drawingml/2006/main" noChangeAspect="1"/>
@@ -931,14 +996,14 @@
                 <pic:pic xmlns:pic="http://schemas.openxmlformats.org/drawingml/2006/picture">
                   <pic:nvPicPr>
                     <pic:cNvPr id="1" name="Picture 1">
-                      <a:hlinkClick r:id="rId17" tooltip="Stats and Probability"/>
+                      <a:hlinkClick r:id="rId19" tooltip="Stats and Probability"/>
                     </pic:cNvPr>
                     <pic:cNvPicPr>
                       <a:picLocks noChangeAspect="1" noChangeArrowheads="1"/>
                     </pic:cNvPicPr>
                   </pic:nvPicPr>
                   <pic:blipFill>
-                    <a:blip r:embed="rId18">
+                    <a:blip r:embed="rId20">
                       <a:extLst>
                         <a:ext uri="{28A0092B-C50C-407E-A947-70E740481C1C}">
                           <a14:useLocalDpi xmlns:a14="http://schemas.microsoft.com/office/drawing/2010/main" val="0"/>
@@ -980,7 +1045,7 @@
           <w:noProof/>
         </w:rPr>
         <w:drawing>
-          <wp:anchor distT="0" distB="0" distL="114300" distR="114300" simplePos="0" relativeHeight="251660288" behindDoc="0" locked="0" layoutInCell="1" allowOverlap="1" wp14:anchorId="01489EB8" wp14:editId="062E1415">
+          <wp:anchor distT="0" distB="0" distL="114300" distR="114300" simplePos="0" relativeHeight="251660288" behindDoc="0" locked="0" layoutInCell="1" allowOverlap="1" wp14:anchorId="01489EB8" wp14:editId="44AD7368">
             <wp:simplePos x="0" y="0"/>
             <wp:positionH relativeFrom="margin">
               <wp:posOffset>4492625</wp:posOffset>
@@ -992,7 +1057,7 @@
             <wp:effectExtent l="0" t="0" r="0" b="635"/>
             <wp:wrapSquare wrapText="bothSides"/>
             <wp:docPr id="3" name="Picture 3">
-              <a:hlinkClick xmlns:a="http://schemas.openxmlformats.org/drawingml/2006/main" r:id="rId19" tooltip="AI Fundamentals Skill"/>
+              <a:hlinkClick xmlns:a="http://schemas.openxmlformats.org/drawingml/2006/main" r:id="rId21" tooltip="AI Fundamentals Skill"/>
             </wp:docPr>
             <wp:cNvGraphicFramePr>
               <a:graphicFrameLocks xmlns:a="http://schemas.openxmlformats.org/drawingml/2006/main" noChangeAspect="1"/>
@@ -1002,14 +1067,14 @@
                 <pic:pic xmlns:pic="http://schemas.openxmlformats.org/drawingml/2006/picture">
                   <pic:nvPicPr>
                     <pic:cNvPr id="3" name="Picture 3">
-                      <a:hlinkClick r:id="rId19" tooltip="AI Fundamentals Skill"/>
+                      <a:hlinkClick r:id="rId21" tooltip="AI Fundamentals Skill"/>
                     </pic:cNvPr>
                     <pic:cNvPicPr>
                       <a:picLocks noChangeAspect="1" noChangeArrowheads="1"/>
                     </pic:cNvPicPr>
                   </pic:nvPicPr>
                   <pic:blipFill>
-                    <a:blip r:embed="rId20" cstate="print">
+                    <a:blip r:embed="rId22" cstate="print">
                       <a:extLst>
                         <a:ext uri="{28A0092B-C50C-407E-A947-70E740481C1C}">
                           <a14:useLocalDpi xmlns:a14="http://schemas.microsoft.com/office/drawing/2010/main" val="0"/>
@@ -1044,77 +1109,6 @@
         <w:rPr>
           <w:b/>
           <w:smallCaps/>
-          <w:noProof/>
-          <w:color w:val="595959" w:themeColor="text1" w:themeTint="A6"/>
-        </w:rPr>
-        <w:drawing>
-          <wp:anchor distT="0" distB="0" distL="114300" distR="114300" simplePos="0" relativeHeight="251661312" behindDoc="0" locked="0" layoutInCell="1" allowOverlap="1" wp14:anchorId="05C52EF7" wp14:editId="25BACE9F">
-            <wp:simplePos x="0" y="0"/>
-            <wp:positionH relativeFrom="column">
-              <wp:posOffset>3747135</wp:posOffset>
-            </wp:positionH>
-            <wp:positionV relativeFrom="paragraph">
-              <wp:posOffset>52493</wp:posOffset>
-            </wp:positionV>
-            <wp:extent cx="850265" cy="850265"/>
-            <wp:effectExtent l="0" t="0" r="0" b="635"/>
-            <wp:wrapSquare wrapText="bothSides"/>
-            <wp:docPr id="258241539" name="Picture 1">
-              <a:hlinkClick xmlns:a="http://schemas.openxmlformats.org/drawingml/2006/main" r:id="rId21" tooltip="AI Fundamentals Practitioner"/>
-            </wp:docPr>
-            <wp:cNvGraphicFramePr>
-              <a:graphicFrameLocks xmlns:a="http://schemas.openxmlformats.org/drawingml/2006/main" noChangeAspect="1"/>
-            </wp:cNvGraphicFramePr>
-            <a:graphic xmlns:a="http://schemas.openxmlformats.org/drawingml/2006/main">
-              <a:graphicData uri="http://schemas.openxmlformats.org/drawingml/2006/picture">
-                <pic:pic xmlns:pic="http://schemas.openxmlformats.org/drawingml/2006/picture">
-                  <pic:nvPicPr>
-                    <pic:cNvPr id="258241539" name="Picture 1">
-                      <a:hlinkClick r:id="rId21" tooltip="AI Fundamentals Practitioner"/>
-                    </pic:cNvPr>
-                    <pic:cNvPicPr/>
-                  </pic:nvPicPr>
-                  <pic:blipFill>
-                    <a:blip r:embed="rId22" cstate="print">
-                      <a:extLst>
-                        <a:ext uri="{28A0092B-C50C-407E-A947-70E740481C1C}">
-                          <a14:useLocalDpi xmlns:a14="http://schemas.microsoft.com/office/drawing/2010/main" val="0"/>
-                        </a:ext>
-                      </a:extLst>
-                    </a:blip>
-                    <a:stretch>
-                      <a:fillRect/>
-                    </a:stretch>
-                  </pic:blipFill>
-                  <pic:spPr>
-                    <a:xfrm>
-                      <a:off x="0" y="0"/>
-                      <a:ext cx="850265" cy="850265"/>
-                    </a:xfrm>
-                    <a:prstGeom prst="rect">
-                      <a:avLst/>
-                    </a:prstGeom>
-                    <a:noFill/>
-                    <a:ln>
-                      <a:noFill/>
-                    </a:ln>
-                  </pic:spPr>
-                </pic:pic>
-              </a:graphicData>
-            </a:graphic>
-            <wp14:sizeRelH relativeFrom="page">
-              <wp14:pctWidth>0</wp14:pctWidth>
-            </wp14:sizeRelH>
-            <wp14:sizeRelV relativeFrom="page">
-              <wp14:pctHeight>0</wp14:pctHeight>
-            </wp14:sizeRelV>
-          </wp:anchor>
-        </w:drawing>
-      </w:r>
-      <w:r>
-        <w:rPr>
-          <w:b/>
-          <w:smallCaps/>
           <w:color w:val="595959" w:themeColor="text1" w:themeTint="A6"/>
         </w:rPr>
         <w:t xml:space="preserve">AI Fundamentals </w:t>
@@ -1314,7 +1308,13 @@
         <w:t xml:space="preserve">), SQL, </w:t>
       </w:r>
       <w:r>
-        <w:t>Business Objects, SAP, ECM, MAP, CAPP, ETS, MATLAB, Minitab,</w:t>
+        <w:t>Business Objects,</w:t>
+      </w:r>
+      <w:r>
+        <w:t xml:space="preserve"> Power BI, </w:t>
+      </w:r>
+      <w:r>
+        <w:t xml:space="preserve"> SAP, ECM, MAP, CAPP, ETS, MATLAB, Minitab,</w:t>
       </w:r>
       <w:r>
         <w:t xml:space="preserve"> </w:t>

--- a/assets/pdf/Donald_Resume.docx
+++ b/assets/pdf/Donald_Resume.docx
@@ -1,6 +1,6 @@
 
 <file path=word/document.xml><?xml version="1.0" encoding="utf-8"?>
-<w:document xmlns:wpc="http://schemas.microsoft.com/office/word/2010/wordprocessingCanvas" xmlns:cx="http://schemas.microsoft.com/office/drawing/2014/chartex" xmlns:cx1="http://schemas.microsoft.com/office/drawing/2015/9/8/chartex" xmlns:cx2="http://schemas.microsoft.com/office/drawing/2015/10/21/chartex" xmlns:cx3="http://schemas.microsoft.com/office/drawing/2016/5/9/chartex" xmlns:cx4="http://schemas.microsoft.com/office/drawing/2016/5/10/chartex" xmlns:cx5="http://schemas.microsoft.com/office/drawing/2016/5/11/chartex" xmlns:cx6="http://schemas.microsoft.com/office/drawing/2016/5/12/chartex" xmlns:cx7="http://schemas.microsoft.com/office/drawing/2016/5/13/chartex" xmlns:cx8="http://schemas.microsoft.com/office/drawing/2016/5/14/chartex" xmlns:mc="http://schemas.openxmlformats.org/markup-compatibility/2006" xmlns:aink="http://schemas.microsoft.com/office/drawing/2016/ink" xmlns:am3d="http://schemas.microsoft.com/office/drawing/2017/model3d" xmlns:o="urn:schemas-microsoft-com:office:office" xmlns:oel="http://schemas.microsoft.com/office/2019/extlst" xmlns:r="http://schemas.openxmlformats.org/officeDocument/2006/relationships" xmlns:m="http://schemas.openxmlformats.org/officeDocument/2006/math" xmlns:v="urn:schemas-microsoft-com:vml" xmlns:wp14="http://schemas.microsoft.com/office/word/2010/wordprocessingDrawing" xmlns:wp="http://schemas.openxmlformats.org/drawingml/2006/wordprocessingDrawing" xmlns:w10="urn:schemas-microsoft-com:office:word" xmlns:w="http://schemas.openxmlformats.org/wordprocessingml/2006/main" xmlns:w14="http://schemas.microsoft.com/office/word/2010/wordml" xmlns:w15="http://schemas.microsoft.com/office/word/2012/wordml" xmlns:w16cex="http://schemas.microsoft.com/office/word/2018/wordml/cex" xmlns:w16cid="http://schemas.microsoft.com/office/word/2016/wordml/cid" xmlns:w16="http://schemas.microsoft.com/office/word/2018/wordml" xmlns:w16sdtdh="http://schemas.microsoft.com/office/word/2020/wordml/sdtdatahash" xmlns:w16se="http://schemas.microsoft.com/office/word/2015/wordml/symex" xmlns:wpg="http://schemas.microsoft.com/office/word/2010/wordprocessingGroup" xmlns:wpi="http://schemas.microsoft.com/office/word/2010/wordprocessingInk" xmlns:wne="http://schemas.microsoft.com/office/word/2006/wordml" xmlns:wps="http://schemas.microsoft.com/office/word/2010/wordprocessingShape" mc:Ignorable="w14 w15 w16se w16cid w16 w16cex w16sdtdh wp14">
+<w:document xmlns:wpc="http://schemas.microsoft.com/office/word/2010/wordprocessingCanvas" xmlns:cx="http://schemas.microsoft.com/office/drawing/2014/chartex" xmlns:cx1="http://schemas.microsoft.com/office/drawing/2015/9/8/chartex" xmlns:cx2="http://schemas.microsoft.com/office/drawing/2015/10/21/chartex" xmlns:cx3="http://schemas.microsoft.com/office/drawing/2016/5/9/chartex" xmlns:cx4="http://schemas.microsoft.com/office/drawing/2016/5/10/chartex" xmlns:cx5="http://schemas.microsoft.com/office/drawing/2016/5/11/chartex" xmlns:cx6="http://schemas.microsoft.com/office/drawing/2016/5/12/chartex" xmlns:cx7="http://schemas.microsoft.com/office/drawing/2016/5/13/chartex" xmlns:cx8="http://schemas.microsoft.com/office/drawing/2016/5/14/chartex" xmlns:mc="http://schemas.openxmlformats.org/markup-compatibility/2006" xmlns:aink="http://schemas.microsoft.com/office/drawing/2016/ink" xmlns:am3d="http://schemas.microsoft.com/office/drawing/2017/model3d" xmlns:o="urn:schemas-microsoft-com:office:office" xmlns:oel="http://schemas.microsoft.com/office/2019/extlst" xmlns:r="http://schemas.openxmlformats.org/officeDocument/2006/relationships" xmlns:m="http://schemas.openxmlformats.org/officeDocument/2006/math" xmlns:v="urn:schemas-microsoft-com:vml" xmlns:wp14="http://schemas.microsoft.com/office/word/2010/wordprocessingDrawing" xmlns:wp="http://schemas.openxmlformats.org/drawingml/2006/wordprocessingDrawing" xmlns:w10="urn:schemas-microsoft-com:office:word" xmlns:w="http://schemas.openxmlformats.org/wordprocessingml/2006/main" xmlns:w14="http://schemas.microsoft.com/office/word/2010/wordml" xmlns:w15="http://schemas.microsoft.com/office/word/2012/wordml" xmlns:w16cex="http://schemas.microsoft.com/office/word/2018/wordml/cex" xmlns:w16cid="http://schemas.microsoft.com/office/word/2016/wordml/cid" xmlns:w16="http://schemas.microsoft.com/office/word/2018/wordml" xmlns:w16du="http://schemas.microsoft.com/office/word/2023/wordml/word16du" xmlns:w16sdtdh="http://schemas.microsoft.com/office/word/2020/wordml/sdtdatahash" xmlns:w16se="http://schemas.microsoft.com/office/word/2015/wordml/symex" xmlns:wpg="http://schemas.microsoft.com/office/word/2010/wordprocessingGroup" xmlns:wpi="http://schemas.microsoft.com/office/word/2010/wordprocessingInk" xmlns:wne="http://schemas.microsoft.com/office/word/2006/wordml" xmlns:wps="http://schemas.microsoft.com/office/word/2010/wordprocessingShape" mc:Ignorable="w14 w15 w16se w16cid w16 w16cex w16sdtdh w16du wp14">
   <w:body>
     <w:p>
       <w:pPr>
@@ -310,7 +310,23 @@
           <w:sz w:val="20"/>
           <w:szCs w:val="20"/>
         </w:rPr>
-        <w:t xml:space="preserve">, reduce error from week to </w:t>
+        <w:t>, reduce error from week</w:t>
+      </w:r>
+      <w:r>
+        <w:rPr>
+          <w:rStyle w:val="background-details"/>
+          <w:sz w:val="20"/>
+          <w:szCs w:val="20"/>
+        </w:rPr>
+        <w:t>s</w:t>
+      </w:r>
+      <w:r>
+        <w:rPr>
+          <w:rStyle w:val="background-details"/>
+          <w:sz w:val="20"/>
+          <w:szCs w:val="20"/>
+        </w:rPr>
+        <w:t xml:space="preserve"> to </w:t>
       </w:r>
       <w:r>
         <w:rPr>
@@ -903,7 +919,7 @@
           <w:color w:val="595959" w:themeColor="text1" w:themeTint="A6"/>
         </w:rPr>
         <w:drawing>
-          <wp:anchor distT="0" distB="0" distL="114300" distR="114300" simplePos="0" relativeHeight="251658240" behindDoc="0" locked="0" layoutInCell="1" allowOverlap="1" wp14:anchorId="64487BD5" wp14:editId="754576DE">
+          <wp:anchor distT="0" distB="0" distL="114300" distR="114300" simplePos="0" relativeHeight="251658240" behindDoc="0" locked="0" layoutInCell="1" allowOverlap="1" wp14:anchorId="64487BD5" wp14:editId="16F924FE">
             <wp:simplePos x="0" y="0"/>
             <wp:positionH relativeFrom="margin">
               <wp:posOffset>5967095</wp:posOffset>
@@ -1365,7 +1381,7 @@
 </file>
 
 <file path=word/endnotes.xml><?xml version="1.0" encoding="utf-8"?>
-<w:endnotes xmlns:wpc="http://schemas.microsoft.com/office/word/2010/wordprocessingCanvas" xmlns:cx="http://schemas.microsoft.com/office/drawing/2014/chartex" xmlns:cx1="http://schemas.microsoft.com/office/drawing/2015/9/8/chartex" xmlns:cx2="http://schemas.microsoft.com/office/drawing/2015/10/21/chartex" xmlns:cx3="http://schemas.microsoft.com/office/drawing/2016/5/9/chartex" xmlns:cx4="http://schemas.microsoft.com/office/drawing/2016/5/10/chartex" xmlns:cx5="http://schemas.microsoft.com/office/drawing/2016/5/11/chartex" xmlns:cx6="http://schemas.microsoft.com/office/drawing/2016/5/12/chartex" xmlns:cx7="http://schemas.microsoft.com/office/drawing/2016/5/13/chartex" xmlns:cx8="http://schemas.microsoft.com/office/drawing/2016/5/14/chartex" xmlns:mc="http://schemas.openxmlformats.org/markup-compatibility/2006" xmlns:aink="http://schemas.microsoft.com/office/drawing/2016/ink" xmlns:am3d="http://schemas.microsoft.com/office/drawing/2017/model3d" xmlns:o="urn:schemas-microsoft-com:office:office" xmlns:oel="http://schemas.microsoft.com/office/2019/extlst" xmlns:r="http://schemas.openxmlformats.org/officeDocument/2006/relationships" xmlns:m="http://schemas.openxmlformats.org/officeDocument/2006/math" xmlns:v="urn:schemas-microsoft-com:vml" xmlns:wp14="http://schemas.microsoft.com/office/word/2010/wordprocessingDrawing" xmlns:wp="http://schemas.openxmlformats.org/drawingml/2006/wordprocessingDrawing" xmlns:w10="urn:schemas-microsoft-com:office:word" xmlns:w="http://schemas.openxmlformats.org/wordprocessingml/2006/main" xmlns:w14="http://schemas.microsoft.com/office/word/2010/wordml" xmlns:w15="http://schemas.microsoft.com/office/word/2012/wordml" xmlns:w16cex="http://schemas.microsoft.com/office/word/2018/wordml/cex" xmlns:w16cid="http://schemas.microsoft.com/office/word/2016/wordml/cid" xmlns:w16="http://schemas.microsoft.com/office/word/2018/wordml" xmlns:w16sdtdh="http://schemas.microsoft.com/office/word/2020/wordml/sdtdatahash" xmlns:w16se="http://schemas.microsoft.com/office/word/2015/wordml/symex" xmlns:wpg="http://schemas.microsoft.com/office/word/2010/wordprocessingGroup" xmlns:wpi="http://schemas.microsoft.com/office/word/2010/wordprocessingInk" xmlns:wne="http://schemas.microsoft.com/office/word/2006/wordml" xmlns:wps="http://schemas.microsoft.com/office/word/2010/wordprocessingShape" mc:Ignorable="w14 w15 w16se w16cid w16 w16cex w16sdtdh wp14">
+<w:endnotes xmlns:wpc="http://schemas.microsoft.com/office/word/2010/wordprocessingCanvas" xmlns:cx="http://schemas.microsoft.com/office/drawing/2014/chartex" xmlns:cx1="http://schemas.microsoft.com/office/drawing/2015/9/8/chartex" xmlns:cx2="http://schemas.microsoft.com/office/drawing/2015/10/21/chartex" xmlns:cx3="http://schemas.microsoft.com/office/drawing/2016/5/9/chartex" xmlns:cx4="http://schemas.microsoft.com/office/drawing/2016/5/10/chartex" xmlns:cx5="http://schemas.microsoft.com/office/drawing/2016/5/11/chartex" xmlns:cx6="http://schemas.microsoft.com/office/drawing/2016/5/12/chartex" xmlns:cx7="http://schemas.microsoft.com/office/drawing/2016/5/13/chartex" xmlns:cx8="http://schemas.microsoft.com/office/drawing/2016/5/14/chartex" xmlns:mc="http://schemas.openxmlformats.org/markup-compatibility/2006" xmlns:aink="http://schemas.microsoft.com/office/drawing/2016/ink" xmlns:am3d="http://schemas.microsoft.com/office/drawing/2017/model3d" xmlns:o="urn:schemas-microsoft-com:office:office" xmlns:oel="http://schemas.microsoft.com/office/2019/extlst" xmlns:r="http://schemas.openxmlformats.org/officeDocument/2006/relationships" xmlns:m="http://schemas.openxmlformats.org/officeDocument/2006/math" xmlns:v="urn:schemas-microsoft-com:vml" xmlns:wp14="http://schemas.microsoft.com/office/word/2010/wordprocessingDrawing" xmlns:wp="http://schemas.openxmlformats.org/drawingml/2006/wordprocessingDrawing" xmlns:w10="urn:schemas-microsoft-com:office:word" xmlns:w="http://schemas.openxmlformats.org/wordprocessingml/2006/main" xmlns:w14="http://schemas.microsoft.com/office/word/2010/wordml" xmlns:w15="http://schemas.microsoft.com/office/word/2012/wordml" xmlns:w16cex="http://schemas.microsoft.com/office/word/2018/wordml/cex" xmlns:w16cid="http://schemas.microsoft.com/office/word/2016/wordml/cid" xmlns:w16="http://schemas.microsoft.com/office/word/2018/wordml" xmlns:w16du="http://schemas.microsoft.com/office/word/2023/wordml/word16du" xmlns:w16sdtdh="http://schemas.microsoft.com/office/word/2020/wordml/sdtdatahash" xmlns:w16se="http://schemas.microsoft.com/office/word/2015/wordml/symex" xmlns:wpg="http://schemas.microsoft.com/office/word/2010/wordprocessingGroup" xmlns:wpi="http://schemas.microsoft.com/office/word/2010/wordprocessingInk" xmlns:wne="http://schemas.microsoft.com/office/word/2006/wordml" xmlns:wps="http://schemas.microsoft.com/office/word/2010/wordprocessingShape" mc:Ignorable="w14 w15 w16se w16cid w16 w16cex w16sdtdh w16du wp14">
   <w:endnote w:type="separator" w:id="-1">
     <w:p>
       <w:pPr>
@@ -1390,7 +1406,7 @@
 </file>
 
 <file path=word/footer1.xml><?xml version="1.0" encoding="utf-8"?>
-<w:ftr xmlns:wpc="http://schemas.microsoft.com/office/word/2010/wordprocessingCanvas" xmlns:cx="http://schemas.microsoft.com/office/drawing/2014/chartex" xmlns:cx1="http://schemas.microsoft.com/office/drawing/2015/9/8/chartex" xmlns:cx2="http://schemas.microsoft.com/office/drawing/2015/10/21/chartex" xmlns:cx3="http://schemas.microsoft.com/office/drawing/2016/5/9/chartex" xmlns:cx4="http://schemas.microsoft.com/office/drawing/2016/5/10/chartex" xmlns:cx5="http://schemas.microsoft.com/office/drawing/2016/5/11/chartex" xmlns:cx6="http://schemas.microsoft.com/office/drawing/2016/5/12/chartex" xmlns:cx7="http://schemas.microsoft.com/office/drawing/2016/5/13/chartex" xmlns:cx8="http://schemas.microsoft.com/office/drawing/2016/5/14/chartex" xmlns:mc="http://schemas.openxmlformats.org/markup-compatibility/2006" xmlns:aink="http://schemas.microsoft.com/office/drawing/2016/ink" xmlns:am3d="http://schemas.microsoft.com/office/drawing/2017/model3d" xmlns:o="urn:schemas-microsoft-com:office:office" xmlns:oel="http://schemas.microsoft.com/office/2019/extlst" xmlns:r="http://schemas.openxmlformats.org/officeDocument/2006/relationships" xmlns:m="http://schemas.openxmlformats.org/officeDocument/2006/math" xmlns:v="urn:schemas-microsoft-com:vml" xmlns:wp14="http://schemas.microsoft.com/office/word/2010/wordprocessingDrawing" xmlns:wp="http://schemas.openxmlformats.org/drawingml/2006/wordprocessingDrawing" xmlns:w10="urn:schemas-microsoft-com:office:word" xmlns:w="http://schemas.openxmlformats.org/wordprocessingml/2006/main" xmlns:w14="http://schemas.microsoft.com/office/word/2010/wordml" xmlns:w15="http://schemas.microsoft.com/office/word/2012/wordml" xmlns:w16cex="http://schemas.microsoft.com/office/word/2018/wordml/cex" xmlns:w16cid="http://schemas.microsoft.com/office/word/2016/wordml/cid" xmlns:w16="http://schemas.microsoft.com/office/word/2018/wordml" xmlns:w16sdtdh="http://schemas.microsoft.com/office/word/2020/wordml/sdtdatahash" xmlns:w16se="http://schemas.microsoft.com/office/word/2015/wordml/symex" xmlns:wpg="http://schemas.microsoft.com/office/word/2010/wordprocessingGroup" xmlns:wpi="http://schemas.microsoft.com/office/word/2010/wordprocessingInk" xmlns:wne="http://schemas.microsoft.com/office/word/2006/wordml" xmlns:wps="http://schemas.microsoft.com/office/word/2010/wordprocessingShape" mc:Ignorable="w14 w15 w16se w16cid w16 w16cex w16sdtdh wp14">
+<w:ftr xmlns:wpc="http://schemas.microsoft.com/office/word/2010/wordprocessingCanvas" xmlns:cx="http://schemas.microsoft.com/office/drawing/2014/chartex" xmlns:cx1="http://schemas.microsoft.com/office/drawing/2015/9/8/chartex" xmlns:cx2="http://schemas.microsoft.com/office/drawing/2015/10/21/chartex" xmlns:cx3="http://schemas.microsoft.com/office/drawing/2016/5/9/chartex" xmlns:cx4="http://schemas.microsoft.com/office/drawing/2016/5/10/chartex" xmlns:cx5="http://schemas.microsoft.com/office/drawing/2016/5/11/chartex" xmlns:cx6="http://schemas.microsoft.com/office/drawing/2016/5/12/chartex" xmlns:cx7="http://schemas.microsoft.com/office/drawing/2016/5/13/chartex" xmlns:cx8="http://schemas.microsoft.com/office/drawing/2016/5/14/chartex" xmlns:mc="http://schemas.openxmlformats.org/markup-compatibility/2006" xmlns:aink="http://schemas.microsoft.com/office/drawing/2016/ink" xmlns:am3d="http://schemas.microsoft.com/office/drawing/2017/model3d" xmlns:o="urn:schemas-microsoft-com:office:office" xmlns:oel="http://schemas.microsoft.com/office/2019/extlst" xmlns:r="http://schemas.openxmlformats.org/officeDocument/2006/relationships" xmlns:m="http://schemas.openxmlformats.org/officeDocument/2006/math" xmlns:v="urn:schemas-microsoft-com:vml" xmlns:wp14="http://schemas.microsoft.com/office/word/2010/wordprocessingDrawing" xmlns:wp="http://schemas.openxmlformats.org/drawingml/2006/wordprocessingDrawing" xmlns:w10="urn:schemas-microsoft-com:office:word" xmlns:w="http://schemas.openxmlformats.org/wordprocessingml/2006/main" xmlns:w14="http://schemas.microsoft.com/office/word/2010/wordml" xmlns:w15="http://schemas.microsoft.com/office/word/2012/wordml" xmlns:w16cex="http://schemas.microsoft.com/office/word/2018/wordml/cex" xmlns:w16cid="http://schemas.microsoft.com/office/word/2016/wordml/cid" xmlns:w16="http://schemas.microsoft.com/office/word/2018/wordml" xmlns:w16du="http://schemas.microsoft.com/office/word/2023/wordml/word16du" xmlns:w16sdtdh="http://schemas.microsoft.com/office/word/2020/wordml/sdtdatahash" xmlns:w16se="http://schemas.microsoft.com/office/word/2015/wordml/symex" xmlns:wpg="http://schemas.microsoft.com/office/word/2010/wordprocessingGroup" xmlns:wpi="http://schemas.microsoft.com/office/word/2010/wordprocessingInk" xmlns:wne="http://schemas.microsoft.com/office/word/2006/wordml" xmlns:wps="http://schemas.microsoft.com/office/word/2010/wordprocessingShape" mc:Ignorable="w14 w15 w16se w16cid w16 w16cex w16sdtdh w16du wp14">
   <w:p>
     <w:pPr>
       <w:pStyle w:val="Footer"/>
@@ -1400,7 +1416,7 @@
 </file>
 
 <file path=word/footer2.xml><?xml version="1.0" encoding="utf-8"?>
-<w:ftr xmlns:wpc="http://schemas.microsoft.com/office/word/2010/wordprocessingCanvas" xmlns:cx="http://schemas.microsoft.com/office/drawing/2014/chartex" xmlns:cx1="http://schemas.microsoft.com/office/drawing/2015/9/8/chartex" xmlns:cx2="http://schemas.microsoft.com/office/drawing/2015/10/21/chartex" xmlns:cx3="http://schemas.microsoft.com/office/drawing/2016/5/9/chartex" xmlns:cx4="http://schemas.microsoft.com/office/drawing/2016/5/10/chartex" xmlns:cx5="http://schemas.microsoft.com/office/drawing/2016/5/11/chartex" xmlns:cx6="http://schemas.microsoft.com/office/drawing/2016/5/12/chartex" xmlns:cx7="http://schemas.microsoft.com/office/drawing/2016/5/13/chartex" xmlns:cx8="http://schemas.microsoft.com/office/drawing/2016/5/14/chartex" xmlns:mc="http://schemas.openxmlformats.org/markup-compatibility/2006" xmlns:aink="http://schemas.microsoft.com/office/drawing/2016/ink" xmlns:am3d="http://schemas.microsoft.com/office/drawing/2017/model3d" xmlns:o="urn:schemas-microsoft-com:office:office" xmlns:oel="http://schemas.microsoft.com/office/2019/extlst" xmlns:r="http://schemas.openxmlformats.org/officeDocument/2006/relationships" xmlns:m="http://schemas.openxmlformats.org/officeDocument/2006/math" xmlns:v="urn:schemas-microsoft-com:vml" xmlns:wp14="http://schemas.microsoft.com/office/word/2010/wordprocessingDrawing" xmlns:wp="http://schemas.openxmlformats.org/drawingml/2006/wordprocessingDrawing" xmlns:w10="urn:schemas-microsoft-com:office:word" xmlns:w="http://schemas.openxmlformats.org/wordprocessingml/2006/main" xmlns:w14="http://schemas.microsoft.com/office/word/2010/wordml" xmlns:w15="http://schemas.microsoft.com/office/word/2012/wordml" xmlns:w16cex="http://schemas.microsoft.com/office/word/2018/wordml/cex" xmlns:w16cid="http://schemas.microsoft.com/office/word/2016/wordml/cid" xmlns:w16="http://schemas.microsoft.com/office/word/2018/wordml" xmlns:w16sdtdh="http://schemas.microsoft.com/office/word/2020/wordml/sdtdatahash" xmlns:w16se="http://schemas.microsoft.com/office/word/2015/wordml/symex" xmlns:wpg="http://schemas.microsoft.com/office/word/2010/wordprocessingGroup" xmlns:wpi="http://schemas.microsoft.com/office/word/2010/wordprocessingInk" xmlns:wne="http://schemas.microsoft.com/office/word/2006/wordml" xmlns:wps="http://schemas.microsoft.com/office/word/2010/wordprocessingShape" mc:Ignorable="w14 w15 w16se w16cid w16 w16cex w16sdtdh wp14">
+<w:ftr xmlns:wpc="http://schemas.microsoft.com/office/word/2010/wordprocessingCanvas" xmlns:cx="http://schemas.microsoft.com/office/drawing/2014/chartex" xmlns:cx1="http://schemas.microsoft.com/office/drawing/2015/9/8/chartex" xmlns:cx2="http://schemas.microsoft.com/office/drawing/2015/10/21/chartex" xmlns:cx3="http://schemas.microsoft.com/office/drawing/2016/5/9/chartex" xmlns:cx4="http://schemas.microsoft.com/office/drawing/2016/5/10/chartex" xmlns:cx5="http://schemas.microsoft.com/office/drawing/2016/5/11/chartex" xmlns:cx6="http://schemas.microsoft.com/office/drawing/2016/5/12/chartex" xmlns:cx7="http://schemas.microsoft.com/office/drawing/2016/5/13/chartex" xmlns:cx8="http://schemas.microsoft.com/office/drawing/2016/5/14/chartex" xmlns:mc="http://schemas.openxmlformats.org/markup-compatibility/2006" xmlns:aink="http://schemas.microsoft.com/office/drawing/2016/ink" xmlns:am3d="http://schemas.microsoft.com/office/drawing/2017/model3d" xmlns:o="urn:schemas-microsoft-com:office:office" xmlns:oel="http://schemas.microsoft.com/office/2019/extlst" xmlns:r="http://schemas.openxmlformats.org/officeDocument/2006/relationships" xmlns:m="http://schemas.openxmlformats.org/officeDocument/2006/math" xmlns:v="urn:schemas-microsoft-com:vml" xmlns:wp14="http://schemas.microsoft.com/office/word/2010/wordprocessingDrawing" xmlns:wp="http://schemas.openxmlformats.org/drawingml/2006/wordprocessingDrawing" xmlns:w10="urn:schemas-microsoft-com:office:word" xmlns:w="http://schemas.openxmlformats.org/wordprocessingml/2006/main" xmlns:w14="http://schemas.microsoft.com/office/word/2010/wordml" xmlns:w15="http://schemas.microsoft.com/office/word/2012/wordml" xmlns:w16cex="http://schemas.microsoft.com/office/word/2018/wordml/cex" xmlns:w16cid="http://schemas.microsoft.com/office/word/2016/wordml/cid" xmlns:w16="http://schemas.microsoft.com/office/word/2018/wordml" xmlns:w16du="http://schemas.microsoft.com/office/word/2023/wordml/word16du" xmlns:w16sdtdh="http://schemas.microsoft.com/office/word/2020/wordml/sdtdatahash" xmlns:w16se="http://schemas.microsoft.com/office/word/2015/wordml/symex" xmlns:wpg="http://schemas.microsoft.com/office/word/2010/wordprocessingGroup" xmlns:wpi="http://schemas.microsoft.com/office/word/2010/wordprocessingInk" xmlns:wne="http://schemas.microsoft.com/office/word/2006/wordml" xmlns:wps="http://schemas.microsoft.com/office/word/2010/wordprocessingShape" mc:Ignorable="w14 w15 w16se w16cid w16 w16cex w16sdtdh w16du wp14">
   <w:p>
     <w:pPr>
       <w:pStyle w:val="Footer"/>
@@ -1410,7 +1426,7 @@
 </file>
 
 <file path=word/footer3.xml><?xml version="1.0" encoding="utf-8"?>
-<w:ftr xmlns:wpc="http://schemas.microsoft.com/office/word/2010/wordprocessingCanvas" xmlns:cx="http://schemas.microsoft.com/office/drawing/2014/chartex" xmlns:cx1="http://schemas.microsoft.com/office/drawing/2015/9/8/chartex" xmlns:cx2="http://schemas.microsoft.com/office/drawing/2015/10/21/chartex" xmlns:cx3="http://schemas.microsoft.com/office/drawing/2016/5/9/chartex" xmlns:cx4="http://schemas.microsoft.com/office/drawing/2016/5/10/chartex" xmlns:cx5="http://schemas.microsoft.com/office/drawing/2016/5/11/chartex" xmlns:cx6="http://schemas.microsoft.com/office/drawing/2016/5/12/chartex" xmlns:cx7="http://schemas.microsoft.com/office/drawing/2016/5/13/chartex" xmlns:cx8="http://schemas.microsoft.com/office/drawing/2016/5/14/chartex" xmlns:mc="http://schemas.openxmlformats.org/markup-compatibility/2006" xmlns:aink="http://schemas.microsoft.com/office/drawing/2016/ink" xmlns:am3d="http://schemas.microsoft.com/office/drawing/2017/model3d" xmlns:o="urn:schemas-microsoft-com:office:office" xmlns:oel="http://schemas.microsoft.com/office/2019/extlst" xmlns:r="http://schemas.openxmlformats.org/officeDocument/2006/relationships" xmlns:m="http://schemas.openxmlformats.org/officeDocument/2006/math" xmlns:v="urn:schemas-microsoft-com:vml" xmlns:wp14="http://schemas.microsoft.com/office/word/2010/wordprocessingDrawing" xmlns:wp="http://schemas.openxmlformats.org/drawingml/2006/wordprocessingDrawing" xmlns:w10="urn:schemas-microsoft-com:office:word" xmlns:w="http://schemas.openxmlformats.org/wordprocessingml/2006/main" xmlns:w14="http://schemas.microsoft.com/office/word/2010/wordml" xmlns:w15="http://schemas.microsoft.com/office/word/2012/wordml" xmlns:w16cex="http://schemas.microsoft.com/office/word/2018/wordml/cex" xmlns:w16cid="http://schemas.microsoft.com/office/word/2016/wordml/cid" xmlns:w16="http://schemas.microsoft.com/office/word/2018/wordml" xmlns:w16sdtdh="http://schemas.microsoft.com/office/word/2020/wordml/sdtdatahash" xmlns:w16se="http://schemas.microsoft.com/office/word/2015/wordml/symex" xmlns:wpg="http://schemas.microsoft.com/office/word/2010/wordprocessingGroup" xmlns:wpi="http://schemas.microsoft.com/office/word/2010/wordprocessingInk" xmlns:wne="http://schemas.microsoft.com/office/word/2006/wordml" xmlns:wps="http://schemas.microsoft.com/office/word/2010/wordprocessingShape" mc:Ignorable="w14 w15 w16se w16cid w16 w16cex w16sdtdh wp14">
+<w:ftr xmlns:wpc="http://schemas.microsoft.com/office/word/2010/wordprocessingCanvas" xmlns:cx="http://schemas.microsoft.com/office/drawing/2014/chartex" xmlns:cx1="http://schemas.microsoft.com/office/drawing/2015/9/8/chartex" xmlns:cx2="http://schemas.microsoft.com/office/drawing/2015/10/21/chartex" xmlns:cx3="http://schemas.microsoft.com/office/drawing/2016/5/9/chartex" xmlns:cx4="http://schemas.microsoft.com/office/drawing/2016/5/10/chartex" xmlns:cx5="http://schemas.microsoft.com/office/drawing/2016/5/11/chartex" xmlns:cx6="http://schemas.microsoft.com/office/drawing/2016/5/12/chartex" xmlns:cx7="http://schemas.microsoft.com/office/drawing/2016/5/13/chartex" xmlns:cx8="http://schemas.microsoft.com/office/drawing/2016/5/14/chartex" xmlns:mc="http://schemas.openxmlformats.org/markup-compatibility/2006" xmlns:aink="http://schemas.microsoft.com/office/drawing/2016/ink" xmlns:am3d="http://schemas.microsoft.com/office/drawing/2017/model3d" xmlns:o="urn:schemas-microsoft-com:office:office" xmlns:oel="http://schemas.microsoft.com/office/2019/extlst" xmlns:r="http://schemas.openxmlformats.org/officeDocument/2006/relationships" xmlns:m="http://schemas.openxmlformats.org/officeDocument/2006/math" xmlns:v="urn:schemas-microsoft-com:vml" xmlns:wp14="http://schemas.microsoft.com/office/word/2010/wordprocessingDrawing" xmlns:wp="http://schemas.openxmlformats.org/drawingml/2006/wordprocessingDrawing" xmlns:w10="urn:schemas-microsoft-com:office:word" xmlns:w="http://schemas.openxmlformats.org/wordprocessingml/2006/main" xmlns:w14="http://schemas.microsoft.com/office/word/2010/wordml" xmlns:w15="http://schemas.microsoft.com/office/word/2012/wordml" xmlns:w16cex="http://schemas.microsoft.com/office/word/2018/wordml/cex" xmlns:w16cid="http://schemas.microsoft.com/office/word/2016/wordml/cid" xmlns:w16="http://schemas.microsoft.com/office/word/2018/wordml" xmlns:w16du="http://schemas.microsoft.com/office/word/2023/wordml/word16du" xmlns:w16sdtdh="http://schemas.microsoft.com/office/word/2020/wordml/sdtdatahash" xmlns:w16se="http://schemas.microsoft.com/office/word/2015/wordml/symex" xmlns:wpg="http://schemas.microsoft.com/office/word/2010/wordprocessingGroup" xmlns:wpi="http://schemas.microsoft.com/office/word/2010/wordprocessingInk" xmlns:wne="http://schemas.microsoft.com/office/word/2006/wordml" xmlns:wps="http://schemas.microsoft.com/office/word/2010/wordprocessingShape" mc:Ignorable="w14 w15 w16se w16cid w16 w16cex w16sdtdh w16du wp14">
   <w:p>
     <w:pPr>
       <w:pStyle w:val="Footer"/>
@@ -1420,7 +1436,7 @@
 </file>
 
 <file path=word/footnotes.xml><?xml version="1.0" encoding="utf-8"?>
-<w:footnotes xmlns:wpc="http://schemas.microsoft.com/office/word/2010/wordprocessingCanvas" xmlns:cx="http://schemas.microsoft.com/office/drawing/2014/chartex" xmlns:cx1="http://schemas.microsoft.com/office/drawing/2015/9/8/chartex" xmlns:cx2="http://schemas.microsoft.com/office/drawing/2015/10/21/chartex" xmlns:cx3="http://schemas.microsoft.com/office/drawing/2016/5/9/chartex" xmlns:cx4="http://schemas.microsoft.com/office/drawing/2016/5/10/chartex" xmlns:cx5="http://schemas.microsoft.com/office/drawing/2016/5/11/chartex" xmlns:cx6="http://schemas.microsoft.com/office/drawing/2016/5/12/chartex" xmlns:cx7="http://schemas.microsoft.com/office/drawing/2016/5/13/chartex" xmlns:cx8="http://schemas.microsoft.com/office/drawing/2016/5/14/chartex" xmlns:mc="http://schemas.openxmlformats.org/markup-compatibility/2006" xmlns:aink="http://schemas.microsoft.com/office/drawing/2016/ink" xmlns:am3d="http://schemas.microsoft.com/office/drawing/2017/model3d" xmlns:o="urn:schemas-microsoft-com:office:office" xmlns:oel="http://schemas.microsoft.com/office/2019/extlst" xmlns:r="http://schemas.openxmlformats.org/officeDocument/2006/relationships" xmlns:m="http://schemas.openxmlformats.org/officeDocument/2006/math" xmlns:v="urn:schemas-microsoft-com:vml" xmlns:wp14="http://schemas.microsoft.com/office/word/2010/wordprocessingDrawing" xmlns:wp="http://schemas.openxmlformats.org/drawingml/2006/wordprocessingDrawing" xmlns:w10="urn:schemas-microsoft-com:office:word" xmlns:w="http://schemas.openxmlformats.org/wordprocessingml/2006/main" xmlns:w14="http://schemas.microsoft.com/office/word/2010/wordml" xmlns:w15="http://schemas.microsoft.com/office/word/2012/wordml" xmlns:w16cex="http://schemas.microsoft.com/office/word/2018/wordml/cex" xmlns:w16cid="http://schemas.microsoft.com/office/word/2016/wordml/cid" xmlns:w16="http://schemas.microsoft.com/office/word/2018/wordml" xmlns:w16sdtdh="http://schemas.microsoft.com/office/word/2020/wordml/sdtdatahash" xmlns:w16se="http://schemas.microsoft.com/office/word/2015/wordml/symex" xmlns:wpg="http://schemas.microsoft.com/office/word/2010/wordprocessingGroup" xmlns:wpi="http://schemas.microsoft.com/office/word/2010/wordprocessingInk" xmlns:wne="http://schemas.microsoft.com/office/word/2006/wordml" xmlns:wps="http://schemas.microsoft.com/office/word/2010/wordprocessingShape" mc:Ignorable="w14 w15 w16se w16cid w16 w16cex w16sdtdh wp14">
+<w:footnotes xmlns:wpc="http://schemas.microsoft.com/office/word/2010/wordprocessingCanvas" xmlns:cx="http://schemas.microsoft.com/office/drawing/2014/chartex" xmlns:cx1="http://schemas.microsoft.com/office/drawing/2015/9/8/chartex" xmlns:cx2="http://schemas.microsoft.com/office/drawing/2015/10/21/chartex" xmlns:cx3="http://schemas.microsoft.com/office/drawing/2016/5/9/chartex" xmlns:cx4="http://schemas.microsoft.com/office/drawing/2016/5/10/chartex" xmlns:cx5="http://schemas.microsoft.com/office/drawing/2016/5/11/chartex" xmlns:cx6="http://schemas.microsoft.com/office/drawing/2016/5/12/chartex" xmlns:cx7="http://schemas.microsoft.com/office/drawing/2016/5/13/chartex" xmlns:cx8="http://schemas.microsoft.com/office/drawing/2016/5/14/chartex" xmlns:mc="http://schemas.openxmlformats.org/markup-compatibility/2006" xmlns:aink="http://schemas.microsoft.com/office/drawing/2016/ink" xmlns:am3d="http://schemas.microsoft.com/office/drawing/2017/model3d" xmlns:o="urn:schemas-microsoft-com:office:office" xmlns:oel="http://schemas.microsoft.com/office/2019/extlst" xmlns:r="http://schemas.openxmlformats.org/officeDocument/2006/relationships" xmlns:m="http://schemas.openxmlformats.org/officeDocument/2006/math" xmlns:v="urn:schemas-microsoft-com:vml" xmlns:wp14="http://schemas.microsoft.com/office/word/2010/wordprocessingDrawing" xmlns:wp="http://schemas.openxmlformats.org/drawingml/2006/wordprocessingDrawing" xmlns:w10="urn:schemas-microsoft-com:office:word" xmlns:w="http://schemas.openxmlformats.org/wordprocessingml/2006/main" xmlns:w14="http://schemas.microsoft.com/office/word/2010/wordml" xmlns:w15="http://schemas.microsoft.com/office/word/2012/wordml" xmlns:w16cex="http://schemas.microsoft.com/office/word/2018/wordml/cex" xmlns:w16cid="http://schemas.microsoft.com/office/word/2016/wordml/cid" xmlns:w16="http://schemas.microsoft.com/office/word/2018/wordml" xmlns:w16du="http://schemas.microsoft.com/office/word/2023/wordml/word16du" xmlns:w16sdtdh="http://schemas.microsoft.com/office/word/2020/wordml/sdtdatahash" xmlns:w16se="http://schemas.microsoft.com/office/word/2015/wordml/symex" xmlns:wpg="http://schemas.microsoft.com/office/word/2010/wordprocessingGroup" xmlns:wpi="http://schemas.microsoft.com/office/word/2010/wordprocessingInk" xmlns:wne="http://schemas.microsoft.com/office/word/2006/wordml" xmlns:wps="http://schemas.microsoft.com/office/word/2010/wordprocessingShape" mc:Ignorable="w14 w15 w16se w16cid w16 w16cex w16sdtdh w16du wp14">
   <w:footnote w:type="separator" w:id="-1">
     <w:p>
       <w:pPr>
@@ -1445,7 +1461,7 @@
 </file>
 
 <file path=word/header1.xml><?xml version="1.0" encoding="utf-8"?>
-<w:hdr xmlns:wpc="http://schemas.microsoft.com/office/word/2010/wordprocessingCanvas" xmlns:cx="http://schemas.microsoft.com/office/drawing/2014/chartex" xmlns:cx1="http://schemas.microsoft.com/office/drawing/2015/9/8/chartex" xmlns:cx2="http://schemas.microsoft.com/office/drawing/2015/10/21/chartex" xmlns:cx3="http://schemas.microsoft.com/office/drawing/2016/5/9/chartex" xmlns:cx4="http://schemas.microsoft.com/office/drawing/2016/5/10/chartex" xmlns:cx5="http://schemas.microsoft.com/office/drawing/2016/5/11/chartex" xmlns:cx6="http://schemas.microsoft.com/office/drawing/2016/5/12/chartex" xmlns:cx7="http://schemas.microsoft.com/office/drawing/2016/5/13/chartex" xmlns:cx8="http://schemas.microsoft.com/office/drawing/2016/5/14/chartex" xmlns:mc="http://schemas.openxmlformats.org/markup-compatibility/2006" xmlns:aink="http://schemas.microsoft.com/office/drawing/2016/ink" xmlns:am3d="http://schemas.microsoft.com/office/drawing/2017/model3d" xmlns:o="urn:schemas-microsoft-com:office:office" xmlns:oel="http://schemas.microsoft.com/office/2019/extlst" xmlns:r="http://schemas.openxmlformats.org/officeDocument/2006/relationships" xmlns:m="http://schemas.openxmlformats.org/officeDocument/2006/math" xmlns:v="urn:schemas-microsoft-com:vml" xmlns:wp14="http://schemas.microsoft.com/office/word/2010/wordprocessingDrawing" xmlns:wp="http://schemas.openxmlformats.org/drawingml/2006/wordprocessingDrawing" xmlns:w10="urn:schemas-microsoft-com:office:word" xmlns:w="http://schemas.openxmlformats.org/wordprocessingml/2006/main" xmlns:w14="http://schemas.microsoft.com/office/word/2010/wordml" xmlns:w15="http://schemas.microsoft.com/office/word/2012/wordml" xmlns:w16cex="http://schemas.microsoft.com/office/word/2018/wordml/cex" xmlns:w16cid="http://schemas.microsoft.com/office/word/2016/wordml/cid" xmlns:w16="http://schemas.microsoft.com/office/word/2018/wordml" xmlns:w16sdtdh="http://schemas.microsoft.com/office/word/2020/wordml/sdtdatahash" xmlns:w16se="http://schemas.microsoft.com/office/word/2015/wordml/symex" xmlns:wpg="http://schemas.microsoft.com/office/word/2010/wordprocessingGroup" xmlns:wpi="http://schemas.microsoft.com/office/word/2010/wordprocessingInk" xmlns:wne="http://schemas.microsoft.com/office/word/2006/wordml" xmlns:wps="http://schemas.microsoft.com/office/word/2010/wordprocessingShape" mc:Ignorable="w14 w15 w16se w16cid w16 w16cex w16sdtdh wp14">
+<w:hdr xmlns:wpc="http://schemas.microsoft.com/office/word/2010/wordprocessingCanvas" xmlns:cx="http://schemas.microsoft.com/office/drawing/2014/chartex" xmlns:cx1="http://schemas.microsoft.com/office/drawing/2015/9/8/chartex" xmlns:cx2="http://schemas.microsoft.com/office/drawing/2015/10/21/chartex" xmlns:cx3="http://schemas.microsoft.com/office/drawing/2016/5/9/chartex" xmlns:cx4="http://schemas.microsoft.com/office/drawing/2016/5/10/chartex" xmlns:cx5="http://schemas.microsoft.com/office/drawing/2016/5/11/chartex" xmlns:cx6="http://schemas.microsoft.com/office/drawing/2016/5/12/chartex" xmlns:cx7="http://schemas.microsoft.com/office/drawing/2016/5/13/chartex" xmlns:cx8="http://schemas.microsoft.com/office/drawing/2016/5/14/chartex" xmlns:mc="http://schemas.openxmlformats.org/markup-compatibility/2006" xmlns:aink="http://schemas.microsoft.com/office/drawing/2016/ink" xmlns:am3d="http://schemas.microsoft.com/office/drawing/2017/model3d" xmlns:o="urn:schemas-microsoft-com:office:office" xmlns:oel="http://schemas.microsoft.com/office/2019/extlst" xmlns:r="http://schemas.openxmlformats.org/officeDocument/2006/relationships" xmlns:m="http://schemas.openxmlformats.org/officeDocument/2006/math" xmlns:v="urn:schemas-microsoft-com:vml" xmlns:wp14="http://schemas.microsoft.com/office/word/2010/wordprocessingDrawing" xmlns:wp="http://schemas.openxmlformats.org/drawingml/2006/wordprocessingDrawing" xmlns:w10="urn:schemas-microsoft-com:office:word" xmlns:w="http://schemas.openxmlformats.org/wordprocessingml/2006/main" xmlns:w14="http://schemas.microsoft.com/office/word/2010/wordml" xmlns:w15="http://schemas.microsoft.com/office/word/2012/wordml" xmlns:w16cex="http://schemas.microsoft.com/office/word/2018/wordml/cex" xmlns:w16cid="http://schemas.microsoft.com/office/word/2016/wordml/cid" xmlns:w16="http://schemas.microsoft.com/office/word/2018/wordml" xmlns:w16du="http://schemas.microsoft.com/office/word/2023/wordml/word16du" xmlns:w16sdtdh="http://schemas.microsoft.com/office/word/2020/wordml/sdtdatahash" xmlns:w16se="http://schemas.microsoft.com/office/word/2015/wordml/symex" xmlns:wpg="http://schemas.microsoft.com/office/word/2010/wordprocessingGroup" xmlns:wpi="http://schemas.microsoft.com/office/word/2010/wordprocessingInk" xmlns:wne="http://schemas.microsoft.com/office/word/2006/wordml" xmlns:wps="http://schemas.microsoft.com/office/word/2010/wordprocessingShape" mc:Ignorable="w14 w15 w16se w16cid w16 w16cex w16sdtdh w16du wp14">
   <w:p>
     <w:pPr>
       <w:pStyle w:val="Header"/>
@@ -1455,7 +1471,7 @@
 </file>
 
 <file path=word/header2.xml><?xml version="1.0" encoding="utf-8"?>
-<w:hdr xmlns:wpc="http://schemas.microsoft.com/office/word/2010/wordprocessingCanvas" xmlns:cx="http://schemas.microsoft.com/office/drawing/2014/chartex" xmlns:cx1="http://schemas.microsoft.com/office/drawing/2015/9/8/chartex" xmlns:cx2="http://schemas.microsoft.com/office/drawing/2015/10/21/chartex" xmlns:cx3="http://schemas.microsoft.com/office/drawing/2016/5/9/chartex" xmlns:cx4="http://schemas.microsoft.com/office/drawing/2016/5/10/chartex" xmlns:cx5="http://schemas.microsoft.com/office/drawing/2016/5/11/chartex" xmlns:cx6="http://schemas.microsoft.com/office/drawing/2016/5/12/chartex" xmlns:cx7="http://schemas.microsoft.com/office/drawing/2016/5/13/chartex" xmlns:cx8="http://schemas.microsoft.com/office/drawing/2016/5/14/chartex" xmlns:mc="http://schemas.openxmlformats.org/markup-compatibility/2006" xmlns:aink="http://schemas.microsoft.com/office/drawing/2016/ink" xmlns:am3d="http://schemas.microsoft.com/office/drawing/2017/model3d" xmlns:o="urn:schemas-microsoft-com:office:office" xmlns:oel="http://schemas.microsoft.com/office/2019/extlst" xmlns:r="http://schemas.openxmlformats.org/officeDocument/2006/relationships" xmlns:m="http://schemas.openxmlformats.org/officeDocument/2006/math" xmlns:v="urn:schemas-microsoft-com:vml" xmlns:wp14="http://schemas.microsoft.com/office/word/2010/wordprocessingDrawing" xmlns:wp="http://schemas.openxmlformats.org/drawingml/2006/wordprocessingDrawing" xmlns:w10="urn:schemas-microsoft-com:office:word" xmlns:w="http://schemas.openxmlformats.org/wordprocessingml/2006/main" xmlns:w14="http://schemas.microsoft.com/office/word/2010/wordml" xmlns:w15="http://schemas.microsoft.com/office/word/2012/wordml" xmlns:w16cex="http://schemas.microsoft.com/office/word/2018/wordml/cex" xmlns:w16cid="http://schemas.microsoft.com/office/word/2016/wordml/cid" xmlns:w16="http://schemas.microsoft.com/office/word/2018/wordml" xmlns:w16sdtdh="http://schemas.microsoft.com/office/word/2020/wordml/sdtdatahash" xmlns:w16se="http://schemas.microsoft.com/office/word/2015/wordml/symex" xmlns:wpg="http://schemas.microsoft.com/office/word/2010/wordprocessingGroup" xmlns:wpi="http://schemas.microsoft.com/office/word/2010/wordprocessingInk" xmlns:wne="http://schemas.microsoft.com/office/word/2006/wordml" xmlns:wps="http://schemas.microsoft.com/office/word/2010/wordprocessingShape" mc:Ignorable="w14 w15 w16se w16cid w16 w16cex w16sdtdh wp14">
+<w:hdr xmlns:wpc="http://schemas.microsoft.com/office/word/2010/wordprocessingCanvas" xmlns:cx="http://schemas.microsoft.com/office/drawing/2014/chartex" xmlns:cx1="http://schemas.microsoft.com/office/drawing/2015/9/8/chartex" xmlns:cx2="http://schemas.microsoft.com/office/drawing/2015/10/21/chartex" xmlns:cx3="http://schemas.microsoft.com/office/drawing/2016/5/9/chartex" xmlns:cx4="http://schemas.microsoft.com/office/drawing/2016/5/10/chartex" xmlns:cx5="http://schemas.microsoft.com/office/drawing/2016/5/11/chartex" xmlns:cx6="http://schemas.microsoft.com/office/drawing/2016/5/12/chartex" xmlns:cx7="http://schemas.microsoft.com/office/drawing/2016/5/13/chartex" xmlns:cx8="http://schemas.microsoft.com/office/drawing/2016/5/14/chartex" xmlns:mc="http://schemas.openxmlformats.org/markup-compatibility/2006" xmlns:aink="http://schemas.microsoft.com/office/drawing/2016/ink" xmlns:am3d="http://schemas.microsoft.com/office/drawing/2017/model3d" xmlns:o="urn:schemas-microsoft-com:office:office" xmlns:oel="http://schemas.microsoft.com/office/2019/extlst" xmlns:r="http://schemas.openxmlformats.org/officeDocument/2006/relationships" xmlns:m="http://schemas.openxmlformats.org/officeDocument/2006/math" xmlns:v="urn:schemas-microsoft-com:vml" xmlns:wp14="http://schemas.microsoft.com/office/word/2010/wordprocessingDrawing" xmlns:wp="http://schemas.openxmlformats.org/drawingml/2006/wordprocessingDrawing" xmlns:w10="urn:schemas-microsoft-com:office:word" xmlns:w="http://schemas.openxmlformats.org/wordprocessingml/2006/main" xmlns:w14="http://schemas.microsoft.com/office/word/2010/wordml" xmlns:w15="http://schemas.microsoft.com/office/word/2012/wordml" xmlns:w16cex="http://schemas.microsoft.com/office/word/2018/wordml/cex" xmlns:w16cid="http://schemas.microsoft.com/office/word/2016/wordml/cid" xmlns:w16="http://schemas.microsoft.com/office/word/2018/wordml" xmlns:w16du="http://schemas.microsoft.com/office/word/2023/wordml/word16du" xmlns:w16sdtdh="http://schemas.microsoft.com/office/word/2020/wordml/sdtdatahash" xmlns:w16se="http://schemas.microsoft.com/office/word/2015/wordml/symex" xmlns:wpg="http://schemas.microsoft.com/office/word/2010/wordprocessingGroup" xmlns:wpi="http://schemas.microsoft.com/office/word/2010/wordprocessingInk" xmlns:wne="http://schemas.microsoft.com/office/word/2006/wordml" xmlns:wps="http://schemas.microsoft.com/office/word/2010/wordprocessingShape" mc:Ignorable="w14 w15 w16se w16cid w16 w16cex w16sdtdh w16du wp14">
   <w:p>
     <w:pPr>
       <w:pStyle w:val="Header"/>
@@ -1465,7 +1481,7 @@
 </file>
 
 <file path=word/header3.xml><?xml version="1.0" encoding="utf-8"?>
-<w:hdr xmlns:wpc="http://schemas.microsoft.com/office/word/2010/wordprocessingCanvas" xmlns:cx="http://schemas.microsoft.com/office/drawing/2014/chartex" xmlns:cx1="http://schemas.microsoft.com/office/drawing/2015/9/8/chartex" xmlns:cx2="http://schemas.microsoft.com/office/drawing/2015/10/21/chartex" xmlns:cx3="http://schemas.microsoft.com/office/drawing/2016/5/9/chartex" xmlns:cx4="http://schemas.microsoft.com/office/drawing/2016/5/10/chartex" xmlns:cx5="http://schemas.microsoft.com/office/drawing/2016/5/11/chartex" xmlns:cx6="http://schemas.microsoft.com/office/drawing/2016/5/12/chartex" xmlns:cx7="http://schemas.microsoft.com/office/drawing/2016/5/13/chartex" xmlns:cx8="http://schemas.microsoft.com/office/drawing/2016/5/14/chartex" xmlns:mc="http://schemas.openxmlformats.org/markup-compatibility/2006" xmlns:aink="http://schemas.microsoft.com/office/drawing/2016/ink" xmlns:am3d="http://schemas.microsoft.com/office/drawing/2017/model3d" xmlns:o="urn:schemas-microsoft-com:office:office" xmlns:oel="http://schemas.microsoft.com/office/2019/extlst" xmlns:r="http://schemas.openxmlformats.org/officeDocument/2006/relationships" xmlns:m="http://schemas.openxmlformats.org/officeDocument/2006/math" xmlns:v="urn:schemas-microsoft-com:vml" xmlns:wp14="http://schemas.microsoft.com/office/word/2010/wordprocessingDrawing" xmlns:wp="http://schemas.openxmlformats.org/drawingml/2006/wordprocessingDrawing" xmlns:w10="urn:schemas-microsoft-com:office:word" xmlns:w="http://schemas.openxmlformats.org/wordprocessingml/2006/main" xmlns:w14="http://schemas.microsoft.com/office/word/2010/wordml" xmlns:w15="http://schemas.microsoft.com/office/word/2012/wordml" xmlns:w16cex="http://schemas.microsoft.com/office/word/2018/wordml/cex" xmlns:w16cid="http://schemas.microsoft.com/office/word/2016/wordml/cid" xmlns:w16="http://schemas.microsoft.com/office/word/2018/wordml" xmlns:w16sdtdh="http://schemas.microsoft.com/office/word/2020/wordml/sdtdatahash" xmlns:w16se="http://schemas.microsoft.com/office/word/2015/wordml/symex" xmlns:wpg="http://schemas.microsoft.com/office/word/2010/wordprocessingGroup" xmlns:wpi="http://schemas.microsoft.com/office/word/2010/wordprocessingInk" xmlns:wne="http://schemas.microsoft.com/office/word/2006/wordml" xmlns:wps="http://schemas.microsoft.com/office/word/2010/wordprocessingShape" mc:Ignorable="w14 w15 w16se w16cid w16 w16cex w16sdtdh wp14">
+<w:hdr xmlns:wpc="http://schemas.microsoft.com/office/word/2010/wordprocessingCanvas" xmlns:cx="http://schemas.microsoft.com/office/drawing/2014/chartex" xmlns:cx1="http://schemas.microsoft.com/office/drawing/2015/9/8/chartex" xmlns:cx2="http://schemas.microsoft.com/office/drawing/2015/10/21/chartex" xmlns:cx3="http://schemas.microsoft.com/office/drawing/2016/5/9/chartex" xmlns:cx4="http://schemas.microsoft.com/office/drawing/2016/5/10/chartex" xmlns:cx5="http://schemas.microsoft.com/office/drawing/2016/5/11/chartex" xmlns:cx6="http://schemas.microsoft.com/office/drawing/2016/5/12/chartex" xmlns:cx7="http://schemas.microsoft.com/office/drawing/2016/5/13/chartex" xmlns:cx8="http://schemas.microsoft.com/office/drawing/2016/5/14/chartex" xmlns:mc="http://schemas.openxmlformats.org/markup-compatibility/2006" xmlns:aink="http://schemas.microsoft.com/office/drawing/2016/ink" xmlns:am3d="http://schemas.microsoft.com/office/drawing/2017/model3d" xmlns:o="urn:schemas-microsoft-com:office:office" xmlns:oel="http://schemas.microsoft.com/office/2019/extlst" xmlns:r="http://schemas.openxmlformats.org/officeDocument/2006/relationships" xmlns:m="http://schemas.openxmlformats.org/officeDocument/2006/math" xmlns:v="urn:schemas-microsoft-com:vml" xmlns:wp14="http://schemas.microsoft.com/office/word/2010/wordprocessingDrawing" xmlns:wp="http://schemas.openxmlformats.org/drawingml/2006/wordprocessingDrawing" xmlns:w10="urn:schemas-microsoft-com:office:word" xmlns:w="http://schemas.openxmlformats.org/wordprocessingml/2006/main" xmlns:w14="http://schemas.microsoft.com/office/word/2010/wordml" xmlns:w15="http://schemas.microsoft.com/office/word/2012/wordml" xmlns:w16cex="http://schemas.microsoft.com/office/word/2018/wordml/cex" xmlns:w16cid="http://schemas.microsoft.com/office/word/2016/wordml/cid" xmlns:w16="http://schemas.microsoft.com/office/word/2018/wordml" xmlns:w16du="http://schemas.microsoft.com/office/word/2023/wordml/word16du" xmlns:w16sdtdh="http://schemas.microsoft.com/office/word/2020/wordml/sdtdatahash" xmlns:w16se="http://schemas.microsoft.com/office/word/2015/wordml/symex" xmlns:wpg="http://schemas.microsoft.com/office/word/2010/wordprocessingGroup" xmlns:wpi="http://schemas.microsoft.com/office/word/2010/wordprocessingInk" xmlns:wne="http://schemas.microsoft.com/office/word/2006/wordml" xmlns:wps="http://schemas.microsoft.com/office/word/2010/wordprocessingShape" mc:Ignorable="w14 w15 w16se w16cid w16 w16cex w16sdtdh w16du wp14">
   <w:p>
     <w:pPr>
       <w:pStyle w:val="Header"/>
@@ -1475,7 +1491,7 @@
 </file>
 
 <file path=word/numbering.xml><?xml version="1.0" encoding="utf-8"?>
-<w:numbering xmlns:wpc="http://schemas.microsoft.com/office/word/2010/wordprocessingCanvas" xmlns:cx="http://schemas.microsoft.com/office/drawing/2014/chartex" xmlns:cx1="http://schemas.microsoft.com/office/drawing/2015/9/8/chartex" xmlns:cx2="http://schemas.microsoft.com/office/drawing/2015/10/21/chartex" xmlns:cx3="http://schemas.microsoft.com/office/drawing/2016/5/9/chartex" xmlns:cx4="http://schemas.microsoft.com/office/drawing/2016/5/10/chartex" xmlns:cx5="http://schemas.microsoft.com/office/drawing/2016/5/11/chartex" xmlns:cx6="http://schemas.microsoft.com/office/drawing/2016/5/12/chartex" xmlns:cx7="http://schemas.microsoft.com/office/drawing/2016/5/13/chartex" xmlns:cx8="http://schemas.microsoft.com/office/drawing/2016/5/14/chartex" xmlns:mc="http://schemas.openxmlformats.org/markup-compatibility/2006" xmlns:aink="http://schemas.microsoft.com/office/drawing/2016/ink" xmlns:am3d="http://schemas.microsoft.com/office/drawing/2017/model3d" xmlns:o="urn:schemas-microsoft-com:office:office" xmlns:oel="http://schemas.microsoft.com/office/2019/extlst" xmlns:r="http://schemas.openxmlformats.org/officeDocument/2006/relationships" xmlns:m="http://schemas.openxmlformats.org/officeDocument/2006/math" xmlns:v="urn:schemas-microsoft-com:vml" xmlns:wp14="http://schemas.microsoft.com/office/word/2010/wordprocessingDrawing" xmlns:wp="http://schemas.openxmlformats.org/drawingml/2006/wordprocessingDrawing" xmlns:w10="urn:schemas-microsoft-com:office:word" xmlns:w="http://schemas.openxmlformats.org/wordprocessingml/2006/main" xmlns:w14="http://schemas.microsoft.com/office/word/2010/wordml" xmlns:w15="http://schemas.microsoft.com/office/word/2012/wordml" xmlns:w16cex="http://schemas.microsoft.com/office/word/2018/wordml/cex" xmlns:w16cid="http://schemas.microsoft.com/office/word/2016/wordml/cid" xmlns:w16="http://schemas.microsoft.com/office/word/2018/wordml" xmlns:w16sdtdh="http://schemas.microsoft.com/office/word/2020/wordml/sdtdatahash" xmlns:w16se="http://schemas.microsoft.com/office/word/2015/wordml/symex" xmlns:wpg="http://schemas.microsoft.com/office/word/2010/wordprocessingGroup" xmlns:wpi="http://schemas.microsoft.com/office/word/2010/wordprocessingInk" xmlns:wne="http://schemas.microsoft.com/office/word/2006/wordml" xmlns:wps="http://schemas.microsoft.com/office/word/2010/wordprocessingShape" mc:Ignorable="w14 w15 w16se w16cid w16 w16cex w16sdtdh wp14">
+<w:numbering xmlns:wpc="http://schemas.microsoft.com/office/word/2010/wordprocessingCanvas" xmlns:cx="http://schemas.microsoft.com/office/drawing/2014/chartex" xmlns:cx1="http://schemas.microsoft.com/office/drawing/2015/9/8/chartex" xmlns:cx2="http://schemas.microsoft.com/office/drawing/2015/10/21/chartex" xmlns:cx3="http://schemas.microsoft.com/office/drawing/2016/5/9/chartex" xmlns:cx4="http://schemas.microsoft.com/office/drawing/2016/5/10/chartex" xmlns:cx5="http://schemas.microsoft.com/office/drawing/2016/5/11/chartex" xmlns:cx6="http://schemas.microsoft.com/office/drawing/2016/5/12/chartex" xmlns:cx7="http://schemas.microsoft.com/office/drawing/2016/5/13/chartex" xmlns:cx8="http://schemas.microsoft.com/office/drawing/2016/5/14/chartex" xmlns:mc="http://schemas.openxmlformats.org/markup-compatibility/2006" xmlns:aink="http://schemas.microsoft.com/office/drawing/2016/ink" xmlns:am3d="http://schemas.microsoft.com/office/drawing/2017/model3d" xmlns:o="urn:schemas-microsoft-com:office:office" xmlns:oel="http://schemas.microsoft.com/office/2019/extlst" xmlns:r="http://schemas.openxmlformats.org/officeDocument/2006/relationships" xmlns:m="http://schemas.openxmlformats.org/officeDocument/2006/math" xmlns:v="urn:schemas-microsoft-com:vml" xmlns:wp14="http://schemas.microsoft.com/office/word/2010/wordprocessingDrawing" xmlns:wp="http://schemas.openxmlformats.org/drawingml/2006/wordprocessingDrawing" xmlns:w10="urn:schemas-microsoft-com:office:word" xmlns:w="http://schemas.openxmlformats.org/wordprocessingml/2006/main" xmlns:w14="http://schemas.microsoft.com/office/word/2010/wordml" xmlns:w15="http://schemas.microsoft.com/office/word/2012/wordml" xmlns:w16cex="http://schemas.microsoft.com/office/word/2018/wordml/cex" xmlns:w16cid="http://schemas.microsoft.com/office/word/2016/wordml/cid" xmlns:w16="http://schemas.microsoft.com/office/word/2018/wordml" xmlns:w16du="http://schemas.microsoft.com/office/word/2023/wordml/word16du" xmlns:w16sdtdh="http://schemas.microsoft.com/office/word/2020/wordml/sdtdatahash" xmlns:w16se="http://schemas.microsoft.com/office/word/2015/wordml/symex" xmlns:wpg="http://schemas.microsoft.com/office/word/2010/wordprocessingGroup" xmlns:wpi="http://schemas.microsoft.com/office/word/2010/wordprocessingInk" xmlns:wne="http://schemas.microsoft.com/office/word/2006/wordml" xmlns:wps="http://schemas.microsoft.com/office/word/2010/wordprocessingShape" mc:Ignorable="w14 w15 w16se w16cid w16 w16cex w16sdtdh w16du wp14">
   <w:abstractNum w:abstractNumId="0" w15:restartNumberingAfterBreak="0">
     <w:nsid w:val="192F488E"/>
     <w:multiLevelType w:val="hybridMultilevel"/>
@@ -2176,7 +2192,7 @@
 </file>
 
 <file path=word/styles.xml><?xml version="1.0" encoding="utf-8"?>
-<w:styles xmlns:mc="http://schemas.openxmlformats.org/markup-compatibility/2006" xmlns:r="http://schemas.openxmlformats.org/officeDocument/2006/relationships" xmlns:w="http://schemas.openxmlformats.org/wordprocessingml/2006/main" xmlns:w14="http://schemas.microsoft.com/office/word/2010/wordml" xmlns:w15="http://schemas.microsoft.com/office/word/2012/wordml" xmlns:w16cex="http://schemas.microsoft.com/office/word/2018/wordml/cex" xmlns:w16cid="http://schemas.microsoft.com/office/word/2016/wordml/cid" xmlns:w16="http://schemas.microsoft.com/office/word/2018/wordml" xmlns:w16sdtdh="http://schemas.microsoft.com/office/word/2020/wordml/sdtdatahash" xmlns:w16se="http://schemas.microsoft.com/office/word/2015/wordml/symex" mc:Ignorable="w14 w15 w16se w16cid w16 w16cex w16sdtdh">
+<w:styles xmlns:mc="http://schemas.openxmlformats.org/markup-compatibility/2006" xmlns:r="http://schemas.openxmlformats.org/officeDocument/2006/relationships" xmlns:w="http://schemas.openxmlformats.org/wordprocessingml/2006/main" xmlns:w14="http://schemas.microsoft.com/office/word/2010/wordml" xmlns:w15="http://schemas.microsoft.com/office/word/2012/wordml" xmlns:w16cex="http://schemas.microsoft.com/office/word/2018/wordml/cex" xmlns:w16cid="http://schemas.microsoft.com/office/word/2016/wordml/cid" xmlns:w16="http://schemas.microsoft.com/office/word/2018/wordml" xmlns:w16du="http://schemas.microsoft.com/office/word/2023/wordml/word16du" xmlns:w16sdtdh="http://schemas.microsoft.com/office/word/2020/wordml/sdtdatahash" xmlns:w16se="http://schemas.microsoft.com/office/word/2015/wordml/symex" mc:Ignorable="w14 w15 w16se w16cid w16 w16cex w16sdtdh w16du">
   <w:docDefaults>
     <w:rPrDefault>
       <w:rPr>

--- a/assets/pdf/Donald_Resume.docx
+++ b/assets/pdf/Donald_Resume.docx
@@ -310,7 +310,55 @@
           <w:sz w:val="20"/>
           <w:szCs w:val="20"/>
         </w:rPr>
-        <w:t>, reduce error from week</w:t>
+        <w:t>, reduce</w:t>
+      </w:r>
+      <w:r>
+        <w:rPr>
+          <w:rStyle w:val="background-details"/>
+          <w:sz w:val="20"/>
+          <w:szCs w:val="20"/>
+        </w:rPr>
+        <w:t xml:space="preserve">d </w:t>
+      </w:r>
+      <w:r>
+        <w:rPr>
+          <w:rStyle w:val="background-details"/>
+          <w:sz w:val="20"/>
+          <w:szCs w:val="20"/>
+        </w:rPr>
+        <w:t>error</w:t>
+      </w:r>
+      <w:r>
+        <w:rPr>
+          <w:rStyle w:val="background-details"/>
+          <w:sz w:val="20"/>
+          <w:szCs w:val="20"/>
+        </w:rPr>
+        <w:t xml:space="preserve"> </w:t>
+      </w:r>
+      <w:r>
+        <w:rPr>
+          <w:rStyle w:val="background-details"/>
+          <w:sz w:val="20"/>
+          <w:szCs w:val="20"/>
+        </w:rPr>
+        <w:t xml:space="preserve">from </w:t>
+      </w:r>
+      <w:r>
+        <w:rPr>
+          <w:rStyle w:val="background-details"/>
+          <w:sz w:val="20"/>
+          <w:szCs w:val="20"/>
+        </w:rPr>
+        <w:t xml:space="preserve">2 </w:t>
+      </w:r>
+      <w:r>
+        <w:rPr>
+          <w:rStyle w:val="background-details"/>
+          <w:sz w:val="20"/>
+          <w:szCs w:val="20"/>
+        </w:rPr>
+        <w:t>week</w:t>
       </w:r>
       <w:r>
         <w:rPr>
@@ -919,7 +967,7 @@
           <w:color w:val="595959" w:themeColor="text1" w:themeTint="A6"/>
         </w:rPr>
         <w:drawing>
-          <wp:anchor distT="0" distB="0" distL="114300" distR="114300" simplePos="0" relativeHeight="251658240" behindDoc="0" locked="0" layoutInCell="1" allowOverlap="1" wp14:anchorId="64487BD5" wp14:editId="16F924FE">
+          <wp:anchor distT="0" distB="0" distL="114300" distR="114300" simplePos="0" relativeHeight="251658240" behindDoc="0" locked="0" layoutInCell="1" allowOverlap="1" wp14:anchorId="64487BD5" wp14:editId="64F4C8E7">
             <wp:simplePos x="0" y="0"/>
             <wp:positionH relativeFrom="margin">
               <wp:posOffset>5967095</wp:posOffset>

--- a/assets/pdf/Donald_Resume.docx
+++ b/assets/pdf/Donald_Resume.docx
@@ -136,13 +136,8 @@
         <w:ind w:left="720"/>
       </w:pPr>
       <w:r>
-        <w:t xml:space="preserve">Industrial Engineer </w:t>
-      </w:r>
-      <w:proofErr w:type="spellStart"/>
-      <w:r>
-        <w:t>Mgr</w:t>
-      </w:r>
-      <w:proofErr w:type="spellEnd"/>
+        <w:t>Industrial Engineer Mgr</w:t>
+      </w:r>
       <w:r>
         <w:t xml:space="preserve">, </w:t>
       </w:r>
@@ -398,18 +393,8 @@
           <w:sz w:val="20"/>
           <w:szCs w:val="20"/>
         </w:rPr>
-        <w:t xml:space="preserve"> using </w:t>
-      </w:r>
-      <w:proofErr w:type="spellStart"/>
-      <w:r>
-        <w:rPr>
-          <w:rStyle w:val="background-details"/>
-          <w:sz w:val="20"/>
-          <w:szCs w:val="20"/>
-        </w:rPr>
-        <w:t>XGBoost</w:t>
-      </w:r>
-      <w:proofErr w:type="spellEnd"/>
+        <w:t xml:space="preserve"> using XGBoost</w:t>
+      </w:r>
     </w:p>
     <w:p>
       <w:pPr>
@@ -497,19 +482,9 @@
       <w:r>
         <w:t xml:space="preserve">Industrial Engineer </w:t>
       </w:r>
-      <w:proofErr w:type="spellStart"/>
-      <w:r>
-        <w:t>Asc</w:t>
-      </w:r>
-      <w:proofErr w:type="spellEnd"/>
-      <w:r>
-        <w:t xml:space="preserve"> </w:t>
-      </w:r>
-      <w:proofErr w:type="spellStart"/>
-      <w:r>
-        <w:t>Mgr</w:t>
-      </w:r>
-      <w:proofErr w:type="spellEnd"/>
+      <w:r>
+        <w:t>Asc Mgr</w:t>
+      </w:r>
       <w:r>
         <w:t xml:space="preserve">, </w:t>
       </w:r>
@@ -528,21 +503,7 @@
         <w:rPr>
           <w:rStyle w:val="background-details"/>
         </w:rPr>
-        <w:t xml:space="preserve">IE </w:t>
-      </w:r>
-      <w:proofErr w:type="spellStart"/>
-      <w:r>
-        <w:rPr>
-          <w:rStyle w:val="background-details"/>
-        </w:rPr>
-        <w:t>Asc</w:t>
-      </w:r>
-      <w:proofErr w:type="spellEnd"/>
-      <w:r>
-        <w:rPr>
-          <w:rStyle w:val="background-details"/>
-        </w:rPr>
-        <w:t xml:space="preserve"> Manager leading </w:t>
+        <w:t xml:space="preserve">IE Asc Manager leading </w:t>
       </w:r>
       <w:r>
         <w:rPr>
@@ -662,21 +623,11 @@
         <w:ind w:left="720"/>
       </w:pPr>
       <w:r>
-        <w:t xml:space="preserve">Industrial Engineer </w:t>
-      </w:r>
-      <w:proofErr w:type="spellStart"/>
-      <w:r>
-        <w:t>Stf</w:t>
-      </w:r>
-      <w:proofErr w:type="spellEnd"/>
-      <w:r>
-        <w:t xml:space="preserve"> - Industrial Engineer </w:t>
-      </w:r>
-      <w:proofErr w:type="spellStart"/>
-      <w:r>
-        <w:t>Asc</w:t>
-      </w:r>
-      <w:proofErr w:type="spellEnd"/>
+        <w:t>Industrial Engineer Stf</w:t>
+      </w:r>
+      <w:r>
+        <w:t xml:space="preserve"> - Industrial Engineer Asc</w:t>
+      </w:r>
       <w:r>
         <w:t xml:space="preserve">, </w:t>
       </w:r>
@@ -811,35 +762,7 @@
         <w:rPr>
           <w:rStyle w:val="SubtleReference"/>
         </w:rPr>
-        <w:t xml:space="preserve">University of </w:t>
-      </w:r>
-      <w:proofErr w:type="spellStart"/>
-      <w:r>
-        <w:rPr>
-          <w:rStyle w:val="SubtleReference"/>
-        </w:rPr>
-        <w:t>texas</w:t>
-      </w:r>
-      <w:proofErr w:type="spellEnd"/>
-      <w:r>
-        <w:rPr>
-          <w:rStyle w:val="SubtleReference"/>
-        </w:rPr>
-        <w:t xml:space="preserve"> at </w:t>
-      </w:r>
-      <w:proofErr w:type="spellStart"/>
-      <w:r>
-        <w:rPr>
-          <w:rStyle w:val="SubtleReference"/>
-        </w:rPr>
-        <w:t>el</w:t>
-      </w:r>
-      <w:proofErr w:type="spellEnd"/>
-      <w:r>
-        <w:rPr>
-          <w:rStyle w:val="SubtleReference"/>
-        </w:rPr>
-        <w:t xml:space="preserve"> Paso</w:t>
+        <w:t>University of texas at el Paso</w:t>
       </w:r>
     </w:p>
     <w:p>
@@ -967,7 +890,7 @@
           <w:color w:val="595959" w:themeColor="text1" w:themeTint="A6"/>
         </w:rPr>
         <w:drawing>
-          <wp:anchor distT="0" distB="0" distL="114300" distR="114300" simplePos="0" relativeHeight="251658240" behindDoc="0" locked="0" layoutInCell="1" allowOverlap="1" wp14:anchorId="64487BD5" wp14:editId="64F4C8E7">
+          <wp:anchor distT="0" distB="0" distL="114300" distR="114300" simplePos="0" relativeHeight="251658240" behindDoc="0" locked="0" layoutInCell="1" allowOverlap="1" wp14:anchorId="64487BD5" wp14:editId="1A19F912">
             <wp:simplePos x="0" y="0"/>
             <wp:positionH relativeFrom="margin">
               <wp:posOffset>5967095</wp:posOffset>
@@ -1386,32 +1309,14 @@
       <w:r>
         <w:t xml:space="preserve">Process Simulator, Pro/Engineer, </w:t>
       </w:r>
-      <w:proofErr w:type="spellStart"/>
-      <w:r>
-        <w:t>Solidworks</w:t>
-      </w:r>
-      <w:proofErr w:type="spellEnd"/>
-      <w:r>
-        <w:t>,</w:t>
+      <w:r>
+        <w:t>Solidworks,</w:t>
       </w:r>
       <w:r>
         <w:t xml:space="preserve"> </w:t>
       </w:r>
-      <w:proofErr w:type="spellStart"/>
-      <w:r>
-        <w:t>IntelliCad</w:t>
-      </w:r>
-      <w:proofErr w:type="spellEnd"/>
-      <w:r>
-        <w:t xml:space="preserve">, DraftSight, </w:t>
-      </w:r>
-      <w:proofErr w:type="spellStart"/>
-      <w:r>
-        <w:t>Qlikview</w:t>
-      </w:r>
-      <w:proofErr w:type="spellEnd"/>
-      <w:r>
-        <w:t xml:space="preserve">, </w:t>
+      <w:r>
+        <w:t xml:space="preserve">IntelliCad, DraftSight, Qlikview, </w:t>
       </w:r>
       <w:r>
         <w:t>HTML, CSS</w:t>

--- a/assets/pdf/Donald_Resume.docx
+++ b/assets/pdf/Donald_Resume.docx
@@ -50,7 +50,13 @@
     </w:p>
     <w:p>
       <w:r>
-        <w:t>Industrial Engineer with manufacturing experience harnessing data analysis and lean principles to drive process improvements initiatives. Skilled in data visualizations, data mining, and statistical analysis to communicate insights to cross functional teams. Enabling data driven decisions.</w:t>
+        <w:t xml:space="preserve">Industrial Engineer with manufacturing experience harnessing data analysis and lean principles to drive process improvements initiatives. Skilled in data visualizations, data mining, and statistical analysis to communicate insights to cross functional teams. Enabling data </w:t>
+      </w:r>
+      <w:r>
+        <w:t>informed</w:t>
+      </w:r>
+      <w:r>
+        <w:t xml:space="preserve"> decisions.</w:t>
       </w:r>
     </w:p>
     <w:p>
@@ -136,8 +142,13 @@
         <w:ind w:left="720"/>
       </w:pPr>
       <w:r>
-        <w:t>Industrial Engineer Mgr</w:t>
-      </w:r>
+        <w:t xml:space="preserve">Industrial Engineer </w:t>
+      </w:r>
+      <w:proofErr w:type="spellStart"/>
+      <w:r>
+        <w:t>Mgr</w:t>
+      </w:r>
+      <w:proofErr w:type="spellEnd"/>
       <w:r>
         <w:t xml:space="preserve">, </w:t>
       </w:r>
@@ -393,8 +404,18 @@
           <w:sz w:val="20"/>
           <w:szCs w:val="20"/>
         </w:rPr>
-        <w:t xml:space="preserve"> using XGBoost</w:t>
-      </w:r>
+        <w:t xml:space="preserve"> using </w:t>
+      </w:r>
+      <w:proofErr w:type="spellStart"/>
+      <w:r>
+        <w:rPr>
+          <w:rStyle w:val="background-details"/>
+          <w:sz w:val="20"/>
+          <w:szCs w:val="20"/>
+        </w:rPr>
+        <w:t>XGBoost</w:t>
+      </w:r>
+      <w:proofErr w:type="spellEnd"/>
     </w:p>
     <w:p>
       <w:pPr>
@@ -482,9 +503,19 @@
       <w:r>
         <w:t xml:space="preserve">Industrial Engineer </w:t>
       </w:r>
-      <w:r>
-        <w:t>Asc Mgr</w:t>
-      </w:r>
+      <w:proofErr w:type="spellStart"/>
+      <w:r>
+        <w:t>Asc</w:t>
+      </w:r>
+      <w:proofErr w:type="spellEnd"/>
+      <w:r>
+        <w:t xml:space="preserve"> </w:t>
+      </w:r>
+      <w:proofErr w:type="spellStart"/>
+      <w:r>
+        <w:t>Mgr</w:t>
+      </w:r>
+      <w:proofErr w:type="spellEnd"/>
       <w:r>
         <w:t xml:space="preserve">, </w:t>
       </w:r>
@@ -503,7 +534,21 @@
         <w:rPr>
           <w:rStyle w:val="background-details"/>
         </w:rPr>
-        <w:t xml:space="preserve">IE Asc Manager leading </w:t>
+        <w:t xml:space="preserve">IE </w:t>
+      </w:r>
+      <w:proofErr w:type="spellStart"/>
+      <w:r>
+        <w:rPr>
+          <w:rStyle w:val="background-details"/>
+        </w:rPr>
+        <w:t>Asc</w:t>
+      </w:r>
+      <w:proofErr w:type="spellEnd"/>
+      <w:r>
+        <w:rPr>
+          <w:rStyle w:val="background-details"/>
+        </w:rPr>
+        <w:t xml:space="preserve"> Manager leading </w:t>
       </w:r>
       <w:r>
         <w:rPr>
@@ -623,11 +668,21 @@
         <w:ind w:left="720"/>
       </w:pPr>
       <w:r>
-        <w:t>Industrial Engineer Stf</w:t>
-      </w:r>
-      <w:r>
-        <w:t xml:space="preserve"> - Industrial Engineer Asc</w:t>
-      </w:r>
+        <w:t xml:space="preserve">Industrial Engineer </w:t>
+      </w:r>
+      <w:proofErr w:type="spellStart"/>
+      <w:r>
+        <w:t>Stf</w:t>
+      </w:r>
+      <w:proofErr w:type="spellEnd"/>
+      <w:r>
+        <w:t xml:space="preserve"> - Industrial Engineer </w:t>
+      </w:r>
+      <w:proofErr w:type="spellStart"/>
+      <w:r>
+        <w:t>Asc</w:t>
+      </w:r>
+      <w:proofErr w:type="spellEnd"/>
       <w:r>
         <w:t xml:space="preserve">, </w:t>
       </w:r>
@@ -762,7 +817,35 @@
         <w:rPr>
           <w:rStyle w:val="SubtleReference"/>
         </w:rPr>
-        <w:t>University of texas at el Paso</w:t>
+        <w:t xml:space="preserve">University of </w:t>
+      </w:r>
+      <w:proofErr w:type="spellStart"/>
+      <w:r>
+        <w:rPr>
+          <w:rStyle w:val="SubtleReference"/>
+        </w:rPr>
+        <w:t>texas</w:t>
+      </w:r>
+      <w:proofErr w:type="spellEnd"/>
+      <w:r>
+        <w:rPr>
+          <w:rStyle w:val="SubtleReference"/>
+        </w:rPr>
+        <w:t xml:space="preserve"> at </w:t>
+      </w:r>
+      <w:proofErr w:type="spellStart"/>
+      <w:r>
+        <w:rPr>
+          <w:rStyle w:val="SubtleReference"/>
+        </w:rPr>
+        <w:t>el</w:t>
+      </w:r>
+      <w:proofErr w:type="spellEnd"/>
+      <w:r>
+        <w:rPr>
+          <w:rStyle w:val="SubtleReference"/>
+        </w:rPr>
+        <w:t xml:space="preserve"> Paso</w:t>
       </w:r>
     </w:p>
     <w:p>
@@ -890,7 +973,7 @@
           <w:color w:val="595959" w:themeColor="text1" w:themeTint="A6"/>
         </w:rPr>
         <w:drawing>
-          <wp:anchor distT="0" distB="0" distL="114300" distR="114300" simplePos="0" relativeHeight="251658240" behindDoc="0" locked="0" layoutInCell="1" allowOverlap="1" wp14:anchorId="64487BD5" wp14:editId="1A19F912">
+          <wp:anchor distT="0" distB="0" distL="114300" distR="114300" simplePos="0" relativeHeight="251658240" behindDoc="0" locked="0" layoutInCell="1" allowOverlap="1" wp14:anchorId="64487BD5" wp14:editId="20323BB7">
             <wp:simplePos x="0" y="0"/>
             <wp:positionH relativeFrom="margin">
               <wp:posOffset>5967095</wp:posOffset>
@@ -1240,7 +1323,25 @@
           <w:smallCaps/>
           <w:color w:val="595959" w:themeColor="text1" w:themeTint="A6"/>
         </w:rPr>
-        <w:t xml:space="preserve">AI for Predictive Maint anomaly detection </w:t>
+        <w:t xml:space="preserve">AI for Predictive </w:t>
+      </w:r>
+      <w:proofErr w:type="spellStart"/>
+      <w:r>
+        <w:rPr>
+          <w:b/>
+          <w:smallCaps/>
+          <w:color w:val="595959" w:themeColor="text1" w:themeTint="A6"/>
+        </w:rPr>
+        <w:t>Maint</w:t>
+      </w:r>
+      <w:proofErr w:type="spellEnd"/>
+      <w:r>
+        <w:rPr>
+          <w:b/>
+          <w:smallCaps/>
+          <w:color w:val="595959" w:themeColor="text1" w:themeTint="A6"/>
+        </w:rPr>
+        <w:t xml:space="preserve"> anomaly detection </w:t>
       </w:r>
       <w:hyperlink r:id="rId27" w:history="1">
         <w:r>
@@ -1298,10 +1399,18 @@
         <w:t>Business Objects,</w:t>
       </w:r>
       <w:r>
-        <w:t xml:space="preserve"> Power BI, </w:t>
-      </w:r>
-      <w:r>
-        <w:t xml:space="preserve"> SAP, ECM, MAP, CAPP, ETS, MATLAB, Minitab,</w:t>
+        <w:t xml:space="preserve"> Power </w:t>
+      </w:r>
+      <w:proofErr w:type="gramStart"/>
+      <w:r>
+        <w:t xml:space="preserve">BI, </w:t>
+      </w:r>
+      <w:r>
+        <w:t xml:space="preserve"> SAP</w:t>
+      </w:r>
+      <w:proofErr w:type="gramEnd"/>
+      <w:r>
+        <w:t>, ECM, MAP, CAPP, ETS, MATLAB, Minitab,</w:t>
       </w:r>
       <w:r>
         <w:t xml:space="preserve"> </w:t>
@@ -1309,14 +1418,32 @@
       <w:r>
         <w:t xml:space="preserve">Process Simulator, Pro/Engineer, </w:t>
       </w:r>
-      <w:r>
-        <w:t>Solidworks,</w:t>
+      <w:proofErr w:type="spellStart"/>
+      <w:r>
+        <w:t>Solidworks</w:t>
+      </w:r>
+      <w:proofErr w:type="spellEnd"/>
+      <w:r>
+        <w:t>,</w:t>
       </w:r>
       <w:r>
         <w:t xml:space="preserve"> </w:t>
       </w:r>
-      <w:r>
-        <w:t xml:space="preserve">IntelliCad, DraftSight, Qlikview, </w:t>
+      <w:proofErr w:type="spellStart"/>
+      <w:r>
+        <w:t>IntelliCad</w:t>
+      </w:r>
+      <w:proofErr w:type="spellEnd"/>
+      <w:r>
+        <w:t xml:space="preserve">, DraftSight, </w:t>
+      </w:r>
+      <w:proofErr w:type="spellStart"/>
+      <w:r>
+        <w:t>Qlikview</w:t>
+      </w:r>
+      <w:proofErr w:type="spellEnd"/>
+      <w:r>
+        <w:t xml:space="preserve">, </w:t>
       </w:r>
       <w:r>
         <w:t>HTML, CSS</w:t>

--- a/assets/pdf/Donald_Resume.docx
+++ b/assets/pdf/Donald_Resume.docx
@@ -364,15 +364,7 @@
           <w:sz w:val="20"/>
           <w:szCs w:val="20"/>
         </w:rPr>
-        <w:t>week</w:t>
-      </w:r>
-      <w:r>
-        <w:rPr>
-          <w:rStyle w:val="background-details"/>
-          <w:sz w:val="20"/>
-          <w:szCs w:val="20"/>
-        </w:rPr>
-        <w:t>s</w:t>
+        <w:t>months</w:t>
       </w:r>
       <w:r>
         <w:rPr>
@@ -436,15 +428,25 @@
           <w:sz w:val="20"/>
           <w:szCs w:val="20"/>
         </w:rPr>
-        <w:t xml:space="preserve">Led multiple </w:t>
-      </w:r>
+        <w:t xml:space="preserve">Implemented a ML </w:t>
+      </w:r>
+      <w:proofErr w:type="spellStart"/>
       <w:r>
         <w:rPr>
           <w:rStyle w:val="background-details"/>
           <w:sz w:val="20"/>
           <w:szCs w:val="20"/>
         </w:rPr>
-        <w:t>Cost and Schedule Impact analysis</w:t>
+        <w:t>RandomForest</w:t>
+      </w:r>
+      <w:proofErr w:type="spellEnd"/>
+      <w:r>
+        <w:rPr>
+          <w:rStyle w:val="background-details"/>
+          <w:sz w:val="20"/>
+          <w:szCs w:val="20"/>
+        </w:rPr>
+        <w:t xml:space="preserve"> prediction on aircraft percent complete visualized in Tableau</w:t>
       </w:r>
     </w:p>
     <w:p>
@@ -454,14 +456,27 @@
           <w:ilvl w:val="0"/>
           <w:numId w:val="6"/>
         </w:numPr>
-      </w:pPr>
-      <w:r>
         <w:rPr>
           <w:rStyle w:val="background-details"/>
           <w:sz w:val="20"/>
           <w:szCs w:val="20"/>
         </w:rPr>
-        <w:t>Team skills development</w:t>
+      </w:pPr>
+      <w:r>
+        <w:rPr>
+          <w:rStyle w:val="background-details"/>
+          <w:sz w:val="20"/>
+          <w:szCs w:val="20"/>
+        </w:rPr>
+        <w:t xml:space="preserve">Led multiple </w:t>
+      </w:r>
+      <w:r>
+        <w:rPr>
+          <w:rStyle w:val="background-details"/>
+          <w:sz w:val="20"/>
+          <w:szCs w:val="20"/>
+        </w:rPr>
+        <w:t>Cost and Schedule Impact analysis</w:t>
       </w:r>
     </w:p>
     <w:p>
@@ -973,7 +988,7 @@
           <w:color w:val="595959" w:themeColor="text1" w:themeTint="A6"/>
         </w:rPr>
         <w:drawing>
-          <wp:anchor distT="0" distB="0" distL="114300" distR="114300" simplePos="0" relativeHeight="251658240" behindDoc="0" locked="0" layoutInCell="1" allowOverlap="1" wp14:anchorId="64487BD5" wp14:editId="20323BB7">
+          <wp:anchor distT="0" distB="0" distL="114300" distR="114300" simplePos="0" relativeHeight="251658240" behindDoc="0" locked="0" layoutInCell="1" allowOverlap="1" wp14:anchorId="64487BD5" wp14:editId="747C093C">
             <wp:simplePos x="0" y="0"/>
             <wp:positionH relativeFrom="margin">
               <wp:posOffset>5967095</wp:posOffset>
@@ -1181,7 +1196,31 @@
           <w:smallCaps/>
           <w:color w:val="595959" w:themeColor="text1" w:themeTint="A6"/>
         </w:rPr>
-        <w:t xml:space="preserve">AI Fundamentals </w:t>
+        <w:t xml:space="preserve">LM </w:t>
+      </w:r>
+      <w:r>
+        <w:rPr>
+          <w:b/>
+          <w:smallCaps/>
+          <w:color w:val="595959" w:themeColor="text1" w:themeTint="A6"/>
+        </w:rPr>
+        <w:t>AI</w:t>
+      </w:r>
+      <w:r>
+        <w:rPr>
+          <w:b/>
+          <w:smallCaps/>
+          <w:color w:val="595959" w:themeColor="text1" w:themeTint="A6"/>
+        </w:rPr>
+        <w:t>/ML</w:t>
+      </w:r>
+      <w:r>
+        <w:rPr>
+          <w:b/>
+          <w:smallCaps/>
+          <w:color w:val="595959" w:themeColor="text1" w:themeTint="A6"/>
+        </w:rPr>
+        <w:t xml:space="preserve"> </w:t>
       </w:r>
       <w:r>
         <w:rPr>
@@ -1291,7 +1330,15 @@
           <w:smallCaps/>
           <w:color w:val="595959" w:themeColor="text1" w:themeTint="A6"/>
         </w:rPr>
-        <w:t xml:space="preserve">Statistics and Probability for Python - LM Skills </w:t>
+        <w:t xml:space="preserve">LM </w:t>
+      </w:r>
+      <w:r>
+        <w:rPr>
+          <w:b/>
+          <w:smallCaps/>
+          <w:color w:val="595959" w:themeColor="text1" w:themeTint="A6"/>
+        </w:rPr>
+        <w:t xml:space="preserve">Statistics and Probability for Python - Skills </w:t>
       </w:r>
       <w:hyperlink r:id="rId26" w:history="1">
         <w:r>
@@ -1399,18 +1446,13 @@
         <w:t>Business Objects,</w:t>
       </w:r>
       <w:r>
-        <w:t xml:space="preserve"> Power </w:t>
-      </w:r>
-      <w:proofErr w:type="gramStart"/>
-      <w:r>
-        <w:t xml:space="preserve">BI, </w:t>
-      </w:r>
-      <w:r>
-        <w:t xml:space="preserve"> SAP</w:t>
-      </w:r>
-      <w:proofErr w:type="gramEnd"/>
-      <w:r>
-        <w:t>, ECM, MAP, CAPP, ETS, MATLAB, Minitab,</w:t>
+        <w:t xml:space="preserve"> Power BI,</w:t>
+      </w:r>
+      <w:r>
+        <w:t xml:space="preserve"> Power Query, </w:t>
+      </w:r>
+      <w:r>
+        <w:t>SAP, ECM, MAP, CAPP, ETS, MATLAB, Minitab,</w:t>
       </w:r>
       <w:r>
         <w:t xml:space="preserve"> </w:t>

--- a/assets/pdf/Donald_Resume.docx
+++ b/assets/pdf/Donald_Resume.docx
@@ -164,68 +164,6 @@
         <w:ind w:left="720"/>
         <w:rPr>
           <w:rStyle w:val="background-details"/>
-        </w:rPr>
-      </w:pPr>
-      <w:r>
-        <w:rPr>
-          <w:rStyle w:val="background-details"/>
-        </w:rPr>
-        <w:t xml:space="preserve">Manager </w:t>
-      </w:r>
-      <w:r>
-        <w:rPr>
-          <w:rStyle w:val="background-details"/>
-        </w:rPr>
-        <w:t>leading</w:t>
-      </w:r>
-      <w:r>
-        <w:rPr>
-          <w:rStyle w:val="background-details"/>
-        </w:rPr>
-        <w:t xml:space="preserve"> </w:t>
-      </w:r>
-      <w:r>
-        <w:rPr>
-          <w:rStyle w:val="background-details"/>
-        </w:rPr>
-        <w:t>a team</w:t>
-      </w:r>
-      <w:r>
-        <w:rPr>
-          <w:rStyle w:val="background-details"/>
-        </w:rPr>
-        <w:t xml:space="preserve"> </w:t>
-      </w:r>
-      <w:r>
-        <w:rPr>
-          <w:rStyle w:val="background-details"/>
-        </w:rPr>
-        <w:t xml:space="preserve">of </w:t>
-      </w:r>
-      <w:r>
-        <w:rPr>
-          <w:rStyle w:val="background-details"/>
-        </w:rPr>
-        <w:t xml:space="preserve">17-20 </w:t>
-      </w:r>
-      <w:r>
-        <w:rPr>
-          <w:rStyle w:val="background-details"/>
-        </w:rPr>
-        <w:t>Industrial Engineers to develop metrics, data analytics, process improvement opportunities, resources allocation, and constraint mitigation plans.</w:t>
-      </w:r>
-    </w:p>
-    <w:p>
-      <w:pPr>
-        <w:pStyle w:val="ListParagraph"/>
-        <w:numPr>
-          <w:ilvl w:val="0"/>
-          <w:numId w:val="6"/>
-        </w:numPr>
-        <w:rPr>
-          <w:rStyle w:val="background-details"/>
-          <w:sz w:val="20"/>
-          <w:szCs w:val="20"/>
         </w:rPr>
         <w:sectPr>
           <w:headerReference w:type="even" r:id="rId9"/>
@@ -240,6 +178,15 @@
           <w:docGrid w:linePitch="360"/>
         </w:sectPr>
       </w:pPr>
+      <w:r>
+        <w:t>Led a team of 17-20 Industrial Engineers to develop and implement metrics and data analytics processes, improving resource allocation efficiency and mitigating constraints</w:t>
+      </w:r>
+      <w:r>
+        <w:rPr>
+          <w:rStyle w:val="background-details"/>
+        </w:rPr>
+        <w:t>.</w:t>
+      </w:r>
     </w:p>
     <w:p>
       <w:pPr>
@@ -268,7 +215,7 @@
           <w:sz w:val="20"/>
           <w:szCs w:val="20"/>
         </w:rPr>
-        <w:t xml:space="preserve">AI/ML </w:t>
+        <w:t>AI/ML Project</w:t>
       </w:r>
       <w:r>
         <w:rPr>
@@ -276,7 +223,7 @@
           <w:sz w:val="20"/>
           <w:szCs w:val="20"/>
         </w:rPr>
-        <w:t xml:space="preserve">Capstone </w:t>
+        <w:t xml:space="preserve"> to f</w:t>
       </w:r>
       <w:r>
         <w:rPr>
@@ -284,7 +231,7 @@
           <w:sz w:val="20"/>
           <w:szCs w:val="20"/>
         </w:rPr>
-        <w:t>Project</w:t>
+        <w:t>orecast prod</w:t>
       </w:r>
       <w:r>
         <w:rPr>
@@ -292,7 +239,7 @@
           <w:sz w:val="20"/>
           <w:szCs w:val="20"/>
         </w:rPr>
-        <w:t xml:space="preserve"> </w:t>
+        <w:t xml:space="preserve"> s</w:t>
       </w:r>
       <w:r>
         <w:rPr>
@@ -300,7 +247,7 @@
           <w:sz w:val="20"/>
           <w:szCs w:val="20"/>
         </w:rPr>
-        <w:t>f</w:t>
+        <w:t>pans</w:t>
       </w:r>
       <w:r>
         <w:rPr>
@@ -308,95 +255,7 @@
           <w:sz w:val="20"/>
           <w:szCs w:val="20"/>
         </w:rPr>
-        <w:t>orecasting production spans</w:t>
-      </w:r>
-      <w:r>
-        <w:rPr>
-          <w:rStyle w:val="background-details"/>
-          <w:sz w:val="20"/>
-          <w:szCs w:val="20"/>
-        </w:rPr>
-        <w:t>, reduce</w:t>
-      </w:r>
-      <w:r>
-        <w:rPr>
-          <w:rStyle w:val="background-details"/>
-          <w:sz w:val="20"/>
-          <w:szCs w:val="20"/>
-        </w:rPr>
-        <w:t xml:space="preserve">d </w:t>
-      </w:r>
-      <w:r>
-        <w:rPr>
-          <w:rStyle w:val="background-details"/>
-          <w:sz w:val="20"/>
-          <w:szCs w:val="20"/>
-        </w:rPr>
-        <w:t>error</w:t>
-      </w:r>
-      <w:r>
-        <w:rPr>
-          <w:rStyle w:val="background-details"/>
-          <w:sz w:val="20"/>
-          <w:szCs w:val="20"/>
-        </w:rPr>
-        <w:t xml:space="preserve"> </w:t>
-      </w:r>
-      <w:r>
-        <w:rPr>
-          <w:rStyle w:val="background-details"/>
-          <w:sz w:val="20"/>
-          <w:szCs w:val="20"/>
-        </w:rPr>
-        <w:t xml:space="preserve">from </w:t>
-      </w:r>
-      <w:r>
-        <w:rPr>
-          <w:rStyle w:val="background-details"/>
-          <w:sz w:val="20"/>
-          <w:szCs w:val="20"/>
-        </w:rPr>
-        <w:t xml:space="preserve">2 </w:t>
-      </w:r>
-      <w:r>
-        <w:rPr>
-          <w:rStyle w:val="background-details"/>
-          <w:sz w:val="20"/>
-          <w:szCs w:val="20"/>
-        </w:rPr>
-        <w:t>months</w:t>
-      </w:r>
-      <w:r>
-        <w:rPr>
-          <w:rStyle w:val="background-details"/>
-          <w:sz w:val="20"/>
-          <w:szCs w:val="20"/>
-        </w:rPr>
-        <w:t xml:space="preserve"> to </w:t>
-      </w:r>
-      <w:r>
-        <w:rPr>
-          <w:rStyle w:val="background-details"/>
-          <w:sz w:val="20"/>
-          <w:szCs w:val="20"/>
-        </w:rPr>
-        <w:t xml:space="preserve">2 </w:t>
-      </w:r>
-      <w:r>
-        <w:rPr>
-          <w:rStyle w:val="background-details"/>
-          <w:sz w:val="20"/>
-          <w:szCs w:val="20"/>
-        </w:rPr>
-        <w:t>days</w:t>
-      </w:r>
-      <w:r>
-        <w:rPr>
-          <w:rStyle w:val="background-details"/>
-          <w:sz w:val="20"/>
-          <w:szCs w:val="20"/>
-        </w:rPr>
-        <w:t xml:space="preserve"> using </w:t>
+        <w:t xml:space="preserve">, reduced error from 2 months to 2 days using </w:t>
       </w:r>
       <w:proofErr w:type="spellStart"/>
       <w:r>
@@ -889,41 +748,19 @@
       </w:pPr>
       <w:r>
         <w:rPr>
-          <w:rFonts w:asciiTheme="majorHAnsi" w:hAnsiTheme="majorHAnsi" w:cstheme="majorHAnsi"/>
-          <w:b/>
-          <w:sz w:val="28"/>
-        </w:rPr>
-        <w:t>Certifications</w:t>
-      </w:r>
-    </w:p>
-    <w:p>
-      <w:pPr>
-        <w:pStyle w:val="ListParagraph"/>
-        <w:numPr>
-          <w:ilvl w:val="0"/>
-          <w:numId w:val="5"/>
-        </w:numPr>
-        <w:rPr>
-          <w:b/>
-          <w:smallCaps/>
-          <w:color w:val="595959" w:themeColor="text1" w:themeTint="A6"/>
-        </w:rPr>
-      </w:pPr>
-      <w:r>
-        <w:rPr>
           <w:b/>
           <w:smallCaps/>
           <w:noProof/>
           <w:color w:val="595959" w:themeColor="text1" w:themeTint="A6"/>
         </w:rPr>
         <w:drawing>
-          <wp:anchor distT="0" distB="0" distL="114300" distR="114300" simplePos="0" relativeHeight="251661312" behindDoc="0" locked="0" layoutInCell="1" allowOverlap="1" wp14:anchorId="05C52EF7" wp14:editId="40576EE1">
+          <wp:anchor distT="0" distB="0" distL="114300" distR="114300" simplePos="0" relativeHeight="251661312" behindDoc="0" locked="0" layoutInCell="1" allowOverlap="1" wp14:anchorId="05C52EF7" wp14:editId="3B874C88">
             <wp:simplePos x="0" y="0"/>
             <wp:positionH relativeFrom="column">
               <wp:posOffset>3747135</wp:posOffset>
             </wp:positionH>
             <wp:positionV relativeFrom="paragraph">
-              <wp:posOffset>8043</wp:posOffset>
+              <wp:posOffset>232207</wp:posOffset>
             </wp:positionV>
             <wp:extent cx="850265" cy="850265"/>
             <wp:effectExtent l="0" t="0" r="0" b="635"/>
@@ -982,13 +819,35 @@
       </w:r>
       <w:r>
         <w:rPr>
+          <w:rFonts w:asciiTheme="majorHAnsi" w:hAnsiTheme="majorHAnsi" w:cstheme="majorHAnsi"/>
+          <w:b/>
+          <w:sz w:val="28"/>
+        </w:rPr>
+        <w:t>Certifications</w:t>
+      </w:r>
+    </w:p>
+    <w:p>
+      <w:pPr>
+        <w:pStyle w:val="ListParagraph"/>
+        <w:numPr>
+          <w:ilvl w:val="0"/>
+          <w:numId w:val="5"/>
+        </w:numPr>
+        <w:rPr>
+          <w:b/>
+          <w:smallCaps/>
+          <w:color w:val="595959" w:themeColor="text1" w:themeTint="A6"/>
+        </w:rPr>
+      </w:pPr>
+      <w:r>
+        <w:rPr>
           <w:b/>
           <w:smallCaps/>
           <w:noProof/>
           <w:color w:val="595959" w:themeColor="text1" w:themeTint="A6"/>
         </w:rPr>
         <w:drawing>
-          <wp:anchor distT="0" distB="0" distL="114300" distR="114300" simplePos="0" relativeHeight="251658240" behindDoc="0" locked="0" layoutInCell="1" allowOverlap="1" wp14:anchorId="64487BD5" wp14:editId="747C093C">
+          <wp:anchor distT="0" distB="0" distL="114300" distR="114300" simplePos="0" relativeHeight="251658240" behindDoc="0" locked="0" layoutInCell="1" allowOverlap="1" wp14:anchorId="64487BD5" wp14:editId="0C5C333A">
             <wp:simplePos x="0" y="0"/>
             <wp:positionH relativeFrom="margin">
               <wp:posOffset>5967095</wp:posOffset>
@@ -2761,7 +2620,6 @@
   <w:style w:type="character" w:default="1" w:styleId="DefaultParagraphFont">
     <w:name w:val="Default Paragraph Font"/>
     <w:uiPriority w:val="1"/>
-    <w:semiHidden/>
     <w:unhideWhenUsed/>
   </w:style>
   <w:style w:type="table" w:default="1" w:styleId="TableNormal">

--- a/assets/pdf/Donald_Resume.docx
+++ b/assets/pdf/Donald_Resume.docx
@@ -1,6 +1,6 @@
 
 <file path=word/document.xml><?xml version="1.0" encoding="utf-8"?>
-<w:document xmlns:wpc="http://schemas.microsoft.com/office/word/2010/wordprocessingCanvas" xmlns:cx="http://schemas.microsoft.com/office/drawing/2014/chartex" xmlns:cx1="http://schemas.microsoft.com/office/drawing/2015/9/8/chartex" xmlns:cx2="http://schemas.microsoft.com/office/drawing/2015/10/21/chartex" xmlns:cx3="http://schemas.microsoft.com/office/drawing/2016/5/9/chartex" xmlns:cx4="http://schemas.microsoft.com/office/drawing/2016/5/10/chartex" xmlns:cx5="http://schemas.microsoft.com/office/drawing/2016/5/11/chartex" xmlns:cx6="http://schemas.microsoft.com/office/drawing/2016/5/12/chartex" xmlns:cx7="http://schemas.microsoft.com/office/drawing/2016/5/13/chartex" xmlns:cx8="http://schemas.microsoft.com/office/drawing/2016/5/14/chartex" xmlns:mc="http://schemas.openxmlformats.org/markup-compatibility/2006" xmlns:aink="http://schemas.microsoft.com/office/drawing/2016/ink" xmlns:am3d="http://schemas.microsoft.com/office/drawing/2017/model3d" xmlns:o="urn:schemas-microsoft-com:office:office" xmlns:oel="http://schemas.microsoft.com/office/2019/extlst" xmlns:r="http://schemas.openxmlformats.org/officeDocument/2006/relationships" xmlns:m="http://schemas.openxmlformats.org/officeDocument/2006/math" xmlns:v="urn:schemas-microsoft-com:vml" xmlns:wp14="http://schemas.microsoft.com/office/word/2010/wordprocessingDrawing" xmlns:wp="http://schemas.openxmlformats.org/drawingml/2006/wordprocessingDrawing" xmlns:w10="urn:schemas-microsoft-com:office:word" xmlns:w="http://schemas.openxmlformats.org/wordprocessingml/2006/main" xmlns:w14="http://schemas.microsoft.com/office/word/2010/wordml" xmlns:w15="http://schemas.microsoft.com/office/word/2012/wordml" xmlns:w16cex="http://schemas.microsoft.com/office/word/2018/wordml/cex" xmlns:w16cid="http://schemas.microsoft.com/office/word/2016/wordml/cid" xmlns:w16="http://schemas.microsoft.com/office/word/2018/wordml" xmlns:w16du="http://schemas.microsoft.com/office/word/2023/wordml/word16du" xmlns:w16sdtdh="http://schemas.microsoft.com/office/word/2020/wordml/sdtdatahash" xmlns:w16se="http://schemas.microsoft.com/office/word/2015/wordml/symex" xmlns:wpg="http://schemas.microsoft.com/office/word/2010/wordprocessingGroup" xmlns:wpi="http://schemas.microsoft.com/office/word/2010/wordprocessingInk" xmlns:wne="http://schemas.microsoft.com/office/word/2006/wordml" xmlns:wps="http://schemas.microsoft.com/office/word/2010/wordprocessingShape" mc:Ignorable="w14 w15 w16se w16cid w16 w16cex w16sdtdh w16du wp14">
+<w:document xmlns:wpc="http://schemas.microsoft.com/office/word/2010/wordprocessingCanvas" xmlns:cx="http://schemas.microsoft.com/office/drawing/2014/chartex" xmlns:cx1="http://schemas.microsoft.com/office/drawing/2015/9/8/chartex" xmlns:cx2="http://schemas.microsoft.com/office/drawing/2015/10/21/chartex" xmlns:cx3="http://schemas.microsoft.com/office/drawing/2016/5/9/chartex" xmlns:cx4="http://schemas.microsoft.com/office/drawing/2016/5/10/chartex" xmlns:cx5="http://schemas.microsoft.com/office/drawing/2016/5/11/chartex" xmlns:cx6="http://schemas.microsoft.com/office/drawing/2016/5/12/chartex" xmlns:cx7="http://schemas.microsoft.com/office/drawing/2016/5/13/chartex" xmlns:cx8="http://schemas.microsoft.com/office/drawing/2016/5/14/chartex" xmlns:mc="http://schemas.openxmlformats.org/markup-compatibility/2006" xmlns:aink="http://schemas.microsoft.com/office/drawing/2016/ink" xmlns:am3d="http://schemas.microsoft.com/office/drawing/2017/model3d" xmlns:o="urn:schemas-microsoft-com:office:office" xmlns:oel="http://schemas.microsoft.com/office/2019/extlst" xmlns:r="http://schemas.openxmlformats.org/officeDocument/2006/relationships" xmlns:m="http://schemas.openxmlformats.org/officeDocument/2006/math" xmlns:v="urn:schemas-microsoft-com:vml" xmlns:wp14="http://schemas.microsoft.com/office/word/2010/wordprocessingDrawing" xmlns:wp="http://schemas.openxmlformats.org/drawingml/2006/wordprocessingDrawing" xmlns:w10="urn:schemas-microsoft-com:office:word" xmlns:w="http://schemas.openxmlformats.org/wordprocessingml/2006/main" xmlns:w14="http://schemas.microsoft.com/office/word/2010/wordml" xmlns:w15="http://schemas.microsoft.com/office/word/2012/wordml" xmlns:w16cex="http://schemas.microsoft.com/office/word/2018/wordml/cex" xmlns:w16cid="http://schemas.microsoft.com/office/word/2016/wordml/cid" xmlns:w16="http://schemas.microsoft.com/office/word/2018/wordml" xmlns:w16du="http://schemas.microsoft.com/office/word/2023/wordml/word16du" xmlns:w16sdtdh="http://schemas.microsoft.com/office/word/2020/wordml/sdtdatahash" xmlns:w16sdtfl="http://schemas.microsoft.com/office/word/2024/wordml/sdtformatlock" xmlns:w16se="http://schemas.microsoft.com/office/word/2015/wordml/symex" xmlns:wpg="http://schemas.microsoft.com/office/word/2010/wordprocessingGroup" xmlns:wpi="http://schemas.microsoft.com/office/word/2010/wordprocessingInk" xmlns:wne="http://schemas.microsoft.com/office/word/2006/wordml" xmlns:wps="http://schemas.microsoft.com/office/word/2010/wordprocessingShape" mc:Ignorable="w14 w15 w16se w16cid w16 w16cex w16sdtdh w16sdtfl w16du wp14">
   <w:body>
     <w:p>
       <w:pPr>
@@ -847,7 +847,7 @@
           <w:color w:val="595959" w:themeColor="text1" w:themeTint="A6"/>
         </w:rPr>
         <w:drawing>
-          <wp:anchor distT="0" distB="0" distL="114300" distR="114300" simplePos="0" relativeHeight="251658240" behindDoc="0" locked="0" layoutInCell="1" allowOverlap="1" wp14:anchorId="64487BD5" wp14:editId="0C5C333A">
+          <wp:anchor distT="0" distB="0" distL="114300" distR="114300" simplePos="0" relativeHeight="251658240" behindDoc="0" locked="0" layoutInCell="1" allowOverlap="1" wp14:anchorId="64487BD5" wp14:editId="01EECACB">
             <wp:simplePos x="0" y="0"/>
             <wp:positionH relativeFrom="margin">
               <wp:posOffset>5967095</wp:posOffset>
@@ -1133,6 +1133,14 @@
           <w:t>Badge</w:t>
         </w:r>
       </w:hyperlink>
+      <w:r>
+        <w:rPr>
+          <w:b/>
+          <w:smallCaps/>
+          <w:color w:val="595959" w:themeColor="text1" w:themeTint="A6"/>
+        </w:rPr>
+        <w:t>, Apprenticeship</w:t>
+      </w:r>
     </w:p>
     <w:p>
       <w:pPr>
@@ -1282,6 +1290,7 @@
         <w:ind w:left="720"/>
       </w:pPr>
       <w:r>
+        <w:lastRenderedPageBreak/>
         <w:t xml:space="preserve">Python, </w:t>
       </w:r>
       <w:r>
@@ -1362,7 +1371,7 @@
 </file>
 
 <file path=word/endnotes.xml><?xml version="1.0" encoding="utf-8"?>
-<w:endnotes xmlns:wpc="http://schemas.microsoft.com/office/word/2010/wordprocessingCanvas" xmlns:cx="http://schemas.microsoft.com/office/drawing/2014/chartex" xmlns:cx1="http://schemas.microsoft.com/office/drawing/2015/9/8/chartex" xmlns:cx2="http://schemas.microsoft.com/office/drawing/2015/10/21/chartex" xmlns:cx3="http://schemas.microsoft.com/office/drawing/2016/5/9/chartex" xmlns:cx4="http://schemas.microsoft.com/office/drawing/2016/5/10/chartex" xmlns:cx5="http://schemas.microsoft.com/office/drawing/2016/5/11/chartex" xmlns:cx6="http://schemas.microsoft.com/office/drawing/2016/5/12/chartex" xmlns:cx7="http://schemas.microsoft.com/office/drawing/2016/5/13/chartex" xmlns:cx8="http://schemas.microsoft.com/office/drawing/2016/5/14/chartex" xmlns:mc="http://schemas.openxmlformats.org/markup-compatibility/2006" xmlns:aink="http://schemas.microsoft.com/office/drawing/2016/ink" xmlns:am3d="http://schemas.microsoft.com/office/drawing/2017/model3d" xmlns:o="urn:schemas-microsoft-com:office:office" xmlns:oel="http://schemas.microsoft.com/office/2019/extlst" xmlns:r="http://schemas.openxmlformats.org/officeDocument/2006/relationships" xmlns:m="http://schemas.openxmlformats.org/officeDocument/2006/math" xmlns:v="urn:schemas-microsoft-com:vml" xmlns:wp14="http://schemas.microsoft.com/office/word/2010/wordprocessingDrawing" xmlns:wp="http://schemas.openxmlformats.org/drawingml/2006/wordprocessingDrawing" xmlns:w10="urn:schemas-microsoft-com:office:word" xmlns:w="http://schemas.openxmlformats.org/wordprocessingml/2006/main" xmlns:w14="http://schemas.microsoft.com/office/word/2010/wordml" xmlns:w15="http://schemas.microsoft.com/office/word/2012/wordml" xmlns:w16cex="http://schemas.microsoft.com/office/word/2018/wordml/cex" xmlns:w16cid="http://schemas.microsoft.com/office/word/2016/wordml/cid" xmlns:w16="http://schemas.microsoft.com/office/word/2018/wordml" xmlns:w16du="http://schemas.microsoft.com/office/word/2023/wordml/word16du" xmlns:w16sdtdh="http://schemas.microsoft.com/office/word/2020/wordml/sdtdatahash" xmlns:w16se="http://schemas.microsoft.com/office/word/2015/wordml/symex" xmlns:wpg="http://schemas.microsoft.com/office/word/2010/wordprocessingGroup" xmlns:wpi="http://schemas.microsoft.com/office/word/2010/wordprocessingInk" xmlns:wne="http://schemas.microsoft.com/office/word/2006/wordml" xmlns:wps="http://schemas.microsoft.com/office/word/2010/wordprocessingShape" mc:Ignorable="w14 w15 w16se w16cid w16 w16cex w16sdtdh w16du wp14">
+<w:endnotes xmlns:wpc="http://schemas.microsoft.com/office/word/2010/wordprocessingCanvas" xmlns:cx="http://schemas.microsoft.com/office/drawing/2014/chartex" xmlns:cx1="http://schemas.microsoft.com/office/drawing/2015/9/8/chartex" xmlns:cx2="http://schemas.microsoft.com/office/drawing/2015/10/21/chartex" xmlns:cx3="http://schemas.microsoft.com/office/drawing/2016/5/9/chartex" xmlns:cx4="http://schemas.microsoft.com/office/drawing/2016/5/10/chartex" xmlns:cx5="http://schemas.microsoft.com/office/drawing/2016/5/11/chartex" xmlns:cx6="http://schemas.microsoft.com/office/drawing/2016/5/12/chartex" xmlns:cx7="http://schemas.microsoft.com/office/drawing/2016/5/13/chartex" xmlns:cx8="http://schemas.microsoft.com/office/drawing/2016/5/14/chartex" xmlns:mc="http://schemas.openxmlformats.org/markup-compatibility/2006" xmlns:aink="http://schemas.microsoft.com/office/drawing/2016/ink" xmlns:am3d="http://schemas.microsoft.com/office/drawing/2017/model3d" xmlns:o="urn:schemas-microsoft-com:office:office" xmlns:oel="http://schemas.microsoft.com/office/2019/extlst" xmlns:r="http://schemas.openxmlformats.org/officeDocument/2006/relationships" xmlns:m="http://schemas.openxmlformats.org/officeDocument/2006/math" xmlns:v="urn:schemas-microsoft-com:vml" xmlns:wp14="http://schemas.microsoft.com/office/word/2010/wordprocessingDrawing" xmlns:wp="http://schemas.openxmlformats.org/drawingml/2006/wordprocessingDrawing" xmlns:w10="urn:schemas-microsoft-com:office:word" xmlns:w="http://schemas.openxmlformats.org/wordprocessingml/2006/main" xmlns:w14="http://schemas.microsoft.com/office/word/2010/wordml" xmlns:w15="http://schemas.microsoft.com/office/word/2012/wordml" xmlns:w16cex="http://schemas.microsoft.com/office/word/2018/wordml/cex" xmlns:w16cid="http://schemas.microsoft.com/office/word/2016/wordml/cid" xmlns:w16="http://schemas.microsoft.com/office/word/2018/wordml" xmlns:w16du="http://schemas.microsoft.com/office/word/2023/wordml/word16du" xmlns:w16sdtdh="http://schemas.microsoft.com/office/word/2020/wordml/sdtdatahash" xmlns:w16sdtfl="http://schemas.microsoft.com/office/word/2024/wordml/sdtformatlock" xmlns:w16se="http://schemas.microsoft.com/office/word/2015/wordml/symex" xmlns:wpg="http://schemas.microsoft.com/office/word/2010/wordprocessingGroup" xmlns:wpi="http://schemas.microsoft.com/office/word/2010/wordprocessingInk" xmlns:wne="http://schemas.microsoft.com/office/word/2006/wordml" xmlns:wps="http://schemas.microsoft.com/office/word/2010/wordprocessingShape" mc:Ignorable="w14 w15 w16se w16cid w16 w16cex w16sdtdh w16sdtfl w16du wp14">
   <w:endnote w:type="separator" w:id="-1">
     <w:p>
       <w:pPr>
@@ -1387,7 +1396,7 @@
 </file>
 
 <file path=word/footer1.xml><?xml version="1.0" encoding="utf-8"?>
-<w:ftr xmlns:wpc="http://schemas.microsoft.com/office/word/2010/wordprocessingCanvas" xmlns:cx="http://schemas.microsoft.com/office/drawing/2014/chartex" xmlns:cx1="http://schemas.microsoft.com/office/drawing/2015/9/8/chartex" xmlns:cx2="http://schemas.microsoft.com/office/drawing/2015/10/21/chartex" xmlns:cx3="http://schemas.microsoft.com/office/drawing/2016/5/9/chartex" xmlns:cx4="http://schemas.microsoft.com/office/drawing/2016/5/10/chartex" xmlns:cx5="http://schemas.microsoft.com/office/drawing/2016/5/11/chartex" xmlns:cx6="http://schemas.microsoft.com/office/drawing/2016/5/12/chartex" xmlns:cx7="http://schemas.microsoft.com/office/drawing/2016/5/13/chartex" xmlns:cx8="http://schemas.microsoft.com/office/drawing/2016/5/14/chartex" xmlns:mc="http://schemas.openxmlformats.org/markup-compatibility/2006" xmlns:aink="http://schemas.microsoft.com/office/drawing/2016/ink" xmlns:am3d="http://schemas.microsoft.com/office/drawing/2017/model3d" xmlns:o="urn:schemas-microsoft-com:office:office" xmlns:oel="http://schemas.microsoft.com/office/2019/extlst" xmlns:r="http://schemas.openxmlformats.org/officeDocument/2006/relationships" xmlns:m="http://schemas.openxmlformats.org/officeDocument/2006/math" xmlns:v="urn:schemas-microsoft-com:vml" xmlns:wp14="http://schemas.microsoft.com/office/word/2010/wordprocessingDrawing" xmlns:wp="http://schemas.openxmlformats.org/drawingml/2006/wordprocessingDrawing" xmlns:w10="urn:schemas-microsoft-com:office:word" xmlns:w="http://schemas.openxmlformats.org/wordprocessingml/2006/main" xmlns:w14="http://schemas.microsoft.com/office/word/2010/wordml" xmlns:w15="http://schemas.microsoft.com/office/word/2012/wordml" xmlns:w16cex="http://schemas.microsoft.com/office/word/2018/wordml/cex" xmlns:w16cid="http://schemas.microsoft.com/office/word/2016/wordml/cid" xmlns:w16="http://schemas.microsoft.com/office/word/2018/wordml" xmlns:w16du="http://schemas.microsoft.com/office/word/2023/wordml/word16du" xmlns:w16sdtdh="http://schemas.microsoft.com/office/word/2020/wordml/sdtdatahash" xmlns:w16se="http://schemas.microsoft.com/office/word/2015/wordml/symex" xmlns:wpg="http://schemas.microsoft.com/office/word/2010/wordprocessingGroup" xmlns:wpi="http://schemas.microsoft.com/office/word/2010/wordprocessingInk" xmlns:wne="http://schemas.microsoft.com/office/word/2006/wordml" xmlns:wps="http://schemas.microsoft.com/office/word/2010/wordprocessingShape" mc:Ignorable="w14 w15 w16se w16cid w16 w16cex w16sdtdh w16du wp14">
+<w:ftr xmlns:wpc="http://schemas.microsoft.com/office/word/2010/wordprocessingCanvas" xmlns:cx="http://schemas.microsoft.com/office/drawing/2014/chartex" xmlns:cx1="http://schemas.microsoft.com/office/drawing/2015/9/8/chartex" xmlns:cx2="http://schemas.microsoft.com/office/drawing/2015/10/21/chartex" xmlns:cx3="http://schemas.microsoft.com/office/drawing/2016/5/9/chartex" xmlns:cx4="http://schemas.microsoft.com/office/drawing/2016/5/10/chartex" xmlns:cx5="http://schemas.microsoft.com/office/drawing/2016/5/11/chartex" xmlns:cx6="http://schemas.microsoft.com/office/drawing/2016/5/12/chartex" xmlns:cx7="http://schemas.microsoft.com/office/drawing/2016/5/13/chartex" xmlns:cx8="http://schemas.microsoft.com/office/drawing/2016/5/14/chartex" xmlns:mc="http://schemas.openxmlformats.org/markup-compatibility/2006" xmlns:aink="http://schemas.microsoft.com/office/drawing/2016/ink" xmlns:am3d="http://schemas.microsoft.com/office/drawing/2017/model3d" xmlns:o="urn:schemas-microsoft-com:office:office" xmlns:oel="http://schemas.microsoft.com/office/2019/extlst" xmlns:r="http://schemas.openxmlformats.org/officeDocument/2006/relationships" xmlns:m="http://schemas.openxmlformats.org/officeDocument/2006/math" xmlns:v="urn:schemas-microsoft-com:vml" xmlns:wp14="http://schemas.microsoft.com/office/word/2010/wordprocessingDrawing" xmlns:wp="http://schemas.openxmlformats.org/drawingml/2006/wordprocessingDrawing" xmlns:w10="urn:schemas-microsoft-com:office:word" xmlns:w="http://schemas.openxmlformats.org/wordprocessingml/2006/main" xmlns:w14="http://schemas.microsoft.com/office/word/2010/wordml" xmlns:w15="http://schemas.microsoft.com/office/word/2012/wordml" xmlns:w16cex="http://schemas.microsoft.com/office/word/2018/wordml/cex" xmlns:w16cid="http://schemas.microsoft.com/office/word/2016/wordml/cid" xmlns:w16="http://schemas.microsoft.com/office/word/2018/wordml" xmlns:w16du="http://schemas.microsoft.com/office/word/2023/wordml/word16du" xmlns:w16sdtdh="http://schemas.microsoft.com/office/word/2020/wordml/sdtdatahash" xmlns:w16sdtfl="http://schemas.microsoft.com/office/word/2024/wordml/sdtformatlock" xmlns:w16se="http://schemas.microsoft.com/office/word/2015/wordml/symex" xmlns:wpg="http://schemas.microsoft.com/office/word/2010/wordprocessingGroup" xmlns:wpi="http://schemas.microsoft.com/office/word/2010/wordprocessingInk" xmlns:wne="http://schemas.microsoft.com/office/word/2006/wordml" xmlns:wps="http://schemas.microsoft.com/office/word/2010/wordprocessingShape" mc:Ignorable="w14 w15 w16se w16cid w16 w16cex w16sdtdh w16sdtfl w16du wp14">
   <w:p>
     <w:pPr>
       <w:pStyle w:val="Footer"/>
@@ -1397,7 +1406,7 @@
 </file>
 
 <file path=word/footer2.xml><?xml version="1.0" encoding="utf-8"?>
-<w:ftr xmlns:wpc="http://schemas.microsoft.com/office/word/2010/wordprocessingCanvas" xmlns:cx="http://schemas.microsoft.com/office/drawing/2014/chartex" xmlns:cx1="http://schemas.microsoft.com/office/drawing/2015/9/8/chartex" xmlns:cx2="http://schemas.microsoft.com/office/drawing/2015/10/21/chartex" xmlns:cx3="http://schemas.microsoft.com/office/drawing/2016/5/9/chartex" xmlns:cx4="http://schemas.microsoft.com/office/drawing/2016/5/10/chartex" xmlns:cx5="http://schemas.microsoft.com/office/drawing/2016/5/11/chartex" xmlns:cx6="http://schemas.microsoft.com/office/drawing/2016/5/12/chartex" xmlns:cx7="http://schemas.microsoft.com/office/drawing/2016/5/13/chartex" xmlns:cx8="http://schemas.microsoft.com/office/drawing/2016/5/14/chartex" xmlns:mc="http://schemas.openxmlformats.org/markup-compatibility/2006" xmlns:aink="http://schemas.microsoft.com/office/drawing/2016/ink" xmlns:am3d="http://schemas.microsoft.com/office/drawing/2017/model3d" xmlns:o="urn:schemas-microsoft-com:office:office" xmlns:oel="http://schemas.microsoft.com/office/2019/extlst" xmlns:r="http://schemas.openxmlformats.org/officeDocument/2006/relationships" xmlns:m="http://schemas.openxmlformats.org/officeDocument/2006/math" xmlns:v="urn:schemas-microsoft-com:vml" xmlns:wp14="http://schemas.microsoft.com/office/word/2010/wordprocessingDrawing" xmlns:wp="http://schemas.openxmlformats.org/drawingml/2006/wordprocessingDrawing" xmlns:w10="urn:schemas-microsoft-com:office:word" xmlns:w="http://schemas.openxmlformats.org/wordprocessingml/2006/main" xmlns:w14="http://schemas.microsoft.com/office/word/2010/wordml" xmlns:w15="http://schemas.microsoft.com/office/word/2012/wordml" xmlns:w16cex="http://schemas.microsoft.com/office/word/2018/wordml/cex" xmlns:w16cid="http://schemas.microsoft.com/office/word/2016/wordml/cid" xmlns:w16="http://schemas.microsoft.com/office/word/2018/wordml" xmlns:w16du="http://schemas.microsoft.com/office/word/2023/wordml/word16du" xmlns:w16sdtdh="http://schemas.microsoft.com/office/word/2020/wordml/sdtdatahash" xmlns:w16se="http://schemas.microsoft.com/office/word/2015/wordml/symex" xmlns:wpg="http://schemas.microsoft.com/office/word/2010/wordprocessingGroup" xmlns:wpi="http://schemas.microsoft.com/office/word/2010/wordprocessingInk" xmlns:wne="http://schemas.microsoft.com/office/word/2006/wordml" xmlns:wps="http://schemas.microsoft.com/office/word/2010/wordprocessingShape" mc:Ignorable="w14 w15 w16se w16cid w16 w16cex w16sdtdh w16du wp14">
+<w:ftr xmlns:wpc="http://schemas.microsoft.com/office/word/2010/wordprocessingCanvas" xmlns:cx="http://schemas.microsoft.com/office/drawing/2014/chartex" xmlns:cx1="http://schemas.microsoft.com/office/drawing/2015/9/8/chartex" xmlns:cx2="http://schemas.microsoft.com/office/drawing/2015/10/21/chartex" xmlns:cx3="http://schemas.microsoft.com/office/drawing/2016/5/9/chartex" xmlns:cx4="http://schemas.microsoft.com/office/drawing/2016/5/10/chartex" xmlns:cx5="http://schemas.microsoft.com/office/drawing/2016/5/11/chartex" xmlns:cx6="http://schemas.microsoft.com/office/drawing/2016/5/12/chartex" xmlns:cx7="http://schemas.microsoft.com/office/drawing/2016/5/13/chartex" xmlns:cx8="http://schemas.microsoft.com/office/drawing/2016/5/14/chartex" xmlns:mc="http://schemas.openxmlformats.org/markup-compatibility/2006" xmlns:aink="http://schemas.microsoft.com/office/drawing/2016/ink" xmlns:am3d="http://schemas.microsoft.com/office/drawing/2017/model3d" xmlns:o="urn:schemas-microsoft-com:office:office" xmlns:oel="http://schemas.microsoft.com/office/2019/extlst" xmlns:r="http://schemas.openxmlformats.org/officeDocument/2006/relationships" xmlns:m="http://schemas.openxmlformats.org/officeDocument/2006/math" xmlns:v="urn:schemas-microsoft-com:vml" xmlns:wp14="http://schemas.microsoft.com/office/word/2010/wordprocessingDrawing" xmlns:wp="http://schemas.openxmlformats.org/drawingml/2006/wordprocessingDrawing" xmlns:w10="urn:schemas-microsoft-com:office:word" xmlns:w="http://schemas.openxmlformats.org/wordprocessingml/2006/main" xmlns:w14="http://schemas.microsoft.com/office/word/2010/wordml" xmlns:w15="http://schemas.microsoft.com/office/word/2012/wordml" xmlns:w16cex="http://schemas.microsoft.com/office/word/2018/wordml/cex" xmlns:w16cid="http://schemas.microsoft.com/office/word/2016/wordml/cid" xmlns:w16="http://schemas.microsoft.com/office/word/2018/wordml" xmlns:w16du="http://schemas.microsoft.com/office/word/2023/wordml/word16du" xmlns:w16sdtdh="http://schemas.microsoft.com/office/word/2020/wordml/sdtdatahash" xmlns:w16sdtfl="http://schemas.microsoft.com/office/word/2024/wordml/sdtformatlock" xmlns:w16se="http://schemas.microsoft.com/office/word/2015/wordml/symex" xmlns:wpg="http://schemas.microsoft.com/office/word/2010/wordprocessingGroup" xmlns:wpi="http://schemas.microsoft.com/office/word/2010/wordprocessingInk" xmlns:wne="http://schemas.microsoft.com/office/word/2006/wordml" xmlns:wps="http://schemas.microsoft.com/office/word/2010/wordprocessingShape" mc:Ignorable="w14 w15 w16se w16cid w16 w16cex w16sdtdh w16sdtfl w16du wp14">
   <w:p>
     <w:pPr>
       <w:pStyle w:val="Footer"/>
@@ -1407,7 +1416,7 @@
 </file>
 
 <file path=word/footer3.xml><?xml version="1.0" encoding="utf-8"?>
-<w:ftr xmlns:wpc="http://schemas.microsoft.com/office/word/2010/wordprocessingCanvas" xmlns:cx="http://schemas.microsoft.com/office/drawing/2014/chartex" xmlns:cx1="http://schemas.microsoft.com/office/drawing/2015/9/8/chartex" xmlns:cx2="http://schemas.microsoft.com/office/drawing/2015/10/21/chartex" xmlns:cx3="http://schemas.microsoft.com/office/drawing/2016/5/9/chartex" xmlns:cx4="http://schemas.microsoft.com/office/drawing/2016/5/10/chartex" xmlns:cx5="http://schemas.microsoft.com/office/drawing/2016/5/11/chartex" xmlns:cx6="http://schemas.microsoft.com/office/drawing/2016/5/12/chartex" xmlns:cx7="http://schemas.microsoft.com/office/drawing/2016/5/13/chartex" xmlns:cx8="http://schemas.microsoft.com/office/drawing/2016/5/14/chartex" xmlns:mc="http://schemas.openxmlformats.org/markup-compatibility/2006" xmlns:aink="http://schemas.microsoft.com/office/drawing/2016/ink" xmlns:am3d="http://schemas.microsoft.com/office/drawing/2017/model3d" xmlns:o="urn:schemas-microsoft-com:office:office" xmlns:oel="http://schemas.microsoft.com/office/2019/extlst" xmlns:r="http://schemas.openxmlformats.org/officeDocument/2006/relationships" xmlns:m="http://schemas.openxmlformats.org/officeDocument/2006/math" xmlns:v="urn:schemas-microsoft-com:vml" xmlns:wp14="http://schemas.microsoft.com/office/word/2010/wordprocessingDrawing" xmlns:wp="http://schemas.openxmlformats.org/drawingml/2006/wordprocessingDrawing" xmlns:w10="urn:schemas-microsoft-com:office:word" xmlns:w="http://schemas.openxmlformats.org/wordprocessingml/2006/main" xmlns:w14="http://schemas.microsoft.com/office/word/2010/wordml" xmlns:w15="http://schemas.microsoft.com/office/word/2012/wordml" xmlns:w16cex="http://schemas.microsoft.com/office/word/2018/wordml/cex" xmlns:w16cid="http://schemas.microsoft.com/office/word/2016/wordml/cid" xmlns:w16="http://schemas.microsoft.com/office/word/2018/wordml" xmlns:w16du="http://schemas.microsoft.com/office/word/2023/wordml/word16du" xmlns:w16sdtdh="http://schemas.microsoft.com/office/word/2020/wordml/sdtdatahash" xmlns:w16se="http://schemas.microsoft.com/office/word/2015/wordml/symex" xmlns:wpg="http://schemas.microsoft.com/office/word/2010/wordprocessingGroup" xmlns:wpi="http://schemas.microsoft.com/office/word/2010/wordprocessingInk" xmlns:wne="http://schemas.microsoft.com/office/word/2006/wordml" xmlns:wps="http://schemas.microsoft.com/office/word/2010/wordprocessingShape" mc:Ignorable="w14 w15 w16se w16cid w16 w16cex w16sdtdh w16du wp14">
+<w:ftr xmlns:wpc="http://schemas.microsoft.com/office/word/2010/wordprocessingCanvas" xmlns:cx="http://schemas.microsoft.com/office/drawing/2014/chartex" xmlns:cx1="http://schemas.microsoft.com/office/drawing/2015/9/8/chartex" xmlns:cx2="http://schemas.microsoft.com/office/drawing/2015/10/21/chartex" xmlns:cx3="http://schemas.microsoft.com/office/drawing/2016/5/9/chartex" xmlns:cx4="http://schemas.microsoft.com/office/drawing/2016/5/10/chartex" xmlns:cx5="http://schemas.microsoft.com/office/drawing/2016/5/11/chartex" xmlns:cx6="http://schemas.microsoft.com/office/drawing/2016/5/12/chartex" xmlns:cx7="http://schemas.microsoft.com/office/drawing/2016/5/13/chartex" xmlns:cx8="http://schemas.microsoft.com/office/drawing/2016/5/14/chartex" xmlns:mc="http://schemas.openxmlformats.org/markup-compatibility/2006" xmlns:aink="http://schemas.microsoft.com/office/drawing/2016/ink" xmlns:am3d="http://schemas.microsoft.com/office/drawing/2017/model3d" xmlns:o="urn:schemas-microsoft-com:office:office" xmlns:oel="http://schemas.microsoft.com/office/2019/extlst" xmlns:r="http://schemas.openxmlformats.org/officeDocument/2006/relationships" xmlns:m="http://schemas.openxmlformats.org/officeDocument/2006/math" xmlns:v="urn:schemas-microsoft-com:vml" xmlns:wp14="http://schemas.microsoft.com/office/word/2010/wordprocessingDrawing" xmlns:wp="http://schemas.openxmlformats.org/drawingml/2006/wordprocessingDrawing" xmlns:w10="urn:schemas-microsoft-com:office:word" xmlns:w="http://schemas.openxmlformats.org/wordprocessingml/2006/main" xmlns:w14="http://schemas.microsoft.com/office/word/2010/wordml" xmlns:w15="http://schemas.microsoft.com/office/word/2012/wordml" xmlns:w16cex="http://schemas.microsoft.com/office/word/2018/wordml/cex" xmlns:w16cid="http://schemas.microsoft.com/office/word/2016/wordml/cid" xmlns:w16="http://schemas.microsoft.com/office/word/2018/wordml" xmlns:w16du="http://schemas.microsoft.com/office/word/2023/wordml/word16du" xmlns:w16sdtdh="http://schemas.microsoft.com/office/word/2020/wordml/sdtdatahash" xmlns:w16sdtfl="http://schemas.microsoft.com/office/word/2024/wordml/sdtformatlock" xmlns:w16se="http://schemas.microsoft.com/office/word/2015/wordml/symex" xmlns:wpg="http://schemas.microsoft.com/office/word/2010/wordprocessingGroup" xmlns:wpi="http://schemas.microsoft.com/office/word/2010/wordprocessingInk" xmlns:wne="http://schemas.microsoft.com/office/word/2006/wordml" xmlns:wps="http://schemas.microsoft.com/office/word/2010/wordprocessingShape" mc:Ignorable="w14 w15 w16se w16cid w16 w16cex w16sdtdh w16sdtfl w16du wp14">
   <w:p>
     <w:pPr>
       <w:pStyle w:val="Footer"/>
@@ -1417,7 +1426,7 @@
 </file>
 
 <file path=word/footnotes.xml><?xml version="1.0" encoding="utf-8"?>
-<w:footnotes xmlns:wpc="http://schemas.microsoft.com/office/word/2010/wordprocessingCanvas" xmlns:cx="http://schemas.microsoft.com/office/drawing/2014/chartex" xmlns:cx1="http://schemas.microsoft.com/office/drawing/2015/9/8/chartex" xmlns:cx2="http://schemas.microsoft.com/office/drawing/2015/10/21/chartex" xmlns:cx3="http://schemas.microsoft.com/office/drawing/2016/5/9/chartex" xmlns:cx4="http://schemas.microsoft.com/office/drawing/2016/5/10/chartex" xmlns:cx5="http://schemas.microsoft.com/office/drawing/2016/5/11/chartex" xmlns:cx6="http://schemas.microsoft.com/office/drawing/2016/5/12/chartex" xmlns:cx7="http://schemas.microsoft.com/office/drawing/2016/5/13/chartex" xmlns:cx8="http://schemas.microsoft.com/office/drawing/2016/5/14/chartex" xmlns:mc="http://schemas.openxmlformats.org/markup-compatibility/2006" xmlns:aink="http://schemas.microsoft.com/office/drawing/2016/ink" xmlns:am3d="http://schemas.microsoft.com/office/drawing/2017/model3d" xmlns:o="urn:schemas-microsoft-com:office:office" xmlns:oel="http://schemas.microsoft.com/office/2019/extlst" xmlns:r="http://schemas.openxmlformats.org/officeDocument/2006/relationships" xmlns:m="http://schemas.openxmlformats.org/officeDocument/2006/math" xmlns:v="urn:schemas-microsoft-com:vml" xmlns:wp14="http://schemas.microsoft.com/office/word/2010/wordprocessingDrawing" xmlns:wp="http://schemas.openxmlformats.org/drawingml/2006/wordprocessingDrawing" xmlns:w10="urn:schemas-microsoft-com:office:word" xmlns:w="http://schemas.openxmlformats.org/wordprocessingml/2006/main" xmlns:w14="http://schemas.microsoft.com/office/word/2010/wordml" xmlns:w15="http://schemas.microsoft.com/office/word/2012/wordml" xmlns:w16cex="http://schemas.microsoft.com/office/word/2018/wordml/cex" xmlns:w16cid="http://schemas.microsoft.com/office/word/2016/wordml/cid" xmlns:w16="http://schemas.microsoft.com/office/word/2018/wordml" xmlns:w16du="http://schemas.microsoft.com/office/word/2023/wordml/word16du" xmlns:w16sdtdh="http://schemas.microsoft.com/office/word/2020/wordml/sdtdatahash" xmlns:w16se="http://schemas.microsoft.com/office/word/2015/wordml/symex" xmlns:wpg="http://schemas.microsoft.com/office/word/2010/wordprocessingGroup" xmlns:wpi="http://schemas.microsoft.com/office/word/2010/wordprocessingInk" xmlns:wne="http://schemas.microsoft.com/office/word/2006/wordml" xmlns:wps="http://schemas.microsoft.com/office/word/2010/wordprocessingShape" mc:Ignorable="w14 w15 w16se w16cid w16 w16cex w16sdtdh w16du wp14">
+<w:footnotes xmlns:wpc="http://schemas.microsoft.com/office/word/2010/wordprocessingCanvas" xmlns:cx="http://schemas.microsoft.com/office/drawing/2014/chartex" xmlns:cx1="http://schemas.microsoft.com/office/drawing/2015/9/8/chartex" xmlns:cx2="http://schemas.microsoft.com/office/drawing/2015/10/21/chartex" xmlns:cx3="http://schemas.microsoft.com/office/drawing/2016/5/9/chartex" xmlns:cx4="http://schemas.microsoft.com/office/drawing/2016/5/10/chartex" xmlns:cx5="http://schemas.microsoft.com/office/drawing/2016/5/11/chartex" xmlns:cx6="http://schemas.microsoft.com/office/drawing/2016/5/12/chartex" xmlns:cx7="http://schemas.microsoft.com/office/drawing/2016/5/13/chartex" xmlns:cx8="http://schemas.microsoft.com/office/drawing/2016/5/14/chartex" xmlns:mc="http://schemas.openxmlformats.org/markup-compatibility/2006" xmlns:aink="http://schemas.microsoft.com/office/drawing/2016/ink" xmlns:am3d="http://schemas.microsoft.com/office/drawing/2017/model3d" xmlns:o="urn:schemas-microsoft-com:office:office" xmlns:oel="http://schemas.microsoft.com/office/2019/extlst" xmlns:r="http://schemas.openxmlformats.org/officeDocument/2006/relationships" xmlns:m="http://schemas.openxmlformats.org/officeDocument/2006/math" xmlns:v="urn:schemas-microsoft-com:vml" xmlns:wp14="http://schemas.microsoft.com/office/word/2010/wordprocessingDrawing" xmlns:wp="http://schemas.openxmlformats.org/drawingml/2006/wordprocessingDrawing" xmlns:w10="urn:schemas-microsoft-com:office:word" xmlns:w="http://schemas.openxmlformats.org/wordprocessingml/2006/main" xmlns:w14="http://schemas.microsoft.com/office/word/2010/wordml" xmlns:w15="http://schemas.microsoft.com/office/word/2012/wordml" xmlns:w16cex="http://schemas.microsoft.com/office/word/2018/wordml/cex" xmlns:w16cid="http://schemas.microsoft.com/office/word/2016/wordml/cid" xmlns:w16="http://schemas.microsoft.com/office/word/2018/wordml" xmlns:w16du="http://schemas.microsoft.com/office/word/2023/wordml/word16du" xmlns:w16sdtdh="http://schemas.microsoft.com/office/word/2020/wordml/sdtdatahash" xmlns:w16sdtfl="http://schemas.microsoft.com/office/word/2024/wordml/sdtformatlock" xmlns:w16se="http://schemas.microsoft.com/office/word/2015/wordml/symex" xmlns:wpg="http://schemas.microsoft.com/office/word/2010/wordprocessingGroup" xmlns:wpi="http://schemas.microsoft.com/office/word/2010/wordprocessingInk" xmlns:wne="http://schemas.microsoft.com/office/word/2006/wordml" xmlns:wps="http://schemas.microsoft.com/office/word/2010/wordprocessingShape" mc:Ignorable="w14 w15 w16se w16cid w16 w16cex w16sdtdh w16sdtfl w16du wp14">
   <w:footnote w:type="separator" w:id="-1">
     <w:p>
       <w:pPr>
@@ -1442,7 +1451,7 @@
 </file>
 
 <file path=word/header1.xml><?xml version="1.0" encoding="utf-8"?>
-<w:hdr xmlns:wpc="http://schemas.microsoft.com/office/word/2010/wordprocessingCanvas" xmlns:cx="http://schemas.microsoft.com/office/drawing/2014/chartex" xmlns:cx1="http://schemas.microsoft.com/office/drawing/2015/9/8/chartex" xmlns:cx2="http://schemas.microsoft.com/office/drawing/2015/10/21/chartex" xmlns:cx3="http://schemas.microsoft.com/office/drawing/2016/5/9/chartex" xmlns:cx4="http://schemas.microsoft.com/office/drawing/2016/5/10/chartex" xmlns:cx5="http://schemas.microsoft.com/office/drawing/2016/5/11/chartex" xmlns:cx6="http://schemas.microsoft.com/office/drawing/2016/5/12/chartex" xmlns:cx7="http://schemas.microsoft.com/office/drawing/2016/5/13/chartex" xmlns:cx8="http://schemas.microsoft.com/office/drawing/2016/5/14/chartex" xmlns:mc="http://schemas.openxmlformats.org/markup-compatibility/2006" xmlns:aink="http://schemas.microsoft.com/office/drawing/2016/ink" xmlns:am3d="http://schemas.microsoft.com/office/drawing/2017/model3d" xmlns:o="urn:schemas-microsoft-com:office:office" xmlns:oel="http://schemas.microsoft.com/office/2019/extlst" xmlns:r="http://schemas.openxmlformats.org/officeDocument/2006/relationships" xmlns:m="http://schemas.openxmlformats.org/officeDocument/2006/math" xmlns:v="urn:schemas-microsoft-com:vml" xmlns:wp14="http://schemas.microsoft.com/office/word/2010/wordprocessingDrawing" xmlns:wp="http://schemas.openxmlformats.org/drawingml/2006/wordprocessingDrawing" xmlns:w10="urn:schemas-microsoft-com:office:word" xmlns:w="http://schemas.openxmlformats.org/wordprocessingml/2006/main" xmlns:w14="http://schemas.microsoft.com/office/word/2010/wordml" xmlns:w15="http://schemas.microsoft.com/office/word/2012/wordml" xmlns:w16cex="http://schemas.microsoft.com/office/word/2018/wordml/cex" xmlns:w16cid="http://schemas.microsoft.com/office/word/2016/wordml/cid" xmlns:w16="http://schemas.microsoft.com/office/word/2018/wordml" xmlns:w16du="http://schemas.microsoft.com/office/word/2023/wordml/word16du" xmlns:w16sdtdh="http://schemas.microsoft.com/office/word/2020/wordml/sdtdatahash" xmlns:w16se="http://schemas.microsoft.com/office/word/2015/wordml/symex" xmlns:wpg="http://schemas.microsoft.com/office/word/2010/wordprocessingGroup" xmlns:wpi="http://schemas.microsoft.com/office/word/2010/wordprocessingInk" xmlns:wne="http://schemas.microsoft.com/office/word/2006/wordml" xmlns:wps="http://schemas.microsoft.com/office/word/2010/wordprocessingShape" mc:Ignorable="w14 w15 w16se w16cid w16 w16cex w16sdtdh w16du wp14">
+<w:hdr xmlns:wpc="http://schemas.microsoft.com/office/word/2010/wordprocessingCanvas" xmlns:cx="http://schemas.microsoft.com/office/drawing/2014/chartex" xmlns:cx1="http://schemas.microsoft.com/office/drawing/2015/9/8/chartex" xmlns:cx2="http://schemas.microsoft.com/office/drawing/2015/10/21/chartex" xmlns:cx3="http://schemas.microsoft.com/office/drawing/2016/5/9/chartex" xmlns:cx4="http://schemas.microsoft.com/office/drawing/2016/5/10/chartex" xmlns:cx5="http://schemas.microsoft.com/office/drawing/2016/5/11/chartex" xmlns:cx6="http://schemas.microsoft.com/office/drawing/2016/5/12/chartex" xmlns:cx7="http://schemas.microsoft.com/office/drawing/2016/5/13/chartex" xmlns:cx8="http://schemas.microsoft.com/office/drawing/2016/5/14/chartex" xmlns:mc="http://schemas.openxmlformats.org/markup-compatibility/2006" xmlns:aink="http://schemas.microsoft.com/office/drawing/2016/ink" xmlns:am3d="http://schemas.microsoft.com/office/drawing/2017/model3d" xmlns:o="urn:schemas-microsoft-com:office:office" xmlns:oel="http://schemas.microsoft.com/office/2019/extlst" xmlns:r="http://schemas.openxmlformats.org/officeDocument/2006/relationships" xmlns:m="http://schemas.openxmlformats.org/officeDocument/2006/math" xmlns:v="urn:schemas-microsoft-com:vml" xmlns:wp14="http://schemas.microsoft.com/office/word/2010/wordprocessingDrawing" xmlns:wp="http://schemas.openxmlformats.org/drawingml/2006/wordprocessingDrawing" xmlns:w10="urn:schemas-microsoft-com:office:word" xmlns:w="http://schemas.openxmlformats.org/wordprocessingml/2006/main" xmlns:w14="http://schemas.microsoft.com/office/word/2010/wordml" xmlns:w15="http://schemas.microsoft.com/office/word/2012/wordml" xmlns:w16cex="http://schemas.microsoft.com/office/word/2018/wordml/cex" xmlns:w16cid="http://schemas.microsoft.com/office/word/2016/wordml/cid" xmlns:w16="http://schemas.microsoft.com/office/word/2018/wordml" xmlns:w16du="http://schemas.microsoft.com/office/word/2023/wordml/word16du" xmlns:w16sdtdh="http://schemas.microsoft.com/office/word/2020/wordml/sdtdatahash" xmlns:w16sdtfl="http://schemas.microsoft.com/office/word/2024/wordml/sdtformatlock" xmlns:w16se="http://schemas.microsoft.com/office/word/2015/wordml/symex" xmlns:wpg="http://schemas.microsoft.com/office/word/2010/wordprocessingGroup" xmlns:wpi="http://schemas.microsoft.com/office/word/2010/wordprocessingInk" xmlns:wne="http://schemas.microsoft.com/office/word/2006/wordml" xmlns:wps="http://schemas.microsoft.com/office/word/2010/wordprocessingShape" mc:Ignorable="w14 w15 w16se w16cid w16 w16cex w16sdtdh w16sdtfl w16du wp14">
   <w:p>
     <w:pPr>
       <w:pStyle w:val="Header"/>
@@ -1452,7 +1461,7 @@
 </file>
 
 <file path=word/header2.xml><?xml version="1.0" encoding="utf-8"?>
-<w:hdr xmlns:wpc="http://schemas.microsoft.com/office/word/2010/wordprocessingCanvas" xmlns:cx="http://schemas.microsoft.com/office/drawing/2014/chartex" xmlns:cx1="http://schemas.microsoft.com/office/drawing/2015/9/8/chartex" xmlns:cx2="http://schemas.microsoft.com/office/drawing/2015/10/21/chartex" xmlns:cx3="http://schemas.microsoft.com/office/drawing/2016/5/9/chartex" xmlns:cx4="http://schemas.microsoft.com/office/drawing/2016/5/10/chartex" xmlns:cx5="http://schemas.microsoft.com/office/drawing/2016/5/11/chartex" xmlns:cx6="http://schemas.microsoft.com/office/drawing/2016/5/12/chartex" xmlns:cx7="http://schemas.microsoft.com/office/drawing/2016/5/13/chartex" xmlns:cx8="http://schemas.microsoft.com/office/drawing/2016/5/14/chartex" xmlns:mc="http://schemas.openxmlformats.org/markup-compatibility/2006" xmlns:aink="http://schemas.microsoft.com/office/drawing/2016/ink" xmlns:am3d="http://schemas.microsoft.com/office/drawing/2017/model3d" xmlns:o="urn:schemas-microsoft-com:office:office" xmlns:oel="http://schemas.microsoft.com/office/2019/extlst" xmlns:r="http://schemas.openxmlformats.org/officeDocument/2006/relationships" xmlns:m="http://schemas.openxmlformats.org/officeDocument/2006/math" xmlns:v="urn:schemas-microsoft-com:vml" xmlns:wp14="http://schemas.microsoft.com/office/word/2010/wordprocessingDrawing" xmlns:wp="http://schemas.openxmlformats.org/drawingml/2006/wordprocessingDrawing" xmlns:w10="urn:schemas-microsoft-com:office:word" xmlns:w="http://schemas.openxmlformats.org/wordprocessingml/2006/main" xmlns:w14="http://schemas.microsoft.com/office/word/2010/wordml" xmlns:w15="http://schemas.microsoft.com/office/word/2012/wordml" xmlns:w16cex="http://schemas.microsoft.com/office/word/2018/wordml/cex" xmlns:w16cid="http://schemas.microsoft.com/office/word/2016/wordml/cid" xmlns:w16="http://schemas.microsoft.com/office/word/2018/wordml" xmlns:w16du="http://schemas.microsoft.com/office/word/2023/wordml/word16du" xmlns:w16sdtdh="http://schemas.microsoft.com/office/word/2020/wordml/sdtdatahash" xmlns:w16se="http://schemas.microsoft.com/office/word/2015/wordml/symex" xmlns:wpg="http://schemas.microsoft.com/office/word/2010/wordprocessingGroup" xmlns:wpi="http://schemas.microsoft.com/office/word/2010/wordprocessingInk" xmlns:wne="http://schemas.microsoft.com/office/word/2006/wordml" xmlns:wps="http://schemas.microsoft.com/office/word/2010/wordprocessingShape" mc:Ignorable="w14 w15 w16se w16cid w16 w16cex w16sdtdh w16du wp14">
+<w:hdr xmlns:wpc="http://schemas.microsoft.com/office/word/2010/wordprocessingCanvas" xmlns:cx="http://schemas.microsoft.com/office/drawing/2014/chartex" xmlns:cx1="http://schemas.microsoft.com/office/drawing/2015/9/8/chartex" xmlns:cx2="http://schemas.microsoft.com/office/drawing/2015/10/21/chartex" xmlns:cx3="http://schemas.microsoft.com/office/drawing/2016/5/9/chartex" xmlns:cx4="http://schemas.microsoft.com/office/drawing/2016/5/10/chartex" xmlns:cx5="http://schemas.microsoft.com/office/drawing/2016/5/11/chartex" xmlns:cx6="http://schemas.microsoft.com/office/drawing/2016/5/12/chartex" xmlns:cx7="http://schemas.microsoft.com/office/drawing/2016/5/13/chartex" xmlns:cx8="http://schemas.microsoft.com/office/drawing/2016/5/14/chartex" xmlns:mc="http://schemas.openxmlformats.org/markup-compatibility/2006" xmlns:aink="http://schemas.microsoft.com/office/drawing/2016/ink" xmlns:am3d="http://schemas.microsoft.com/office/drawing/2017/model3d" xmlns:o="urn:schemas-microsoft-com:office:office" xmlns:oel="http://schemas.microsoft.com/office/2019/extlst" xmlns:r="http://schemas.openxmlformats.org/officeDocument/2006/relationships" xmlns:m="http://schemas.openxmlformats.org/officeDocument/2006/math" xmlns:v="urn:schemas-microsoft-com:vml" xmlns:wp14="http://schemas.microsoft.com/office/word/2010/wordprocessingDrawing" xmlns:wp="http://schemas.openxmlformats.org/drawingml/2006/wordprocessingDrawing" xmlns:w10="urn:schemas-microsoft-com:office:word" xmlns:w="http://schemas.openxmlformats.org/wordprocessingml/2006/main" xmlns:w14="http://schemas.microsoft.com/office/word/2010/wordml" xmlns:w15="http://schemas.microsoft.com/office/word/2012/wordml" xmlns:w16cex="http://schemas.microsoft.com/office/word/2018/wordml/cex" xmlns:w16cid="http://schemas.microsoft.com/office/word/2016/wordml/cid" xmlns:w16="http://schemas.microsoft.com/office/word/2018/wordml" xmlns:w16du="http://schemas.microsoft.com/office/word/2023/wordml/word16du" xmlns:w16sdtdh="http://schemas.microsoft.com/office/word/2020/wordml/sdtdatahash" xmlns:w16sdtfl="http://schemas.microsoft.com/office/word/2024/wordml/sdtformatlock" xmlns:w16se="http://schemas.microsoft.com/office/word/2015/wordml/symex" xmlns:wpg="http://schemas.microsoft.com/office/word/2010/wordprocessingGroup" xmlns:wpi="http://schemas.microsoft.com/office/word/2010/wordprocessingInk" xmlns:wne="http://schemas.microsoft.com/office/word/2006/wordml" xmlns:wps="http://schemas.microsoft.com/office/word/2010/wordprocessingShape" mc:Ignorable="w14 w15 w16se w16cid w16 w16cex w16sdtdh w16sdtfl w16du wp14">
   <w:p>
     <w:pPr>
       <w:pStyle w:val="Header"/>
@@ -1462,7 +1471,7 @@
 </file>
 
 <file path=word/header3.xml><?xml version="1.0" encoding="utf-8"?>
-<w:hdr xmlns:wpc="http://schemas.microsoft.com/office/word/2010/wordprocessingCanvas" xmlns:cx="http://schemas.microsoft.com/office/drawing/2014/chartex" xmlns:cx1="http://schemas.microsoft.com/office/drawing/2015/9/8/chartex" xmlns:cx2="http://schemas.microsoft.com/office/drawing/2015/10/21/chartex" xmlns:cx3="http://schemas.microsoft.com/office/drawing/2016/5/9/chartex" xmlns:cx4="http://schemas.microsoft.com/office/drawing/2016/5/10/chartex" xmlns:cx5="http://schemas.microsoft.com/office/drawing/2016/5/11/chartex" xmlns:cx6="http://schemas.microsoft.com/office/drawing/2016/5/12/chartex" xmlns:cx7="http://schemas.microsoft.com/office/drawing/2016/5/13/chartex" xmlns:cx8="http://schemas.microsoft.com/office/drawing/2016/5/14/chartex" xmlns:mc="http://schemas.openxmlformats.org/markup-compatibility/2006" xmlns:aink="http://schemas.microsoft.com/office/drawing/2016/ink" xmlns:am3d="http://schemas.microsoft.com/office/drawing/2017/model3d" xmlns:o="urn:schemas-microsoft-com:office:office" xmlns:oel="http://schemas.microsoft.com/office/2019/extlst" xmlns:r="http://schemas.openxmlformats.org/officeDocument/2006/relationships" xmlns:m="http://schemas.openxmlformats.org/officeDocument/2006/math" xmlns:v="urn:schemas-microsoft-com:vml" xmlns:wp14="http://schemas.microsoft.com/office/word/2010/wordprocessingDrawing" xmlns:wp="http://schemas.openxmlformats.org/drawingml/2006/wordprocessingDrawing" xmlns:w10="urn:schemas-microsoft-com:office:word" xmlns:w="http://schemas.openxmlformats.org/wordprocessingml/2006/main" xmlns:w14="http://schemas.microsoft.com/office/word/2010/wordml" xmlns:w15="http://schemas.microsoft.com/office/word/2012/wordml" xmlns:w16cex="http://schemas.microsoft.com/office/word/2018/wordml/cex" xmlns:w16cid="http://schemas.microsoft.com/office/word/2016/wordml/cid" xmlns:w16="http://schemas.microsoft.com/office/word/2018/wordml" xmlns:w16du="http://schemas.microsoft.com/office/word/2023/wordml/word16du" xmlns:w16sdtdh="http://schemas.microsoft.com/office/word/2020/wordml/sdtdatahash" xmlns:w16se="http://schemas.microsoft.com/office/word/2015/wordml/symex" xmlns:wpg="http://schemas.microsoft.com/office/word/2010/wordprocessingGroup" xmlns:wpi="http://schemas.microsoft.com/office/word/2010/wordprocessingInk" xmlns:wne="http://schemas.microsoft.com/office/word/2006/wordml" xmlns:wps="http://schemas.microsoft.com/office/word/2010/wordprocessingShape" mc:Ignorable="w14 w15 w16se w16cid w16 w16cex w16sdtdh w16du wp14">
+<w:hdr xmlns:wpc="http://schemas.microsoft.com/office/word/2010/wordprocessingCanvas" xmlns:cx="http://schemas.microsoft.com/office/drawing/2014/chartex" xmlns:cx1="http://schemas.microsoft.com/office/drawing/2015/9/8/chartex" xmlns:cx2="http://schemas.microsoft.com/office/drawing/2015/10/21/chartex" xmlns:cx3="http://schemas.microsoft.com/office/drawing/2016/5/9/chartex" xmlns:cx4="http://schemas.microsoft.com/office/drawing/2016/5/10/chartex" xmlns:cx5="http://schemas.microsoft.com/office/drawing/2016/5/11/chartex" xmlns:cx6="http://schemas.microsoft.com/office/drawing/2016/5/12/chartex" xmlns:cx7="http://schemas.microsoft.com/office/drawing/2016/5/13/chartex" xmlns:cx8="http://schemas.microsoft.com/office/drawing/2016/5/14/chartex" xmlns:mc="http://schemas.openxmlformats.org/markup-compatibility/2006" xmlns:aink="http://schemas.microsoft.com/office/drawing/2016/ink" xmlns:am3d="http://schemas.microsoft.com/office/drawing/2017/model3d" xmlns:o="urn:schemas-microsoft-com:office:office" xmlns:oel="http://schemas.microsoft.com/office/2019/extlst" xmlns:r="http://schemas.openxmlformats.org/officeDocument/2006/relationships" xmlns:m="http://schemas.openxmlformats.org/officeDocument/2006/math" xmlns:v="urn:schemas-microsoft-com:vml" xmlns:wp14="http://schemas.microsoft.com/office/word/2010/wordprocessingDrawing" xmlns:wp="http://schemas.openxmlformats.org/drawingml/2006/wordprocessingDrawing" xmlns:w10="urn:schemas-microsoft-com:office:word" xmlns:w="http://schemas.openxmlformats.org/wordprocessingml/2006/main" xmlns:w14="http://schemas.microsoft.com/office/word/2010/wordml" xmlns:w15="http://schemas.microsoft.com/office/word/2012/wordml" xmlns:w16cex="http://schemas.microsoft.com/office/word/2018/wordml/cex" xmlns:w16cid="http://schemas.microsoft.com/office/word/2016/wordml/cid" xmlns:w16="http://schemas.microsoft.com/office/word/2018/wordml" xmlns:w16du="http://schemas.microsoft.com/office/word/2023/wordml/word16du" xmlns:w16sdtdh="http://schemas.microsoft.com/office/word/2020/wordml/sdtdatahash" xmlns:w16sdtfl="http://schemas.microsoft.com/office/word/2024/wordml/sdtformatlock" xmlns:w16se="http://schemas.microsoft.com/office/word/2015/wordml/symex" xmlns:wpg="http://schemas.microsoft.com/office/word/2010/wordprocessingGroup" xmlns:wpi="http://schemas.microsoft.com/office/word/2010/wordprocessingInk" xmlns:wne="http://schemas.microsoft.com/office/word/2006/wordml" xmlns:wps="http://schemas.microsoft.com/office/word/2010/wordprocessingShape" mc:Ignorable="w14 w15 w16se w16cid w16 w16cex w16sdtdh w16sdtfl w16du wp14">
   <w:p>
     <w:pPr>
       <w:pStyle w:val="Header"/>
@@ -1472,7 +1481,7 @@
 </file>
 
 <file path=word/numbering.xml><?xml version="1.0" encoding="utf-8"?>
-<w:numbering xmlns:wpc="http://schemas.microsoft.com/office/word/2010/wordprocessingCanvas" xmlns:cx="http://schemas.microsoft.com/office/drawing/2014/chartex" xmlns:cx1="http://schemas.microsoft.com/office/drawing/2015/9/8/chartex" xmlns:cx2="http://schemas.microsoft.com/office/drawing/2015/10/21/chartex" xmlns:cx3="http://schemas.microsoft.com/office/drawing/2016/5/9/chartex" xmlns:cx4="http://schemas.microsoft.com/office/drawing/2016/5/10/chartex" xmlns:cx5="http://schemas.microsoft.com/office/drawing/2016/5/11/chartex" xmlns:cx6="http://schemas.microsoft.com/office/drawing/2016/5/12/chartex" xmlns:cx7="http://schemas.microsoft.com/office/drawing/2016/5/13/chartex" xmlns:cx8="http://schemas.microsoft.com/office/drawing/2016/5/14/chartex" xmlns:mc="http://schemas.openxmlformats.org/markup-compatibility/2006" xmlns:aink="http://schemas.microsoft.com/office/drawing/2016/ink" xmlns:am3d="http://schemas.microsoft.com/office/drawing/2017/model3d" xmlns:o="urn:schemas-microsoft-com:office:office" xmlns:oel="http://schemas.microsoft.com/office/2019/extlst" xmlns:r="http://schemas.openxmlformats.org/officeDocument/2006/relationships" xmlns:m="http://schemas.openxmlformats.org/officeDocument/2006/math" xmlns:v="urn:schemas-microsoft-com:vml" xmlns:wp14="http://schemas.microsoft.com/office/word/2010/wordprocessingDrawing" xmlns:wp="http://schemas.openxmlformats.org/drawingml/2006/wordprocessingDrawing" xmlns:w10="urn:schemas-microsoft-com:office:word" xmlns:w="http://schemas.openxmlformats.org/wordprocessingml/2006/main" xmlns:w14="http://schemas.microsoft.com/office/word/2010/wordml" xmlns:w15="http://schemas.microsoft.com/office/word/2012/wordml" xmlns:w16cex="http://schemas.microsoft.com/office/word/2018/wordml/cex" xmlns:w16cid="http://schemas.microsoft.com/office/word/2016/wordml/cid" xmlns:w16="http://schemas.microsoft.com/office/word/2018/wordml" xmlns:w16du="http://schemas.microsoft.com/office/word/2023/wordml/word16du" xmlns:w16sdtdh="http://schemas.microsoft.com/office/word/2020/wordml/sdtdatahash" xmlns:w16se="http://schemas.microsoft.com/office/word/2015/wordml/symex" xmlns:wpg="http://schemas.microsoft.com/office/word/2010/wordprocessingGroup" xmlns:wpi="http://schemas.microsoft.com/office/word/2010/wordprocessingInk" xmlns:wne="http://schemas.microsoft.com/office/word/2006/wordml" xmlns:wps="http://schemas.microsoft.com/office/word/2010/wordprocessingShape" mc:Ignorable="w14 w15 w16se w16cid w16 w16cex w16sdtdh w16du wp14">
+<w:numbering xmlns:wpc="http://schemas.microsoft.com/office/word/2010/wordprocessingCanvas" xmlns:cx="http://schemas.microsoft.com/office/drawing/2014/chartex" xmlns:cx1="http://schemas.microsoft.com/office/drawing/2015/9/8/chartex" xmlns:cx2="http://schemas.microsoft.com/office/drawing/2015/10/21/chartex" xmlns:cx3="http://schemas.microsoft.com/office/drawing/2016/5/9/chartex" xmlns:cx4="http://schemas.microsoft.com/office/drawing/2016/5/10/chartex" xmlns:cx5="http://schemas.microsoft.com/office/drawing/2016/5/11/chartex" xmlns:cx6="http://schemas.microsoft.com/office/drawing/2016/5/12/chartex" xmlns:cx7="http://schemas.microsoft.com/office/drawing/2016/5/13/chartex" xmlns:cx8="http://schemas.microsoft.com/office/drawing/2016/5/14/chartex" xmlns:mc="http://schemas.openxmlformats.org/markup-compatibility/2006" xmlns:aink="http://schemas.microsoft.com/office/drawing/2016/ink" xmlns:am3d="http://schemas.microsoft.com/office/drawing/2017/model3d" xmlns:o="urn:schemas-microsoft-com:office:office" xmlns:oel="http://schemas.microsoft.com/office/2019/extlst" xmlns:r="http://schemas.openxmlformats.org/officeDocument/2006/relationships" xmlns:m="http://schemas.openxmlformats.org/officeDocument/2006/math" xmlns:v="urn:schemas-microsoft-com:vml" xmlns:wp14="http://schemas.microsoft.com/office/word/2010/wordprocessingDrawing" xmlns:wp="http://schemas.openxmlformats.org/drawingml/2006/wordprocessingDrawing" xmlns:w10="urn:schemas-microsoft-com:office:word" xmlns:w="http://schemas.openxmlformats.org/wordprocessingml/2006/main" xmlns:w14="http://schemas.microsoft.com/office/word/2010/wordml" xmlns:w15="http://schemas.microsoft.com/office/word/2012/wordml" xmlns:w16cex="http://schemas.microsoft.com/office/word/2018/wordml/cex" xmlns:w16cid="http://schemas.microsoft.com/office/word/2016/wordml/cid" xmlns:w16="http://schemas.microsoft.com/office/word/2018/wordml" xmlns:w16du="http://schemas.microsoft.com/office/word/2023/wordml/word16du" xmlns:w16sdtdh="http://schemas.microsoft.com/office/word/2020/wordml/sdtdatahash" xmlns:w16sdtfl="http://schemas.microsoft.com/office/word/2024/wordml/sdtformatlock" xmlns:w16se="http://schemas.microsoft.com/office/word/2015/wordml/symex" xmlns:wpg="http://schemas.microsoft.com/office/word/2010/wordprocessingGroup" xmlns:wpi="http://schemas.microsoft.com/office/word/2010/wordprocessingInk" xmlns:wne="http://schemas.microsoft.com/office/word/2006/wordml" xmlns:wps="http://schemas.microsoft.com/office/word/2010/wordprocessingShape" mc:Ignorable="w14 w15 w16se w16cid w16 w16cex w16sdtdh w16sdtfl w16du wp14">
   <w:abstractNum w:abstractNumId="0" w15:restartNumberingAfterBreak="0">
     <w:nsid w:val="192F488E"/>
     <w:multiLevelType w:val="hybridMultilevel"/>
@@ -2173,7 +2182,7 @@
 </file>
 
 <file path=word/styles.xml><?xml version="1.0" encoding="utf-8"?>
-<w:styles xmlns:mc="http://schemas.openxmlformats.org/markup-compatibility/2006" xmlns:r="http://schemas.openxmlformats.org/officeDocument/2006/relationships" xmlns:w="http://schemas.openxmlformats.org/wordprocessingml/2006/main" xmlns:w14="http://schemas.microsoft.com/office/word/2010/wordml" xmlns:w15="http://schemas.microsoft.com/office/word/2012/wordml" xmlns:w16cex="http://schemas.microsoft.com/office/word/2018/wordml/cex" xmlns:w16cid="http://schemas.microsoft.com/office/word/2016/wordml/cid" xmlns:w16="http://schemas.microsoft.com/office/word/2018/wordml" xmlns:w16du="http://schemas.microsoft.com/office/word/2023/wordml/word16du" xmlns:w16sdtdh="http://schemas.microsoft.com/office/word/2020/wordml/sdtdatahash" xmlns:w16se="http://schemas.microsoft.com/office/word/2015/wordml/symex" mc:Ignorable="w14 w15 w16se w16cid w16 w16cex w16sdtdh w16du">
+<w:styles xmlns:mc="http://schemas.openxmlformats.org/markup-compatibility/2006" xmlns:r="http://schemas.openxmlformats.org/officeDocument/2006/relationships" xmlns:w="http://schemas.openxmlformats.org/wordprocessingml/2006/main" xmlns:w14="http://schemas.microsoft.com/office/word/2010/wordml" xmlns:w15="http://schemas.microsoft.com/office/word/2012/wordml" xmlns:w16cex="http://schemas.microsoft.com/office/word/2018/wordml/cex" xmlns:w16cid="http://schemas.microsoft.com/office/word/2016/wordml/cid" xmlns:w16="http://schemas.microsoft.com/office/word/2018/wordml" xmlns:w16du="http://schemas.microsoft.com/office/word/2023/wordml/word16du" xmlns:w16sdtdh="http://schemas.microsoft.com/office/word/2020/wordml/sdtdatahash" xmlns:w16sdtfl="http://schemas.microsoft.com/office/word/2024/wordml/sdtformatlock" xmlns:w16se="http://schemas.microsoft.com/office/word/2015/wordml/symex" mc:Ignorable="w14 w15 w16se w16cid w16 w16cex w16sdtdh w16sdtfl w16du">
   <w:docDefaults>
     <w:rPrDefault>
       <w:rPr>
@@ -2620,6 +2629,7 @@
   <w:style w:type="character" w:default="1" w:styleId="DefaultParagraphFont">
     <w:name w:val="Default Paragraph Font"/>
     <w:uiPriority w:val="1"/>
+    <w:semiHidden/>
     <w:unhideWhenUsed/>
   </w:style>
   <w:style w:type="table" w:default="1" w:styleId="TableNormal">

--- a/assets/pdf/Donald_Resume.docx
+++ b/assets/pdf/Donald_Resume.docx
@@ -682,7 +682,13 @@
         </w:rPr>
       </w:pPr>
       <w:r>
-        <w:t>BS Industrial engineering</w:t>
+        <w:t xml:space="preserve">BS Industrial </w:t>
+      </w:r>
+      <w:r>
+        <w:t>E</w:t>
+      </w:r>
+      <w:r>
+        <w:t>ngineering</w:t>
       </w:r>
       <w:r>
         <w:t xml:space="preserve">, </w:t>
@@ -847,7 +853,7 @@
           <w:color w:val="595959" w:themeColor="text1" w:themeTint="A6"/>
         </w:rPr>
         <w:drawing>
-          <wp:anchor distT="0" distB="0" distL="114300" distR="114300" simplePos="0" relativeHeight="251658240" behindDoc="0" locked="0" layoutInCell="1" allowOverlap="1" wp14:anchorId="64487BD5" wp14:editId="01EECACB">
+          <wp:anchor distT="0" distB="0" distL="114300" distR="114300" simplePos="0" relativeHeight="251658240" behindDoc="0" locked="0" layoutInCell="1" allowOverlap="1" wp14:anchorId="64487BD5" wp14:editId="26F588BE">
             <wp:simplePos x="0" y="0"/>
             <wp:positionH relativeFrom="margin">
               <wp:posOffset>5967095</wp:posOffset>

--- a/assets/pdf/Donald_Resume.docx
+++ b/assets/pdf/Donald_Resume.docx
@@ -118,22 +118,19 @@
         <w:ind w:left="720"/>
       </w:pPr>
       <w:r>
-        <w:t>1</w:t>
-      </w:r>
-      <w:r>
-        <w:t>1</w:t>
+        <w:t>9</w:t>
       </w:r>
       <w:r>
         <w:t>/20</w:t>
       </w:r>
       <w:r>
-        <w:t>22</w:t>
+        <w:t>25</w:t>
       </w:r>
       <w:r>
         <w:t xml:space="preserve"> – </w:t>
       </w:r>
       <w:r>
-        <w:t>Present</w:t>
+        <w:t>present</w:t>
       </w:r>
     </w:p>
     <w:p>
@@ -144,6 +141,163 @@
       <w:r>
         <w:t xml:space="preserve">Industrial Engineer </w:t>
       </w:r>
+      <w:r>
+        <w:t>Sr Staff</w:t>
+      </w:r>
+      <w:r>
+        <w:t xml:space="preserve">, </w:t>
+      </w:r>
+      <w:r>
+        <w:rPr>
+          <w:rStyle w:val="SubtleReference"/>
+        </w:rPr>
+        <w:t>Lockheed martin</w:t>
+      </w:r>
+      <w:r>
+        <w:rPr>
+          <w:rStyle w:val="SubtleReference"/>
+        </w:rPr>
+        <w:t xml:space="preserve"> </w:t>
+      </w:r>
+      <w:r>
+        <w:rPr>
+          <w:rStyle w:val="SubtleReference"/>
+        </w:rPr>
+        <w:t>- Aero</w:t>
+      </w:r>
+      <w:r>
+        <w:rPr>
+          <w:rStyle w:val="SubtleReference"/>
+        </w:rPr>
+        <w:t xml:space="preserve"> Core IE</w:t>
+      </w:r>
+      <w:r>
+        <w:rPr>
+          <w:rStyle w:val="SubtleReference"/>
+        </w:rPr>
+        <w:t xml:space="preserve"> </w:t>
+      </w:r>
+    </w:p>
+    <w:p>
+      <w:pPr>
+        <w:pStyle w:val="Heading3"/>
+        <w:ind w:left="720"/>
+        <w:rPr>
+          <w:rFonts w:asciiTheme="minorHAnsi" w:hAnsiTheme="minorHAnsi" w:cstheme="minorHAnsi"/>
+          <w:color w:val="auto"/>
+          <w:sz w:val="22"/>
+          <w:szCs w:val="22"/>
+        </w:rPr>
+      </w:pPr>
+      <w:bookmarkStart w:id="0" w:name="_Hlk222742210"/>
+      <w:bookmarkStart w:id="1" w:name="_Hlk222742228"/>
+      <w:r>
+        <w:rPr>
+          <w:rFonts w:asciiTheme="minorHAnsi" w:hAnsiTheme="minorHAnsi" w:cstheme="minorHAnsi"/>
+          <w:color w:val="auto"/>
+          <w:sz w:val="22"/>
+          <w:szCs w:val="22"/>
+        </w:rPr>
+        <w:t>IE 1LMX Functional Architect</w:t>
+      </w:r>
+      <w:bookmarkEnd w:id="0"/>
+      <w:r>
+        <w:rPr>
+          <w:rFonts w:asciiTheme="minorHAnsi" w:hAnsiTheme="minorHAnsi" w:cstheme="minorHAnsi"/>
+          <w:color w:val="auto"/>
+          <w:sz w:val="22"/>
+          <w:szCs w:val="22"/>
+        </w:rPr>
+        <w:t>, bridging IE and software development to lead cross</w:t>
+      </w:r>
+      <w:r>
+        <w:rPr>
+          <w:rFonts w:ascii="Cambria Math" w:hAnsi="Cambria Math" w:cs="Cambria Math"/>
+          <w:color w:val="auto"/>
+          <w:sz w:val="22"/>
+          <w:szCs w:val="22"/>
+        </w:rPr>
+        <w:t xml:space="preserve"> </w:t>
+      </w:r>
+      <w:r>
+        <w:rPr>
+          <w:rFonts w:asciiTheme="minorHAnsi" w:hAnsiTheme="minorHAnsi" w:cstheme="minorHAnsi"/>
+          <w:color w:val="auto"/>
+          <w:sz w:val="22"/>
+          <w:szCs w:val="22"/>
+        </w:rPr>
+        <w:t>b</w:t>
+      </w:r>
+      <w:r>
+        <w:rPr>
+          <w:rFonts w:asciiTheme="minorHAnsi" w:hAnsiTheme="minorHAnsi" w:cstheme="minorHAnsi"/>
+          <w:color w:val="auto"/>
+          <w:sz w:val="22"/>
+          <w:szCs w:val="22"/>
+        </w:rPr>
+        <w:t>usiness</w:t>
+      </w:r>
+      <w:r>
+        <w:rPr>
+          <w:rFonts w:ascii="Cambria Math" w:hAnsi="Cambria Math" w:cs="Cambria Math"/>
+          <w:color w:val="auto"/>
+          <w:sz w:val="22"/>
+          <w:szCs w:val="22"/>
+        </w:rPr>
+        <w:t xml:space="preserve"> a</w:t>
+      </w:r>
+      <w:r>
+        <w:rPr>
+          <w:rFonts w:asciiTheme="minorHAnsi" w:hAnsiTheme="minorHAnsi" w:cstheme="minorHAnsi"/>
+          <w:color w:val="auto"/>
+          <w:sz w:val="22"/>
+          <w:szCs w:val="22"/>
+        </w:rPr>
+        <w:t>rea teams in assessing current processes and defining a 2029 technical roadmap</w:t>
+      </w:r>
+      <w:r>
+        <w:rPr>
+          <w:rFonts w:asciiTheme="minorHAnsi" w:hAnsiTheme="minorHAnsi" w:cstheme="minorHAnsi"/>
+          <w:color w:val="auto"/>
+          <w:sz w:val="22"/>
+          <w:szCs w:val="22"/>
+        </w:rPr>
+        <w:t xml:space="preserve">. </w:t>
+      </w:r>
+    </w:p>
+    <w:bookmarkEnd w:id="1"/>
+    <w:p>
+      <w:pPr>
+        <w:pStyle w:val="Heading3"/>
+        <w:ind w:left="720"/>
+      </w:pPr>
+      <w:r>
+        <w:t>1</w:t>
+      </w:r>
+      <w:r>
+        <w:t>1</w:t>
+      </w:r>
+      <w:r>
+        <w:t>/20</w:t>
+      </w:r>
+      <w:r>
+        <w:t>22</w:t>
+      </w:r>
+      <w:r>
+        <w:t xml:space="preserve"> – </w:t>
+      </w:r>
+      <w:r>
+        <w:t>9/2025</w:t>
+      </w:r>
+    </w:p>
+    <w:p>
+      <w:pPr>
+        <w:pStyle w:val="Heading2"/>
+        <w:ind w:left="720"/>
+      </w:pPr>
+      <w:r>
+        <w:t xml:space="preserve">Industrial Engineer </w:t>
+      </w:r>
       <w:proofErr w:type="spellStart"/>
       <w:r>
         <w:t>Mgr</w:t>
@@ -156,7 +310,19 @@
         <w:rPr>
           <w:rStyle w:val="SubtleReference"/>
         </w:rPr>
-        <w:t>Lockheed martin- Aero F35</w:t>
+        <w:t>Lockheed martin</w:t>
+      </w:r>
+      <w:r>
+        <w:rPr>
+          <w:rStyle w:val="SubtleReference"/>
+        </w:rPr>
+        <w:t xml:space="preserve"> </w:t>
+      </w:r>
+      <w:r>
+        <w:rPr>
+          <w:rStyle w:val="SubtleReference"/>
+        </w:rPr>
+        <w:t>- Aero F35</w:t>
       </w:r>
     </w:p>
     <w:p>
@@ -397,7 +563,19 @@
         <w:rPr>
           <w:rStyle w:val="SubtleReference"/>
         </w:rPr>
-        <w:t>Lockheed martin- Aero F35</w:t>
+        <w:t>Lockheed martin</w:t>
+      </w:r>
+      <w:r>
+        <w:rPr>
+          <w:rStyle w:val="SubtleReference"/>
+        </w:rPr>
+        <w:t xml:space="preserve"> </w:t>
+      </w:r>
+      <w:r>
+        <w:rPr>
+          <w:rStyle w:val="SubtleReference"/>
+        </w:rPr>
+        <w:t>- Aero F35</w:t>
       </w:r>
     </w:p>
     <w:p>
@@ -564,7 +742,19 @@
         <w:rPr>
           <w:rStyle w:val="SubtleReference"/>
         </w:rPr>
-        <w:t>Lockheed martin- Aero F35</w:t>
+        <w:t>Lockheed martin</w:t>
+      </w:r>
+      <w:r>
+        <w:rPr>
+          <w:rStyle w:val="SubtleReference"/>
+        </w:rPr>
+        <w:t xml:space="preserve"> </w:t>
+      </w:r>
+      <w:r>
+        <w:rPr>
+          <w:rStyle w:val="SubtleReference"/>
+        </w:rPr>
+        <w:t>- Aero F35</w:t>
       </w:r>
     </w:p>
     <w:p>
@@ -754,77 +944,6 @@
       </w:pPr>
       <w:r>
         <w:rPr>
-          <w:b/>
-          <w:smallCaps/>
-          <w:noProof/>
-          <w:color w:val="595959" w:themeColor="text1" w:themeTint="A6"/>
-        </w:rPr>
-        <w:drawing>
-          <wp:anchor distT="0" distB="0" distL="114300" distR="114300" simplePos="0" relativeHeight="251661312" behindDoc="0" locked="0" layoutInCell="1" allowOverlap="1" wp14:anchorId="05C52EF7" wp14:editId="3B874C88">
-            <wp:simplePos x="0" y="0"/>
-            <wp:positionH relativeFrom="column">
-              <wp:posOffset>3747135</wp:posOffset>
-            </wp:positionH>
-            <wp:positionV relativeFrom="paragraph">
-              <wp:posOffset>232207</wp:posOffset>
-            </wp:positionV>
-            <wp:extent cx="850265" cy="850265"/>
-            <wp:effectExtent l="0" t="0" r="0" b="635"/>
-            <wp:wrapSquare wrapText="bothSides"/>
-            <wp:docPr id="258241539" name="Picture 1">
-              <a:hlinkClick xmlns:a="http://schemas.openxmlformats.org/drawingml/2006/main" r:id="rId15" tooltip="AI Fundamentals Practitioner"/>
-            </wp:docPr>
-            <wp:cNvGraphicFramePr>
-              <a:graphicFrameLocks xmlns:a="http://schemas.openxmlformats.org/drawingml/2006/main" noChangeAspect="1"/>
-            </wp:cNvGraphicFramePr>
-            <a:graphic xmlns:a="http://schemas.openxmlformats.org/drawingml/2006/main">
-              <a:graphicData uri="http://schemas.openxmlformats.org/drawingml/2006/picture">
-                <pic:pic xmlns:pic="http://schemas.openxmlformats.org/drawingml/2006/picture">
-                  <pic:nvPicPr>
-                    <pic:cNvPr id="258241539" name="Picture 1">
-                      <a:hlinkClick r:id="rId15" tooltip="AI Fundamentals Practitioner"/>
-                    </pic:cNvPr>
-                    <pic:cNvPicPr/>
-                  </pic:nvPicPr>
-                  <pic:blipFill>
-                    <a:blip r:embed="rId16" cstate="print">
-                      <a:extLst>
-                        <a:ext uri="{28A0092B-C50C-407E-A947-70E740481C1C}">
-                          <a14:useLocalDpi xmlns:a14="http://schemas.microsoft.com/office/drawing/2010/main" val="0"/>
-                        </a:ext>
-                      </a:extLst>
-                    </a:blip>
-                    <a:stretch>
-                      <a:fillRect/>
-                    </a:stretch>
-                  </pic:blipFill>
-                  <pic:spPr>
-                    <a:xfrm>
-                      <a:off x="0" y="0"/>
-                      <a:ext cx="850265" cy="850265"/>
-                    </a:xfrm>
-                    <a:prstGeom prst="rect">
-                      <a:avLst/>
-                    </a:prstGeom>
-                    <a:noFill/>
-                    <a:ln>
-                      <a:noFill/>
-                    </a:ln>
-                  </pic:spPr>
-                </pic:pic>
-              </a:graphicData>
-            </a:graphic>
-            <wp14:sizeRelH relativeFrom="page">
-              <wp14:pctWidth>0</wp14:pctWidth>
-            </wp14:sizeRelH>
-            <wp14:sizeRelV relativeFrom="page">
-              <wp14:pctHeight>0</wp14:pctHeight>
-            </wp14:sizeRelV>
-          </wp:anchor>
-        </w:drawing>
-      </w:r>
-      <w:r>
-        <w:rPr>
           <w:rFonts w:asciiTheme="majorHAnsi" w:hAnsiTheme="majorHAnsi" w:cstheme="majorHAnsi"/>
           <w:b/>
           <w:sz w:val="28"/>
@@ -852,8 +971,9 @@
           <w:noProof/>
           <w:color w:val="595959" w:themeColor="text1" w:themeTint="A6"/>
         </w:rPr>
+        <w:lastRenderedPageBreak/>
         <w:drawing>
-          <wp:anchor distT="0" distB="0" distL="114300" distR="114300" simplePos="0" relativeHeight="251658240" behindDoc="0" locked="0" layoutInCell="1" allowOverlap="1" wp14:anchorId="64487BD5" wp14:editId="26F588BE">
+          <wp:anchor distT="0" distB="0" distL="114300" distR="114300" simplePos="0" relativeHeight="251658240" behindDoc="0" locked="0" layoutInCell="1" allowOverlap="1" wp14:anchorId="64487BD5" wp14:editId="206193CA">
             <wp:simplePos x="0" y="0"/>
             <wp:positionH relativeFrom="margin">
               <wp:posOffset>5967095</wp:posOffset>
@@ -865,7 +985,7 @@
             <wp:effectExtent l="0" t="0" r="0" b="0"/>
             <wp:wrapSquare wrapText="bothSides"/>
             <wp:docPr id="2" name="Picture 2">
-              <a:hlinkClick xmlns:a="http://schemas.openxmlformats.org/drawingml/2006/main" r:id="rId17" tooltip="Advanced Data Analytics"/>
+              <a:hlinkClick xmlns:a="http://schemas.openxmlformats.org/drawingml/2006/main" r:id="rId15" tooltip="Advanced Data Analytics"/>
             </wp:docPr>
             <wp:cNvGraphicFramePr>
               <a:graphicFrameLocks xmlns:a="http://schemas.openxmlformats.org/drawingml/2006/main" noChangeAspect="1"/>
@@ -875,14 +995,14 @@
                 <pic:pic xmlns:pic="http://schemas.openxmlformats.org/drawingml/2006/picture">
                   <pic:nvPicPr>
                     <pic:cNvPr id="2" name="Picture 2">
-                      <a:hlinkClick r:id="rId17" tooltip="Advanced Data Analytics"/>
+                      <a:hlinkClick r:id="rId15" tooltip="Advanced Data Analytics"/>
                     </pic:cNvPr>
                     <pic:cNvPicPr>
                       <a:picLocks noChangeAspect="1" noChangeArrowheads="1"/>
                     </pic:cNvPicPr>
                   </pic:nvPicPr>
                   <pic:blipFill>
-                    <a:blip r:embed="rId18" cstate="print">
+                    <a:blip r:embed="rId16" cstate="print">
                       <a:extLst>
                         <a:ext uri="{28A0092B-C50C-407E-A947-70E740481C1C}">
                           <a14:useLocalDpi xmlns:a14="http://schemas.microsoft.com/office/drawing/2010/main" val="0"/>
@@ -936,7 +1056,7 @@
             <wp:effectExtent l="0" t="0" r="0" b="3175"/>
             <wp:wrapSquare wrapText="bothSides"/>
             <wp:docPr id="1" name="Picture 1">
-              <a:hlinkClick xmlns:a="http://schemas.openxmlformats.org/drawingml/2006/main" r:id="rId19" tooltip="Stats and Probability"/>
+              <a:hlinkClick xmlns:a="http://schemas.openxmlformats.org/drawingml/2006/main" r:id="rId17" tooltip="Stats and Probability"/>
             </wp:docPr>
             <wp:cNvGraphicFramePr>
               <a:graphicFrameLocks xmlns:a="http://schemas.openxmlformats.org/drawingml/2006/main" noChangeAspect="1"/>
@@ -946,14 +1066,14 @@
                 <pic:pic xmlns:pic="http://schemas.openxmlformats.org/drawingml/2006/picture">
                   <pic:nvPicPr>
                     <pic:cNvPr id="1" name="Picture 1">
-                      <a:hlinkClick r:id="rId19" tooltip="Stats and Probability"/>
+                      <a:hlinkClick r:id="rId17" tooltip="Stats and Probability"/>
                     </pic:cNvPr>
                     <pic:cNvPicPr>
                       <a:picLocks noChangeAspect="1" noChangeArrowheads="1"/>
                     </pic:cNvPicPr>
                   </pic:nvPicPr>
                   <pic:blipFill>
-                    <a:blip r:embed="rId20">
+                    <a:blip r:embed="rId18">
                       <a:extLst>
                         <a:ext uri="{28A0092B-C50C-407E-A947-70E740481C1C}">
                           <a14:useLocalDpi xmlns:a14="http://schemas.microsoft.com/office/drawing/2010/main" val="0"/>
@@ -1007,7 +1127,7 @@
             <wp:effectExtent l="0" t="0" r="0" b="635"/>
             <wp:wrapSquare wrapText="bothSides"/>
             <wp:docPr id="3" name="Picture 3">
-              <a:hlinkClick xmlns:a="http://schemas.openxmlformats.org/drawingml/2006/main" r:id="rId21" tooltip="AI Fundamentals Skill"/>
+              <a:hlinkClick xmlns:a="http://schemas.openxmlformats.org/drawingml/2006/main" r:id="rId19" tooltip="AI Fundamentals Skill"/>
             </wp:docPr>
             <wp:cNvGraphicFramePr>
               <a:graphicFrameLocks xmlns:a="http://schemas.openxmlformats.org/drawingml/2006/main" noChangeAspect="1"/>
@@ -1017,14 +1137,14 @@
                 <pic:pic xmlns:pic="http://schemas.openxmlformats.org/drawingml/2006/picture">
                   <pic:nvPicPr>
                     <pic:cNvPr id="3" name="Picture 3">
-                      <a:hlinkClick r:id="rId21" tooltip="AI Fundamentals Skill"/>
+                      <a:hlinkClick r:id="rId19" tooltip="AI Fundamentals Skill"/>
                     </pic:cNvPr>
                     <pic:cNvPicPr>
                       <a:picLocks noChangeAspect="1" noChangeArrowheads="1"/>
                     </pic:cNvPicPr>
                   </pic:nvPicPr>
                   <pic:blipFill>
-                    <a:blip r:embed="rId22" cstate="print">
+                    <a:blip r:embed="rId20" cstate="print">
                       <a:extLst>
                         <a:ext uri="{28A0092B-C50C-407E-A947-70E740481C1C}">
                           <a14:useLocalDpi xmlns:a14="http://schemas.microsoft.com/office/drawing/2010/main" val="0"/>
@@ -1095,7 +1215,7 @@
         </w:rPr>
         <w:t xml:space="preserve">Skills </w:t>
       </w:r>
-      <w:hyperlink r:id="rId23" w:history="1">
+      <w:hyperlink r:id="rId21" w:history="1">
         <w:r>
           <w:rPr>
             <w:rStyle w:val="Hyperlink"/>
@@ -1129,7 +1249,7 @@
         </w:rPr>
         <w:t xml:space="preserve">Practitioner </w:t>
       </w:r>
-      <w:hyperlink r:id="rId24" w:history="1">
+      <w:hyperlink r:id="rId22" w:history="1">
         <w:r>
           <w:rPr>
             <w:rStyle w:val="Hyperlink"/>
@@ -1170,6 +1290,106 @@
           <w:color w:val="595959" w:themeColor="text1" w:themeTint="A6"/>
         </w:rPr>
         <w:t xml:space="preserve">Google Advanced Data Analytics </w:t>
+      </w:r>
+      <w:hyperlink r:id="rId23" w:history="1">
+        <w:r>
+          <w:rPr>
+            <w:rStyle w:val="Hyperlink"/>
+            <w:b/>
+            <w:smallCaps/>
+          </w:rPr>
+          <w:t>Certificate</w:t>
+        </w:r>
+      </w:hyperlink>
+    </w:p>
+    <w:p>
+      <w:pPr>
+        <w:pStyle w:val="ListParagraph"/>
+        <w:numPr>
+          <w:ilvl w:val="0"/>
+          <w:numId w:val="5"/>
+        </w:numPr>
+        <w:rPr>
+          <w:rStyle w:val="Hyperlink"/>
+          <w:b/>
+          <w:smallCaps/>
+          <w:color w:val="595959" w:themeColor="text1" w:themeTint="A6"/>
+          <w:u w:val="none"/>
+        </w:rPr>
+      </w:pPr>
+      <w:r>
+        <w:rPr>
+          <w:b/>
+          <w:smallCaps/>
+          <w:color w:val="595959" w:themeColor="text1" w:themeTint="A6"/>
+        </w:rPr>
+        <w:t xml:space="preserve">LM </w:t>
+      </w:r>
+      <w:r>
+        <w:rPr>
+          <w:b/>
+          <w:smallCaps/>
+          <w:color w:val="595959" w:themeColor="text1" w:themeTint="A6"/>
+        </w:rPr>
+        <w:t xml:space="preserve">Statistics and Probability for Python - Skills </w:t>
+      </w:r>
+      <w:hyperlink r:id="rId24" w:history="1">
+        <w:r>
+          <w:rPr>
+            <w:rStyle w:val="Hyperlink"/>
+            <w:b/>
+            <w:smallCaps/>
+          </w:rPr>
+          <w:t>Badg</w:t>
+        </w:r>
+        <w:r>
+          <w:rPr>
+            <w:rStyle w:val="Hyperlink"/>
+            <w:b/>
+            <w:smallCaps/>
+          </w:rPr>
+          <w:t>e</w:t>
+        </w:r>
+      </w:hyperlink>
+    </w:p>
+    <w:p>
+      <w:pPr>
+        <w:pStyle w:val="ListParagraph"/>
+        <w:numPr>
+          <w:ilvl w:val="0"/>
+          <w:numId w:val="5"/>
+        </w:numPr>
+        <w:rPr>
+          <w:b/>
+          <w:smallCaps/>
+          <w:color w:val="595959" w:themeColor="text1" w:themeTint="A6"/>
+        </w:rPr>
+      </w:pPr>
+      <w:r>
+        <w:rPr>
+          <w:b/>
+          <w:smallCaps/>
+          <w:color w:val="595959" w:themeColor="text1" w:themeTint="A6"/>
+        </w:rPr>
+        <w:t xml:space="preserve">AI for Predictive </w:t>
+      </w:r>
+      <w:proofErr w:type="spellStart"/>
+      <w:r>
+        <w:rPr>
+          <w:b/>
+          <w:smallCaps/>
+          <w:color w:val="595959" w:themeColor="text1" w:themeTint="A6"/>
+        </w:rPr>
+        <w:t>Maint</w:t>
+      </w:r>
+      <w:proofErr w:type="spellEnd"/>
+      <w:r>
+        <w:rPr>
+          <w:b/>
+          <w:smallCaps/>
+          <w:color w:val="595959" w:themeColor="text1" w:themeTint="A6"/>
+        </w:rPr>
+        <w:t xml:space="preserve"> anomaly detection </w:t>
       </w:r>
       <w:hyperlink r:id="rId25" w:history="1">
         <w:r>
@@ -1184,98 +1404,6 @@
     </w:p>
     <w:p>
       <w:pPr>
-        <w:pStyle w:val="ListParagraph"/>
-        <w:numPr>
-          <w:ilvl w:val="0"/>
-          <w:numId w:val="5"/>
-        </w:numPr>
-        <w:rPr>
-          <w:rStyle w:val="Hyperlink"/>
-          <w:b/>
-          <w:smallCaps/>
-          <w:color w:val="595959" w:themeColor="text1" w:themeTint="A6"/>
-          <w:u w:val="none"/>
-        </w:rPr>
-      </w:pPr>
-      <w:r>
-        <w:rPr>
-          <w:b/>
-          <w:smallCaps/>
-          <w:color w:val="595959" w:themeColor="text1" w:themeTint="A6"/>
-        </w:rPr>
-        <w:t xml:space="preserve">LM </w:t>
-      </w:r>
-      <w:r>
-        <w:rPr>
-          <w:b/>
-          <w:smallCaps/>
-          <w:color w:val="595959" w:themeColor="text1" w:themeTint="A6"/>
-        </w:rPr>
-        <w:t xml:space="preserve">Statistics and Probability for Python - Skills </w:t>
-      </w:r>
-      <w:hyperlink r:id="rId26" w:history="1">
-        <w:r>
-          <w:rPr>
-            <w:rStyle w:val="Hyperlink"/>
-            <w:b/>
-            <w:smallCaps/>
-          </w:rPr>
-          <w:t>Badge</w:t>
-        </w:r>
-      </w:hyperlink>
-    </w:p>
-    <w:p>
-      <w:pPr>
-        <w:pStyle w:val="ListParagraph"/>
-        <w:numPr>
-          <w:ilvl w:val="0"/>
-          <w:numId w:val="5"/>
-        </w:numPr>
-        <w:rPr>
-          <w:b/>
-          <w:smallCaps/>
-          <w:color w:val="595959" w:themeColor="text1" w:themeTint="A6"/>
-        </w:rPr>
-      </w:pPr>
-      <w:r>
-        <w:rPr>
-          <w:b/>
-          <w:smallCaps/>
-          <w:color w:val="595959" w:themeColor="text1" w:themeTint="A6"/>
-        </w:rPr>
-        <w:t xml:space="preserve">AI for Predictive </w:t>
-      </w:r>
-      <w:proofErr w:type="spellStart"/>
-      <w:r>
-        <w:rPr>
-          <w:b/>
-          <w:smallCaps/>
-          <w:color w:val="595959" w:themeColor="text1" w:themeTint="A6"/>
-        </w:rPr>
-        <w:t>Maint</w:t>
-      </w:r>
-      <w:proofErr w:type="spellEnd"/>
-      <w:r>
-        <w:rPr>
-          <w:b/>
-          <w:smallCaps/>
-          <w:color w:val="595959" w:themeColor="text1" w:themeTint="A6"/>
-        </w:rPr>
-        <w:t xml:space="preserve"> anomaly detection </w:t>
-      </w:r>
-      <w:hyperlink r:id="rId27" w:history="1">
-        <w:r>
-          <w:rPr>
-            <w:rStyle w:val="Hyperlink"/>
-            <w:b/>
-            <w:smallCaps/>
-          </w:rPr>
-          <w:t>Certificate</w:t>
-        </w:r>
-      </w:hyperlink>
-    </w:p>
-    <w:p>
-      <w:pPr>
         <w:rPr>
           <w:rFonts w:asciiTheme="majorHAnsi" w:hAnsiTheme="majorHAnsi" w:cstheme="majorHAnsi"/>
           <w:b/>
@@ -1296,7 +1424,77 @@
         <w:ind w:left="720"/>
       </w:pPr>
       <w:r>
-        <w:lastRenderedPageBreak/>
+        <w:rPr>
+          <w:b/>
+          <w:smallCaps/>
+          <w:noProof/>
+          <w:color w:val="595959" w:themeColor="text1" w:themeTint="A6"/>
+        </w:rPr>
+        <w:drawing>
+          <wp:anchor distT="0" distB="0" distL="114300" distR="114300" simplePos="0" relativeHeight="251661312" behindDoc="0" locked="0" layoutInCell="1" allowOverlap="1" wp14:anchorId="05C52EF7" wp14:editId="59B79FD1">
+            <wp:simplePos x="0" y="0"/>
+            <wp:positionH relativeFrom="column">
+              <wp:posOffset>3747135</wp:posOffset>
+            </wp:positionH>
+            <wp:positionV relativeFrom="paragraph">
+              <wp:posOffset>5913120</wp:posOffset>
+            </wp:positionV>
+            <wp:extent cx="850265" cy="850265"/>
+            <wp:effectExtent l="0" t="0" r="0" b="635"/>
+            <wp:wrapSquare wrapText="bothSides"/>
+            <wp:docPr id="258241539" name="Picture 1">
+              <a:hlinkClick xmlns:a="http://schemas.openxmlformats.org/drawingml/2006/main" r:id="rId22" tooltip="AI Fundamentals Practitioner"/>
+            </wp:docPr>
+            <wp:cNvGraphicFramePr>
+              <a:graphicFrameLocks xmlns:a="http://schemas.openxmlformats.org/drawingml/2006/main" noChangeAspect="1"/>
+            </wp:cNvGraphicFramePr>
+            <a:graphic xmlns:a="http://schemas.openxmlformats.org/drawingml/2006/main">
+              <a:graphicData uri="http://schemas.openxmlformats.org/drawingml/2006/picture">
+                <pic:pic xmlns:pic="http://schemas.openxmlformats.org/drawingml/2006/picture">
+                  <pic:nvPicPr>
+                    <pic:cNvPr id="258241539" name="Picture 1">
+                      <a:hlinkClick r:id="rId22" tooltip="AI Fundamentals Practitioner"/>
+                    </pic:cNvPr>
+                    <pic:cNvPicPr/>
+                  </pic:nvPicPr>
+                  <pic:blipFill>
+                    <a:blip r:embed="rId26" cstate="print">
+                      <a:extLst>
+                        <a:ext uri="{28A0092B-C50C-407E-A947-70E740481C1C}">
+                          <a14:useLocalDpi xmlns:a14="http://schemas.microsoft.com/office/drawing/2010/main" val="0"/>
+                        </a:ext>
+                      </a:extLst>
+                    </a:blip>
+                    <a:stretch>
+                      <a:fillRect/>
+                    </a:stretch>
+                  </pic:blipFill>
+                  <pic:spPr>
+                    <a:xfrm>
+                      <a:off x="0" y="0"/>
+                      <a:ext cx="850265" cy="850265"/>
+                    </a:xfrm>
+                    <a:prstGeom prst="rect">
+                      <a:avLst/>
+                    </a:prstGeom>
+                    <a:noFill/>
+                    <a:ln>
+                      <a:noFill/>
+                    </a:ln>
+                  </pic:spPr>
+                </pic:pic>
+              </a:graphicData>
+            </a:graphic>
+            <wp14:sizeRelH relativeFrom="page">
+              <wp14:pctWidth>0</wp14:pctWidth>
+            </wp14:sizeRelH>
+            <wp14:sizeRelV relativeFrom="page">
+              <wp14:pctHeight>0</wp14:pctHeight>
+            </wp14:sizeRelV>
+          </wp:anchor>
+        </w:drawing>
+      </w:r>
+      <w:r>
         <w:t xml:space="preserve">Python, </w:t>
       </w:r>
       <w:r>
@@ -1305,7 +1503,7 @@
       <w:r>
         <w:t xml:space="preserve"> (</w:t>
       </w:r>
-      <w:hyperlink r:id="rId28" w:history="1">
+      <w:hyperlink r:id="rId27" w:history="1">
         <w:r>
           <w:rPr>
             <w:rStyle w:val="Hyperlink"/>
@@ -2872,6 +3070,18 @@
       <w:szCs w:val="19"/>
     </w:rPr>
   </w:style>
+  <w:style w:type="character" w:styleId="FollowedHyperlink">
+    <w:name w:val="FollowedHyperlink"/>
+    <w:basedOn w:val="DefaultParagraphFont"/>
+    <w:uiPriority w:val="99"/>
+    <w:semiHidden/>
+    <w:unhideWhenUsed/>
+    <w:rsid w:val="00267754"/>
+    <w:rPr>
+      <w:color w:val="954F72" w:themeColor="followedHyperlink"/>
+      <w:u w:val="single"/>
+    </w:rPr>
+  </w:style>
 </w:styles>
 </file>
 
